--- a/Объект хандлагат программчлал 8.docx
+++ b/Объект хандлагат программчлал 8.docx
@@ -1813,8 +1813,748 @@
       <w:pPr>
         <w:pStyle w:val="NoSpacing"/>
         <w:rPr>
-          <w:rFonts w:ascii="Courier New" w:eastAsia="Courier New" w:hAnsi="Courier New" w:cs="Courier New"/>
-          <w:color w:val="00B0F0"/>
+          <w:lang w:val="mn-MN"/>
+        </w:rPr>
+      </w:pPr>
+    </w:p>
+    <w:p>
+      <w:pPr>
+        <w:pStyle w:val="NoSpacing"/>
+        <w:rPr>
+          <w:rFonts w:ascii="Aptos" w:hAnsi="Aptos" w:cs="Courier New"/>
+        </w:rPr>
+      </w:pPr>
+      <w:r>
+        <w:rPr>
+          <w:rFonts w:ascii="Aptos" w:hAnsi="Aptos" w:cs="Courier New"/>
+        </w:rPr>
+        <w:t>Статик жишээ  :</w:t>
+      </w:r>
+    </w:p>
+    <w:p>
+      <w:pPr>
+        <w:pStyle w:val="NoSpacing"/>
+        <w:rPr>
+          <w:rFonts w:ascii="Courier New" w:hAnsi="Courier New" w:cs="Courier New"/>
+        </w:rPr>
+      </w:pPr>
+    </w:p>
+    <w:p>
+      <w:pPr>
+        <w:pStyle w:val="NoSpacing"/>
+        <w:ind w:left="720"/>
+        <w:rPr>
+          <w:rFonts w:ascii="Courier New" w:hAnsi="Courier New" w:cs="Courier New"/>
+        </w:rPr>
+      </w:pPr>
+      <w:r>
+        <w:rPr>
+          <w:rFonts w:ascii="Courier New" w:hAnsi="Courier New" w:cs="Courier New"/>
+        </w:rPr>
+        <w:t>class Math {</w:t>
+      </w:r>
+      <w:r>
+        <w:rPr>
+          <w:rFonts w:ascii="Courier New" w:hAnsi="Courier New" w:cs="Courier New"/>
+        </w:rPr>
+        <w:br/>
+      </w:r>
+      <w:r>
+        <w:rPr>
+          <w:rFonts w:ascii="Courier New" w:hAnsi="Courier New" w:cs="Courier New"/>
+        </w:rPr>
+        <w:t xml:space="preserve">    </w:t>
+      </w:r>
+      <w:r>
+        <w:rPr>
+          <w:rFonts w:ascii="Courier New" w:hAnsi="Courier New" w:cs="Courier New"/>
+        </w:rPr>
+        <w:t>public:</w:t>
+      </w:r>
+      <w:r>
+        <w:rPr>
+          <w:rFonts w:ascii="Courier New" w:hAnsi="Courier New" w:cs="Courier New"/>
+        </w:rPr>
+        <w:br/>
+      </w:r>
+      <w:r>
+        <w:rPr>
+          <w:rFonts w:ascii="Courier New" w:hAnsi="Courier New" w:cs="Courier New"/>
+        </w:rPr>
+        <w:t xml:space="preserve">    </w:t>
+      </w:r>
+      <w:r>
+        <w:rPr>
+          <w:rFonts w:ascii="Courier New" w:hAnsi="Courier New" w:cs="Courier New"/>
+          <w:color w:val="0F9ED5" w:themeColor="accent4"/>
+        </w:rPr>
+        <w:t>// int хувилбар</w:t>
+      </w:r>
+      <w:r>
+        <w:rPr>
+          <w:rFonts w:ascii="Courier New" w:hAnsi="Courier New" w:cs="Courier New"/>
+        </w:rPr>
+        <w:br/>
+      </w:r>
+      <w:r>
+        <w:rPr>
+          <w:rFonts w:ascii="Courier New" w:hAnsi="Courier New" w:cs="Courier New"/>
+        </w:rPr>
+        <w:t xml:space="preserve">    </w:t>
+      </w:r>
+      <w:r>
+        <w:rPr>
+          <w:rFonts w:ascii="Courier New" w:hAnsi="Courier New" w:cs="Courier New"/>
+        </w:rPr>
+        <w:t>int add(int a, int b) {</w:t>
+      </w:r>
+      <w:r>
+        <w:rPr>
+          <w:rFonts w:ascii="Courier New" w:hAnsi="Courier New" w:cs="Courier New"/>
+        </w:rPr>
+        <w:br/>
+      </w:r>
+      <w:r>
+        <w:rPr>
+          <w:rFonts w:ascii="Courier New" w:hAnsi="Courier New" w:cs="Courier New"/>
+        </w:rPr>
+        <w:t xml:space="preserve">        </w:t>
+      </w:r>
+      <w:r>
+        <w:rPr>
+          <w:rFonts w:ascii="Courier New" w:hAnsi="Courier New" w:cs="Courier New"/>
+        </w:rPr>
+        <w:t>cout &lt;&lt; "Integer add ажиллаж байна\n";</w:t>
+      </w:r>
+      <w:r>
+        <w:rPr>
+          <w:rFonts w:ascii="Courier New" w:hAnsi="Courier New" w:cs="Courier New"/>
+        </w:rPr>
+        <w:br/>
+      </w:r>
+      <w:r>
+        <w:rPr>
+          <w:rFonts w:ascii="Courier New" w:hAnsi="Courier New" w:cs="Courier New"/>
+        </w:rPr>
+        <w:t xml:space="preserve">            </w:t>
+      </w:r>
+      <w:r>
+        <w:rPr>
+          <w:rFonts w:ascii="Courier New" w:hAnsi="Courier New" w:cs="Courier New"/>
+        </w:rPr>
+        <w:t>return a + b;</w:t>
+      </w:r>
+      <w:r>
+        <w:rPr>
+          <w:rFonts w:ascii="Courier New" w:hAnsi="Courier New" w:cs="Courier New"/>
+        </w:rPr>
+        <w:br/>
+      </w:r>
+      <w:r>
+        <w:rPr>
+          <w:rFonts w:ascii="Courier New" w:hAnsi="Courier New" w:cs="Courier New"/>
+        </w:rPr>
+        <w:t xml:space="preserve">    </w:t>
+      </w:r>
+      <w:r>
+        <w:rPr>
+          <w:rFonts w:ascii="Courier New" w:hAnsi="Courier New" w:cs="Courier New"/>
+        </w:rPr>
+        <w:t>}</w:t>
+      </w:r>
+      <w:r>
+        <w:rPr>
+          <w:rFonts w:ascii="Courier New" w:hAnsi="Courier New" w:cs="Courier New"/>
+        </w:rPr>
+        <w:br/>
+      </w:r>
+      <w:r>
+        <w:rPr>
+          <w:rFonts w:ascii="Courier New" w:hAnsi="Courier New" w:cs="Courier New"/>
+        </w:rPr>
+        <w:br/>
+      </w:r>
+    </w:p>
+    <w:p>
+      <w:pPr>
+        <w:pStyle w:val="NoSpacing"/>
+        <w:ind w:left="1440"/>
+        <w:rPr>
+          <w:lang w:val="mn-MN"/>
+        </w:rPr>
+      </w:pPr>
+      <w:r>
+        <w:rPr>
+          <w:rFonts w:ascii="Courier New" w:hAnsi="Courier New" w:cs="Courier New"/>
+          <w:color w:val="0F9ED5" w:themeColor="accent4"/>
+        </w:rPr>
+        <w:lastRenderedPageBreak/>
+        <w:t>// double хувилбар</w:t>
+      </w:r>
+      <w:r>
+        <w:rPr>
+          <w:rFonts w:ascii="Courier New" w:hAnsi="Courier New" w:cs="Courier New"/>
+        </w:rPr>
+        <w:br/>
+        <w:t>double add(double a, double b) {</w:t>
+      </w:r>
+      <w:r>
+        <w:rPr>
+          <w:rFonts w:ascii="Courier New" w:hAnsi="Courier New" w:cs="Courier New"/>
+        </w:rPr>
+        <w:br/>
+      </w:r>
+      <w:r>
+        <w:rPr>
+          <w:rFonts w:ascii="Courier New" w:hAnsi="Courier New" w:cs="Courier New"/>
+        </w:rPr>
+        <w:t xml:space="preserve">    </w:t>
+      </w:r>
+      <w:r>
+        <w:rPr>
+          <w:rFonts w:ascii="Courier New" w:hAnsi="Courier New" w:cs="Courier New"/>
+        </w:rPr>
+        <w:t>cout &lt;&lt; "Double add ажиллаж байна\n";</w:t>
+      </w:r>
+      <w:r>
+        <w:rPr>
+          <w:rFonts w:ascii="Courier New" w:hAnsi="Courier New" w:cs="Courier New"/>
+        </w:rPr>
+        <w:br/>
+      </w:r>
+      <w:r>
+        <w:rPr>
+          <w:rFonts w:ascii="Courier New" w:hAnsi="Courier New" w:cs="Courier New"/>
+        </w:rPr>
+        <w:t xml:space="preserve">        </w:t>
+      </w:r>
+      <w:r>
+        <w:rPr>
+          <w:rFonts w:ascii="Courier New" w:hAnsi="Courier New" w:cs="Courier New"/>
+        </w:rPr>
+        <w:t>return a + b;</w:t>
+      </w:r>
+      <w:r>
+        <w:rPr>
+          <w:rFonts w:ascii="Courier New" w:hAnsi="Courier New" w:cs="Courier New"/>
+        </w:rPr>
+        <w:br/>
+      </w:r>
+      <w:r>
+        <w:rPr>
+          <w:rFonts w:ascii="Courier New" w:hAnsi="Courier New" w:cs="Courier New"/>
+        </w:rPr>
+        <w:t xml:space="preserve">    </w:t>
+      </w:r>
+      <w:r>
+        <w:rPr>
+          <w:rFonts w:ascii="Courier New" w:hAnsi="Courier New" w:cs="Courier New"/>
+        </w:rPr>
+        <w:t>}</w:t>
+      </w:r>
+      <w:r>
+        <w:rPr>
+          <w:rFonts w:ascii="Courier New" w:hAnsi="Courier New" w:cs="Courier New"/>
+        </w:rPr>
+        <w:br/>
+        <w:t>};</w:t>
+      </w:r>
+      <w:r>
+        <w:rPr>
+          <w:rFonts w:ascii="Courier New" w:hAnsi="Courier New" w:cs="Courier New"/>
+        </w:rPr>
+        <w:br/>
+      </w:r>
+      <w:r>
+        <w:rPr>
+          <w:rFonts w:ascii="Courier New" w:hAnsi="Courier New" w:cs="Courier New"/>
+        </w:rPr>
+        <w:br/>
+        <w:t>int main() {</w:t>
+      </w:r>
+      <w:r>
+        <w:rPr>
+          <w:rFonts w:ascii="Courier New" w:hAnsi="Courier New" w:cs="Courier New"/>
+        </w:rPr>
+        <w:br/>
+        <w:t>Math m;</w:t>
+      </w:r>
+      <w:r>
+        <w:rPr>
+          <w:rFonts w:ascii="Courier New" w:hAnsi="Courier New" w:cs="Courier New"/>
+        </w:rPr>
+        <w:br/>
+      </w:r>
+      <w:r>
+        <w:rPr>
+          <w:rFonts w:ascii="Courier New" w:hAnsi="Courier New" w:cs="Courier New"/>
+          <w:color w:val="0F9ED5" w:themeColor="accent4"/>
+        </w:rPr>
+        <w:t xml:space="preserve">// </w:t>
+      </w:r>
+      <w:r>
+        <w:rPr>
+          <w:rFonts w:ascii="Courier New" w:hAnsi="Courier New" w:cs="Courier New"/>
+          <w:color w:val="0F9ED5" w:themeColor="accent4"/>
+        </w:rPr>
+        <w:t xml:space="preserve">компайл хийхээс өмнө шийдэгдэнэ </w:t>
+      </w:r>
+      <w:r>
+        <w:rPr>
+          <w:rFonts w:ascii="Courier New" w:hAnsi="Courier New" w:cs="Courier New"/>
+        </w:rPr>
+        <w:br/>
+        <w:t>cout &lt;&lt; m.add(2, 3) &lt;&lt; endl; // int функц</w:t>
+      </w:r>
+      <w:r>
+        <w:rPr>
+          <w:rFonts w:ascii="Courier New" w:hAnsi="Courier New" w:cs="Courier New"/>
+        </w:rPr>
+        <w:br/>
+        <w:t>cout &lt;&lt; m.add(2.5, 3.5) &lt;&lt; endl; // double функц</w:t>
+      </w:r>
+      <w:r>
+        <w:rPr>
+          <w:rFonts w:ascii="Courier New" w:hAnsi="Courier New" w:cs="Courier New"/>
+        </w:rPr>
+        <w:br/>
+        <w:t>}</w:t>
+      </w:r>
+    </w:p>
+    <w:p>
+      <w:pPr>
+        <w:pStyle w:val="NoSpacing"/>
+        <w:rPr>
+          <w:lang w:val="mn-MN"/>
+        </w:rPr>
+      </w:pPr>
+    </w:p>
+    <w:p>
+      <w:pPr>
+        <w:pStyle w:val="NoSpacing"/>
+        <w:rPr>
+          <w:lang w:val="mn-MN"/>
+        </w:rPr>
+      </w:pPr>
+    </w:p>
+    <w:p>
+      <w:pPr>
+        <w:pStyle w:val="NoSpacing"/>
+        <w:rPr>
+          <w:lang w:val="mn-MN"/>
+        </w:rPr>
+      </w:pPr>
+      <w:r>
+        <w:rPr>
+          <w:lang w:val="mn-MN"/>
+        </w:rPr>
+        <w:t xml:space="preserve">Динамик жишээ : </w:t>
+      </w:r>
+    </w:p>
+    <w:p>
+      <w:pPr>
+        <w:pStyle w:val="NoSpacing"/>
+        <w:rPr>
+          <w:lang w:val="mn-MN"/>
+        </w:rPr>
+      </w:pPr>
+      <w:r>
+        <w:rPr>
+          <w:lang w:val="mn-MN"/>
+        </w:rPr>
+        <w:tab/>
+      </w:r>
+    </w:p>
+    <w:p>
+      <w:pPr>
+        <w:pStyle w:val="NoSpacing"/>
+        <w:ind w:left="720"/>
+        <w:rPr>
+          <w:rFonts w:ascii="Courier New" w:hAnsi="Courier New" w:cs="Courier New"/>
+          <w:lang w:val="mn-MN"/>
+        </w:rPr>
+      </w:pPr>
+      <w:r>
+        <w:rPr>
+          <w:rFonts w:ascii="Courier New" w:hAnsi="Courier New" w:cs="Courier New"/>
+        </w:rPr>
+        <w:t>class Shape {</w:t>
+      </w:r>
+      <w:r>
+        <w:rPr>
+          <w:rFonts w:ascii="Courier New" w:hAnsi="Courier New" w:cs="Courier New"/>
+        </w:rPr>
+        <w:br/>
+      </w:r>
+      <w:r>
+        <w:rPr>
+          <w:rFonts w:ascii="Courier New" w:hAnsi="Courier New" w:cs="Courier New"/>
+        </w:rPr>
+        <w:t xml:space="preserve">    </w:t>
+      </w:r>
+      <w:r>
+        <w:rPr>
+          <w:rFonts w:ascii="Courier New" w:hAnsi="Courier New" w:cs="Courier New"/>
+        </w:rPr>
+        <w:t>public:</w:t>
+      </w:r>
+      <w:r>
+        <w:rPr>
+          <w:rFonts w:ascii="Courier New" w:hAnsi="Courier New" w:cs="Courier New"/>
+        </w:rPr>
+        <w:br/>
+      </w:r>
+      <w:r>
+        <w:rPr>
+          <w:rFonts w:ascii="Courier New" w:hAnsi="Courier New" w:cs="Courier New"/>
+        </w:rPr>
+        <w:t xml:space="preserve">        </w:t>
+      </w:r>
+      <w:r>
+        <w:rPr>
+          <w:rFonts w:ascii="Courier New" w:hAnsi="Courier New" w:cs="Courier New"/>
+        </w:rPr>
+        <w:t>virtual void draw() {</w:t>
+      </w:r>
+      <w:r>
+        <w:rPr>
+          <w:rFonts w:ascii="Courier New" w:hAnsi="Courier New" w:cs="Courier New"/>
+        </w:rPr>
+        <w:br/>
+      </w:r>
+      <w:r>
+        <w:rPr>
+          <w:rFonts w:ascii="Courier New" w:hAnsi="Courier New" w:cs="Courier New"/>
+        </w:rPr>
+        <w:t xml:space="preserve">            </w:t>
+      </w:r>
+      <w:r>
+        <w:rPr>
+          <w:rFonts w:ascii="Courier New" w:hAnsi="Courier New" w:cs="Courier New"/>
+        </w:rPr>
+        <w:t>cout &lt;&lt; "Drawing Shape\n";</w:t>
+      </w:r>
+      <w:r>
+        <w:rPr>
+          <w:rFonts w:ascii="Courier New" w:hAnsi="Courier New" w:cs="Courier New"/>
+        </w:rPr>
+        <w:br/>
+      </w:r>
+      <w:r>
+        <w:rPr>
+          <w:rFonts w:ascii="Courier New" w:hAnsi="Courier New" w:cs="Courier New"/>
+        </w:rPr>
+        <w:t xml:space="preserve">    </w:t>
+      </w:r>
+      <w:r>
+        <w:rPr>
+          <w:rFonts w:ascii="Courier New" w:hAnsi="Courier New" w:cs="Courier New"/>
+        </w:rPr>
+        <w:t>}</w:t>
+      </w:r>
+      <w:r>
+        <w:rPr>
+          <w:rFonts w:ascii="Courier New" w:hAnsi="Courier New" w:cs="Courier New"/>
+        </w:rPr>
+        <w:br/>
+        <w:t>};</w:t>
+      </w:r>
+      <w:r>
+        <w:rPr>
+          <w:rFonts w:ascii="Courier New" w:hAnsi="Courier New" w:cs="Courier New"/>
+        </w:rPr>
+        <w:br/>
+      </w:r>
+      <w:r>
+        <w:rPr>
+          <w:rFonts w:ascii="Courier New" w:hAnsi="Courier New" w:cs="Courier New"/>
+        </w:rPr>
+        <w:br/>
+        <w:t>class Circle : public Shape {</w:t>
+      </w:r>
+      <w:r>
+        <w:rPr>
+          <w:rFonts w:ascii="Courier New" w:hAnsi="Courier New" w:cs="Courier New"/>
+        </w:rPr>
+        <w:br/>
+      </w:r>
+      <w:r>
+        <w:rPr>
+          <w:rFonts w:ascii="Courier New" w:hAnsi="Courier New" w:cs="Courier New"/>
+        </w:rPr>
+        <w:t xml:space="preserve">    </w:t>
+      </w:r>
+      <w:r>
+        <w:rPr>
+          <w:rFonts w:ascii="Courier New" w:hAnsi="Courier New" w:cs="Courier New"/>
+        </w:rPr>
+        <w:t>public:</w:t>
+      </w:r>
+      <w:r>
+        <w:rPr>
+          <w:rFonts w:ascii="Courier New" w:hAnsi="Courier New" w:cs="Courier New"/>
+        </w:rPr>
+        <w:br/>
+      </w:r>
+      <w:r>
+        <w:rPr>
+          <w:rFonts w:ascii="Courier New" w:hAnsi="Courier New" w:cs="Courier New"/>
+        </w:rPr>
+        <w:t xml:space="preserve">        </w:t>
+      </w:r>
+      <w:r>
+        <w:rPr>
+          <w:rFonts w:ascii="Courier New" w:hAnsi="Courier New" w:cs="Courier New"/>
+        </w:rPr>
+        <w:t>void draw() {</w:t>
+      </w:r>
+      <w:r>
+        <w:rPr>
+          <w:rFonts w:ascii="Courier New" w:hAnsi="Courier New" w:cs="Courier New"/>
+        </w:rPr>
+        <w:br/>
+      </w:r>
+      <w:r>
+        <w:rPr>
+          <w:rFonts w:ascii="Courier New" w:hAnsi="Courier New" w:cs="Courier New"/>
+        </w:rPr>
+        <w:t xml:space="preserve">            </w:t>
+      </w:r>
+      <w:r>
+        <w:rPr>
+          <w:rFonts w:ascii="Courier New" w:hAnsi="Courier New" w:cs="Courier New"/>
+        </w:rPr>
+        <w:t>cout &lt;&lt; "Drawing Circle\n";</w:t>
+      </w:r>
+      <w:r>
+        <w:rPr>
+          <w:rFonts w:ascii="Courier New" w:hAnsi="Courier New" w:cs="Courier New"/>
+        </w:rPr>
+        <w:br/>
+      </w:r>
+      <w:r>
+        <w:rPr>
+          <w:rFonts w:ascii="Courier New" w:hAnsi="Courier New" w:cs="Courier New"/>
+        </w:rPr>
+        <w:t xml:space="preserve">    </w:t>
+      </w:r>
+      <w:r>
+        <w:rPr>
+          <w:rFonts w:ascii="Courier New" w:hAnsi="Courier New" w:cs="Courier New"/>
+        </w:rPr>
+        <w:t>}</w:t>
+      </w:r>
+      <w:r>
+        <w:rPr>
+          <w:rFonts w:ascii="Courier New" w:hAnsi="Courier New" w:cs="Courier New"/>
+        </w:rPr>
+        <w:br/>
+        <w:t>};</w:t>
+      </w:r>
+      <w:r>
+        <w:rPr>
+          <w:rFonts w:ascii="Courier New" w:hAnsi="Courier New" w:cs="Courier New"/>
+        </w:rPr>
+        <w:br/>
+      </w:r>
+      <w:r>
+        <w:rPr>
+          <w:rFonts w:ascii="Courier New" w:hAnsi="Courier New" w:cs="Courier New"/>
+        </w:rPr>
+        <w:br/>
+        <w:t>class Rectangle : public Shape {</w:t>
+      </w:r>
+      <w:r>
+        <w:rPr>
+          <w:rFonts w:ascii="Courier New" w:hAnsi="Courier New" w:cs="Courier New"/>
+        </w:rPr>
+        <w:br/>
+      </w:r>
+      <w:r>
+        <w:rPr>
+          <w:rFonts w:ascii="Courier New" w:hAnsi="Courier New" w:cs="Courier New"/>
+        </w:rPr>
+        <w:t xml:space="preserve">    </w:t>
+      </w:r>
+      <w:r>
+        <w:rPr>
+          <w:rFonts w:ascii="Courier New" w:hAnsi="Courier New" w:cs="Courier New"/>
+        </w:rPr>
+        <w:t>public:</w:t>
+      </w:r>
+      <w:r>
+        <w:rPr>
+          <w:rFonts w:ascii="Courier New" w:hAnsi="Courier New" w:cs="Courier New"/>
+        </w:rPr>
+        <w:br/>
+      </w:r>
+      <w:r>
+        <w:rPr>
+          <w:rFonts w:ascii="Courier New" w:hAnsi="Courier New" w:cs="Courier New"/>
+        </w:rPr>
+        <w:t xml:space="preserve">        </w:t>
+      </w:r>
+      <w:r>
+        <w:rPr>
+          <w:rFonts w:ascii="Courier New" w:hAnsi="Courier New" w:cs="Courier New"/>
+        </w:rPr>
+        <w:t>void draw() {</w:t>
+      </w:r>
+      <w:r>
+        <w:rPr>
+          <w:rFonts w:ascii="Courier New" w:hAnsi="Courier New" w:cs="Courier New"/>
+        </w:rPr>
+        <w:br/>
+      </w:r>
+      <w:r>
+        <w:rPr>
+          <w:rFonts w:ascii="Courier New" w:hAnsi="Courier New" w:cs="Courier New"/>
+        </w:rPr>
+        <w:t xml:space="preserve">            </w:t>
+      </w:r>
+      <w:r>
+        <w:rPr>
+          <w:rFonts w:ascii="Courier New" w:hAnsi="Courier New" w:cs="Courier New"/>
+        </w:rPr>
+        <w:t>cout &lt;&lt; "Drawing Rectangle\n";</w:t>
+      </w:r>
+      <w:r>
+        <w:rPr>
+          <w:rFonts w:ascii="Courier New" w:hAnsi="Courier New" w:cs="Courier New"/>
+        </w:rPr>
+        <w:br/>
+      </w:r>
+      <w:r>
+        <w:rPr>
+          <w:rFonts w:ascii="Courier New" w:hAnsi="Courier New" w:cs="Courier New"/>
+        </w:rPr>
+        <w:t xml:space="preserve">    </w:t>
+      </w:r>
+      <w:r>
+        <w:rPr>
+          <w:rFonts w:ascii="Courier New" w:hAnsi="Courier New" w:cs="Courier New"/>
+        </w:rPr>
+        <w:t>}</w:t>
+      </w:r>
+      <w:r>
+        <w:rPr>
+          <w:rFonts w:ascii="Courier New" w:hAnsi="Courier New" w:cs="Courier New"/>
+        </w:rPr>
+        <w:br/>
+        <w:t>};</w:t>
+      </w:r>
+      <w:r>
+        <w:rPr>
+          <w:rFonts w:ascii="Courier New" w:hAnsi="Courier New" w:cs="Courier New"/>
+        </w:rPr>
+        <w:br/>
+      </w:r>
+      <w:r>
+        <w:rPr>
+          <w:rFonts w:ascii="Courier New" w:hAnsi="Courier New" w:cs="Courier New"/>
+        </w:rPr>
+        <w:br/>
+        <w:t>int main() {</w:t>
+      </w:r>
+      <w:r>
+        <w:rPr>
+          <w:rFonts w:ascii="Courier New" w:hAnsi="Courier New" w:cs="Courier New"/>
+        </w:rPr>
+        <w:br/>
+      </w:r>
+      <w:r>
+        <w:rPr>
+          <w:rFonts w:ascii="Courier New" w:hAnsi="Courier New" w:cs="Courier New"/>
+        </w:rPr>
+        <w:lastRenderedPageBreak/>
+        <w:t>Shape* s;</w:t>
+      </w:r>
+      <w:r>
+        <w:rPr>
+          <w:rFonts w:ascii="Courier New" w:hAnsi="Courier New" w:cs="Courier New"/>
+        </w:rPr>
+        <w:br/>
+      </w:r>
+      <w:r>
+        <w:rPr>
+          <w:rFonts w:ascii="Courier New" w:hAnsi="Courier New" w:cs="Courier New"/>
+        </w:rPr>
+        <w:br/>
+        <w:t>Circle c;</w:t>
+      </w:r>
+      <w:r>
+        <w:rPr>
+          <w:rFonts w:ascii="Courier New" w:hAnsi="Courier New" w:cs="Courier New"/>
+        </w:rPr>
+        <w:br/>
+        <w:t>Rectangle r;</w:t>
+      </w:r>
+      <w:r>
+        <w:rPr>
+          <w:rFonts w:ascii="Courier New" w:hAnsi="Courier New" w:cs="Courier New"/>
+        </w:rPr>
+        <w:br/>
+      </w:r>
+      <w:r>
+        <w:rPr>
+          <w:rFonts w:ascii="Courier New" w:hAnsi="Courier New" w:cs="Courier New"/>
+        </w:rPr>
+        <w:br/>
+        <w:t>s = &amp;c;</w:t>
+      </w:r>
+      <w:r>
+        <w:rPr>
+          <w:rFonts w:ascii="Courier New" w:hAnsi="Courier New" w:cs="Courier New"/>
+        </w:rPr>
+        <w:br/>
+        <w:t>s-&gt;draw(); // Circle</w:t>
+      </w:r>
+      <w:r>
+        <w:rPr>
+          <w:rFonts w:ascii="Courier New" w:hAnsi="Courier New" w:cs="Courier New"/>
+        </w:rPr>
+        <w:br/>
+      </w:r>
+      <w:r>
+        <w:rPr>
+          <w:rFonts w:ascii="Courier New" w:hAnsi="Courier New" w:cs="Courier New"/>
+        </w:rPr>
+        <w:br/>
+        <w:t>s = &amp;r;</w:t>
+      </w:r>
+      <w:r>
+        <w:rPr>
+          <w:rFonts w:ascii="Courier New" w:hAnsi="Courier New" w:cs="Courier New"/>
+        </w:rPr>
+        <w:br/>
+        <w:t>s-&gt;draw(); // Rectangle</w:t>
+      </w:r>
+      <w:r>
+        <w:rPr>
+          <w:rFonts w:ascii="Courier New" w:hAnsi="Courier New" w:cs="Courier New"/>
+        </w:rPr>
+        <w:br/>
+      </w:r>
+      <w:r>
+        <w:rPr>
+          <w:rFonts w:ascii="Courier New" w:hAnsi="Courier New" w:cs="Courier New"/>
+        </w:rPr>
+        <w:br/>
+        <w:t>}</w:t>
+      </w:r>
+    </w:p>
+    <w:p>
+      <w:pPr>
+        <w:pStyle w:val="NoSpacing"/>
+        <w:rPr>
+          <w:lang w:val="mn-MN"/>
+        </w:rPr>
+      </w:pPr>
+    </w:p>
+    <w:p>
+      <w:pPr>
+        <w:pStyle w:val="NoSpacing"/>
+        <w:rPr>
           <w:lang w:val="mn-MN"/>
         </w:rPr>
       </w:pPr>
@@ -1998,7 +2738,6 @@
         <w:rPr>
           <w:lang w:val="mn-MN"/>
         </w:rPr>
-        <w:lastRenderedPageBreak/>
         <w:t xml:space="preserve">Static </w:t>
       </w:r>
       <w:r>
@@ -2216,6 +2955,7 @@
           <w:rFonts w:ascii="Courier New" w:hAnsi="Courier New" w:cs="Courier New"/>
           <w:lang w:val="mn-MN"/>
         </w:rPr>
+        <w:lastRenderedPageBreak/>
         <w:t xml:space="preserve">    Counter() {</w:t>
       </w:r>
     </w:p>
@@ -2662,7 +3402,6 @@
           <w:rFonts w:ascii="Courier New" w:hAnsi="Courier New" w:cs="Courier New"/>
           <w:lang w:val="mn-MN"/>
         </w:rPr>
-        <w:lastRenderedPageBreak/>
         <w:t>class Student {</w:t>
       </w:r>
     </w:p>
@@ -2944,6 +3683,7 @@
           <w:rFonts w:ascii="Courier New" w:hAnsi="Courier New" w:cs="Courier New"/>
           <w:lang w:val="mn-MN"/>
         </w:rPr>
+        <w:lastRenderedPageBreak/>
         <w:t xml:space="preserve">        cout &lt;&lt; "Name: " &lt;&lt; name &lt;&lt; endl;</w:t>
       </w:r>
     </w:p>
@@ -3366,7 +4106,6 @@
           <w:szCs w:val="28"/>
           <w:lang w:val="mn-MN"/>
         </w:rPr>
-        <w:lastRenderedPageBreak/>
         <w:t>3.</w:t>
       </w:r>
       <w:r>
@@ -3579,6 +4318,7 @@
         <w:rPr>
           <w:rFonts w:ascii="Courier New" w:hAnsi="Courier New" w:cs="Courier New"/>
         </w:rPr>
+        <w:lastRenderedPageBreak/>
         <w:t xml:space="preserve">    </w:t>
       </w:r>
       <w:r>
@@ -3903,7 +4643,6 @@
           <w:szCs w:val="28"/>
           <w:lang w:val="mn-MN"/>
         </w:rPr>
-        <w:lastRenderedPageBreak/>
         <w:t>3.</w:t>
       </w:r>
       <w:r>
@@ -4188,6 +4927,7 @@
           <w:color w:val="0F9ED5" w:themeColor="accent4"/>
           <w:lang w:val="mn-MN"/>
         </w:rPr>
+        <w:lastRenderedPageBreak/>
         <w:t xml:space="preserve">// </w:t>
       </w:r>
       <w:r>
@@ -4858,6 +5598,7 @@
         <w:rPr>
           <w:lang w:val="mn-MN"/>
         </w:rPr>
+        <w:lastRenderedPageBreak/>
         <w:t>Жи</w:t>
       </w:r>
       <w:r>
@@ -5272,7 +6013,6 @@
           <w:rStyle w:val="IntenseEmphasis"/>
           <w:color w:val="EE0000"/>
         </w:rPr>
-        <w:lastRenderedPageBreak/>
         <w:t>class Bird : public Animal</w:t>
       </w:r>
       <w:r>
@@ -5907,6 +6647,7 @@
           <w:color w:val="000000" w:themeColor="text1"/>
           <w:lang w:val="mn-MN"/>
         </w:rPr>
+        <w:lastRenderedPageBreak/>
         <w:t>class Shape{</w:t>
       </w:r>
     </w:p>
@@ -6339,7 +7080,6 @@
           <w:color w:val="000000" w:themeColor="text1"/>
           <w:lang w:val="mn-MN"/>
         </w:rPr>
-        <w:lastRenderedPageBreak/>
         <w:t xml:space="preserve">        </w:t>
       </w:r>
       <w:r>
@@ -6595,6 +7335,7 @@
           <w:color w:val="000000" w:themeColor="text1"/>
           <w:lang w:val="mn-MN"/>
         </w:rPr>
+        <w:lastRenderedPageBreak/>
         <w:t xml:space="preserve"> </w:t>
       </w:r>
     </w:p>
@@ -7050,7 +7791,6 @@
           <w:color w:val="000000" w:themeColor="text1"/>
           <w:lang w:val="mn-MN"/>
         </w:rPr>
-        <w:lastRenderedPageBreak/>
         <w:t xml:space="preserve">            return 2 * 3.14 * radius ; </w:t>
       </w:r>
     </w:p>
@@ -7281,6 +8021,7 @@
           <w:color w:val="000000" w:themeColor="text1"/>
           <w:lang w:val="mn-MN"/>
         </w:rPr>
+        <w:lastRenderedPageBreak/>
         <w:t xml:space="preserve">        float tal ; </w:t>
       </w:r>
     </w:p>
@@ -7735,7 +8476,6 @@
           <w:color w:val="000000" w:themeColor="text1"/>
           <w:lang w:val="mn-MN"/>
         </w:rPr>
-        <w:lastRenderedPageBreak/>
         <w:t xml:space="preserve">        }</w:t>
       </w:r>
     </w:p>
@@ -7951,6 +8691,7 @@
           <w:color w:val="000000" w:themeColor="text1"/>
           <w:lang w:val="mn-MN"/>
         </w:rPr>
+        <w:lastRenderedPageBreak/>
         <w:t>public:</w:t>
       </w:r>
     </w:p>
@@ -8410,7 +9151,6 @@
           <w:color w:val="000000" w:themeColor="text1"/>
           <w:lang w:val="mn-MN"/>
         </w:rPr>
-        <w:lastRenderedPageBreak/>
         <w:t xml:space="preserve">    }</w:t>
       </w:r>
     </w:p>
@@ -8633,6 +9373,7 @@
           <w:color w:val="000000" w:themeColor="text1"/>
           <w:lang w:val="mn-MN"/>
         </w:rPr>
+        <w:lastRenderedPageBreak/>
         <w:t xml:space="preserve">                swap(shapes[j], shapes[j + 1]);</w:t>
       </w:r>
     </w:p>
@@ -9926,7 +10667,6 @@
           <w:szCs w:val="28"/>
           <w:lang w:val="mn-MN"/>
         </w:rPr>
-        <w:lastRenderedPageBreak/>
         <w:t>6. АШИГЛАСАН МАТЕРИАЛ</w:t>
       </w:r>
     </w:p>
@@ -10182,6 +10922,7 @@
           <w:color w:val="000000" w:themeColor="text1"/>
           <w:lang w:val="mn-MN"/>
         </w:rPr>
+        <w:lastRenderedPageBreak/>
         <w:t xml:space="preserve">    float x;</w:t>
       </w:r>
     </w:p>
@@ -10534,8 +11275,360 @@
           <w:color w:val="000000" w:themeColor="text1"/>
           <w:lang w:val="mn-MN"/>
         </w:rPr>
+        <w:t xml:space="preserve">        string name;</w:t>
+      </w:r>
+    </w:p>
+    <w:p>
+      <w:pPr>
+        <w:tabs>
+          <w:tab w:val="left" w:pos="720"/>
+        </w:tabs>
+        <w:spacing w:line="278" w:lineRule="auto"/>
+        <w:ind w:left="720"/>
+        <w:rPr>
+          <w:rFonts w:ascii="Courier New" w:hAnsi="Courier New" w:cs="Courier New"/>
+          <w:color w:val="000000" w:themeColor="text1"/>
+          <w:lang w:val="mn-MN"/>
+        </w:rPr>
+      </w:pPr>
+      <w:r>
+        <w:rPr>
+          <w:rFonts w:ascii="Courier New" w:hAnsi="Courier New" w:cs="Courier New"/>
+          <w:color w:val="000000" w:themeColor="text1"/>
+          <w:lang w:val="mn-MN"/>
+        </w:rPr>
+        <w:t xml:space="preserve">    public :</w:t>
+      </w:r>
+    </w:p>
+    <w:p>
+      <w:pPr>
+        <w:tabs>
+          <w:tab w:val="left" w:pos="720"/>
+        </w:tabs>
+        <w:spacing w:line="278" w:lineRule="auto"/>
+        <w:ind w:left="720"/>
+        <w:rPr>
+          <w:rFonts w:ascii="Courier New" w:hAnsi="Courier New" w:cs="Courier New"/>
+          <w:color w:val="000000" w:themeColor="text1"/>
+          <w:lang w:val="mn-MN"/>
+        </w:rPr>
+      </w:pPr>
+      <w:r>
+        <w:rPr>
+          <w:rFonts w:ascii="Courier New" w:hAnsi="Courier New" w:cs="Courier New"/>
+          <w:color w:val="000000" w:themeColor="text1"/>
+          <w:lang w:val="mn-MN"/>
+        </w:rPr>
+        <w:t xml:space="preserve">        Shape2D(string n) : Shape() {</w:t>
+      </w:r>
+    </w:p>
+    <w:p>
+      <w:pPr>
+        <w:tabs>
+          <w:tab w:val="left" w:pos="720"/>
+        </w:tabs>
+        <w:spacing w:line="278" w:lineRule="auto"/>
+        <w:ind w:left="720"/>
+        <w:rPr>
+          <w:rFonts w:ascii="Courier New" w:hAnsi="Courier New" w:cs="Courier New"/>
+          <w:color w:val="000000" w:themeColor="text1"/>
+          <w:lang w:val="mn-MN"/>
+        </w:rPr>
+      </w:pPr>
+      <w:r>
+        <w:rPr>
+          <w:rFonts w:ascii="Courier New" w:hAnsi="Courier New" w:cs="Courier New"/>
+          <w:color w:val="000000" w:themeColor="text1"/>
+          <w:lang w:val="mn-MN"/>
+        </w:rPr>
+        <w:t xml:space="preserve">            name = n;</w:t>
+      </w:r>
+    </w:p>
+    <w:p>
+      <w:pPr>
+        <w:tabs>
+          <w:tab w:val="left" w:pos="720"/>
+        </w:tabs>
+        <w:spacing w:line="278" w:lineRule="auto"/>
+        <w:ind w:left="720"/>
+        <w:rPr>
+          <w:rFonts w:ascii="Courier New" w:hAnsi="Courier New" w:cs="Courier New"/>
+          <w:color w:val="000000" w:themeColor="text1"/>
+          <w:lang w:val="mn-MN"/>
+        </w:rPr>
+      </w:pPr>
+      <w:r>
+        <w:rPr>
+          <w:rFonts w:ascii="Courier New" w:hAnsi="Courier New" w:cs="Courier New"/>
+          <w:color w:val="000000" w:themeColor="text1"/>
+          <w:lang w:val="mn-MN"/>
+        </w:rPr>
+        <w:t xml:space="preserve">        }</w:t>
+      </w:r>
+    </w:p>
+    <w:p>
+      <w:pPr>
+        <w:tabs>
+          <w:tab w:val="left" w:pos="720"/>
+        </w:tabs>
+        <w:spacing w:line="278" w:lineRule="auto"/>
+        <w:ind w:left="720"/>
+        <w:rPr>
+          <w:rFonts w:ascii="Courier New" w:hAnsi="Courier New" w:cs="Courier New"/>
+          <w:color w:val="000000" w:themeColor="text1"/>
+          <w:lang w:val="mn-MN"/>
+        </w:rPr>
+      </w:pPr>
+      <w:r>
+        <w:rPr>
+          <w:rFonts w:ascii="Courier New" w:hAnsi="Courier New" w:cs="Courier New"/>
+          <w:color w:val="000000" w:themeColor="text1"/>
+          <w:lang w:val="mn-MN"/>
+        </w:rPr>
+        <w:t xml:space="preserve">        virtual float talbai() = 0 ;</w:t>
+      </w:r>
+    </w:p>
+    <w:p>
+      <w:pPr>
+        <w:tabs>
+          <w:tab w:val="left" w:pos="720"/>
+        </w:tabs>
+        <w:spacing w:line="278" w:lineRule="auto"/>
+        <w:ind w:left="720"/>
+        <w:rPr>
+          <w:rFonts w:ascii="Courier New" w:hAnsi="Courier New" w:cs="Courier New"/>
+          <w:color w:val="000000" w:themeColor="text1"/>
+          <w:lang w:val="mn-MN"/>
+        </w:rPr>
+      </w:pPr>
+      <w:r>
+        <w:rPr>
+          <w:rFonts w:ascii="Courier New" w:hAnsi="Courier New" w:cs="Courier New"/>
+          <w:color w:val="000000" w:themeColor="text1"/>
+          <w:lang w:val="mn-MN"/>
+        </w:rPr>
+        <w:t xml:space="preserve">        virtual float perimetr() = 0 ; </w:t>
+      </w:r>
+    </w:p>
+    <w:p>
+      <w:pPr>
+        <w:tabs>
+          <w:tab w:val="left" w:pos="720"/>
+        </w:tabs>
+        <w:spacing w:line="278" w:lineRule="auto"/>
+        <w:ind w:left="720"/>
+        <w:rPr>
+          <w:rFonts w:ascii="Courier New" w:hAnsi="Courier New" w:cs="Courier New"/>
+          <w:color w:val="000000" w:themeColor="text1"/>
+          <w:lang w:val="mn-MN"/>
+        </w:rPr>
+      </w:pPr>
+      <w:r>
+        <w:rPr>
+          <w:rFonts w:ascii="Courier New" w:hAnsi="Courier New" w:cs="Courier New"/>
+          <w:color w:val="000000" w:themeColor="text1"/>
+          <w:lang w:val="mn-MN"/>
+        </w:rPr>
+        <w:t xml:space="preserve">        string getName(){</w:t>
+      </w:r>
+    </w:p>
+    <w:p>
+      <w:pPr>
+        <w:tabs>
+          <w:tab w:val="left" w:pos="720"/>
+        </w:tabs>
+        <w:spacing w:line="278" w:lineRule="auto"/>
+        <w:ind w:left="720"/>
+        <w:rPr>
+          <w:rFonts w:ascii="Courier New" w:hAnsi="Courier New" w:cs="Courier New"/>
+          <w:color w:val="000000" w:themeColor="text1"/>
+          <w:lang w:val="mn-MN"/>
+        </w:rPr>
+      </w:pPr>
+      <w:r>
+        <w:rPr>
+          <w:rFonts w:ascii="Courier New" w:hAnsi="Courier New" w:cs="Courier New"/>
+          <w:color w:val="000000" w:themeColor="text1"/>
+          <w:lang w:val="mn-MN"/>
+        </w:rPr>
+        <w:t xml:space="preserve">            return name ; </w:t>
+      </w:r>
+    </w:p>
+    <w:p>
+      <w:pPr>
+        <w:tabs>
+          <w:tab w:val="left" w:pos="720"/>
+        </w:tabs>
+        <w:spacing w:line="278" w:lineRule="auto"/>
+        <w:ind w:left="720"/>
+        <w:rPr>
+          <w:rFonts w:ascii="Courier New" w:hAnsi="Courier New" w:cs="Courier New"/>
+          <w:color w:val="000000" w:themeColor="text1"/>
+          <w:lang w:val="mn-MN"/>
+        </w:rPr>
+      </w:pPr>
+      <w:r>
+        <w:rPr>
+          <w:rFonts w:ascii="Courier New" w:hAnsi="Courier New" w:cs="Courier New"/>
+          <w:color w:val="000000" w:themeColor="text1"/>
+          <w:lang w:val="mn-MN"/>
+        </w:rPr>
+        <w:t xml:space="preserve">        }</w:t>
+      </w:r>
+    </w:p>
+    <w:p>
+      <w:pPr>
+        <w:tabs>
+          <w:tab w:val="left" w:pos="720"/>
+        </w:tabs>
+        <w:spacing w:line="278" w:lineRule="auto"/>
+        <w:ind w:left="720"/>
+        <w:rPr>
+          <w:rFonts w:ascii="Courier New" w:hAnsi="Courier New" w:cs="Courier New"/>
+          <w:color w:val="000000" w:themeColor="text1"/>
+          <w:lang w:val="mn-MN"/>
+        </w:rPr>
+      </w:pPr>
+      <w:r>
+        <w:rPr>
+          <w:rFonts w:ascii="Courier New" w:hAnsi="Courier New" w:cs="Courier New"/>
+          <w:color w:val="000000" w:themeColor="text1"/>
+          <w:lang w:val="mn-MN"/>
+        </w:rPr>
         <w:lastRenderedPageBreak/>
-        <w:t xml:space="preserve">        string name;</w:t>
+        <w:t xml:space="preserve">        virtual ~Shape2D(){}</w:t>
+      </w:r>
+    </w:p>
+    <w:p>
+      <w:pPr>
+        <w:tabs>
+          <w:tab w:val="left" w:pos="720"/>
+        </w:tabs>
+        <w:spacing w:line="278" w:lineRule="auto"/>
+        <w:ind w:left="720"/>
+        <w:rPr>
+          <w:rFonts w:ascii="Courier New" w:hAnsi="Courier New" w:cs="Courier New"/>
+          <w:color w:val="000000" w:themeColor="text1"/>
+          <w:lang w:val="mn-MN"/>
+        </w:rPr>
+      </w:pPr>
+      <w:r>
+        <w:rPr>
+          <w:rFonts w:ascii="Courier New" w:hAnsi="Courier New" w:cs="Courier New"/>
+          <w:color w:val="000000" w:themeColor="text1"/>
+          <w:lang w:val="mn-MN"/>
+        </w:rPr>
+        <w:t xml:space="preserve">} ; </w:t>
+      </w:r>
+    </w:p>
+    <w:p>
+      <w:pPr>
+        <w:tabs>
+          <w:tab w:val="left" w:pos="720"/>
+        </w:tabs>
+        <w:spacing w:line="278" w:lineRule="auto"/>
+        <w:ind w:left="720"/>
+        <w:rPr>
+          <w:rFonts w:ascii="Courier New" w:hAnsi="Courier New" w:cs="Courier New"/>
+          <w:color w:val="000000" w:themeColor="text1"/>
+          <w:lang w:val="mn-MN"/>
+        </w:rPr>
+      </w:pPr>
+      <w:r>
+        <w:rPr>
+          <w:rFonts w:ascii="Courier New" w:hAnsi="Courier New" w:cs="Courier New"/>
+          <w:color w:val="000000" w:themeColor="text1"/>
+          <w:lang w:val="mn-MN"/>
+        </w:rPr>
+        <w:t xml:space="preserve"> </w:t>
+      </w:r>
+    </w:p>
+    <w:p>
+      <w:pPr>
+        <w:tabs>
+          <w:tab w:val="left" w:pos="720"/>
+        </w:tabs>
+        <w:spacing w:line="278" w:lineRule="auto"/>
+        <w:ind w:left="720"/>
+        <w:rPr>
+          <w:rFonts w:ascii="Courier New" w:hAnsi="Courier New" w:cs="Courier New"/>
+          <w:color w:val="000000" w:themeColor="text1"/>
+          <w:lang w:val="mn-MN"/>
+        </w:rPr>
+      </w:pPr>
+      <w:r>
+        <w:rPr>
+          <w:rFonts w:ascii="Courier New" w:hAnsi="Courier New" w:cs="Courier New"/>
+          <w:color w:val="000000" w:themeColor="text1"/>
+          <w:lang w:val="mn-MN"/>
+        </w:rPr>
+        <w:t>class Circle : public Shape2D{</w:t>
+      </w:r>
+    </w:p>
+    <w:p>
+      <w:pPr>
+        <w:tabs>
+          <w:tab w:val="left" w:pos="720"/>
+        </w:tabs>
+        <w:spacing w:line="278" w:lineRule="auto"/>
+        <w:ind w:left="720"/>
+        <w:rPr>
+          <w:rFonts w:ascii="Courier New" w:hAnsi="Courier New" w:cs="Courier New"/>
+          <w:color w:val="000000" w:themeColor="text1"/>
+          <w:lang w:val="mn-MN"/>
+        </w:rPr>
+      </w:pPr>
+      <w:r>
+        <w:rPr>
+          <w:rFonts w:ascii="Courier New" w:hAnsi="Courier New" w:cs="Courier New"/>
+          <w:color w:val="000000" w:themeColor="text1"/>
+          <w:lang w:val="mn-MN"/>
+        </w:rPr>
+        <w:t xml:space="preserve">    protected : </w:t>
+      </w:r>
+    </w:p>
+    <w:p>
+      <w:pPr>
+        <w:tabs>
+          <w:tab w:val="left" w:pos="720"/>
+        </w:tabs>
+        <w:spacing w:line="278" w:lineRule="auto"/>
+        <w:ind w:left="720"/>
+        <w:rPr>
+          <w:rFonts w:ascii="Courier New" w:hAnsi="Courier New" w:cs="Courier New"/>
+          <w:color w:val="000000" w:themeColor="text1"/>
+          <w:lang w:val="mn-MN"/>
+        </w:rPr>
+      </w:pPr>
+      <w:r>
+        <w:rPr>
+          <w:rFonts w:ascii="Courier New" w:hAnsi="Courier New" w:cs="Courier New"/>
+          <w:color w:val="000000" w:themeColor="text1"/>
+          <w:lang w:val="mn-MN"/>
+        </w:rPr>
+        <w:t xml:space="preserve">        Point p1 ; </w:t>
+      </w:r>
+    </w:p>
+    <w:p>
+      <w:pPr>
+        <w:tabs>
+          <w:tab w:val="left" w:pos="720"/>
+        </w:tabs>
+        <w:spacing w:line="278" w:lineRule="auto"/>
+        <w:ind w:left="720"/>
+        <w:rPr>
+          <w:rFonts w:ascii="Courier New" w:hAnsi="Courier New" w:cs="Courier New"/>
+          <w:color w:val="000000" w:themeColor="text1"/>
+          <w:lang w:val="mn-MN"/>
+        </w:rPr>
+      </w:pPr>
+      <w:r>
+        <w:rPr>
+          <w:rFonts w:ascii="Courier New" w:hAnsi="Courier New" w:cs="Courier New"/>
+          <w:color w:val="000000" w:themeColor="text1"/>
+          <w:lang w:val="mn-MN"/>
+        </w:rPr>
+        <w:t xml:space="preserve">        float radius ;  </w:t>
       </w:r>
     </w:p>
     <w:p>
@@ -10579,29 +11672,51 @@
           <w:color w:val="000000" w:themeColor="text1"/>
           <w:lang w:val="mn-MN"/>
         </w:rPr>
-        <w:t xml:space="preserve">        Shape2D(string n) : Shape() {</w:t>
-      </w:r>
-    </w:p>
-    <w:p>
-      <w:pPr>
-        <w:tabs>
-          <w:tab w:val="left" w:pos="720"/>
-        </w:tabs>
-        <w:spacing w:line="278" w:lineRule="auto"/>
-        <w:ind w:left="720"/>
-        <w:rPr>
-          <w:rFonts w:ascii="Courier New" w:hAnsi="Courier New" w:cs="Courier New"/>
-          <w:color w:val="000000" w:themeColor="text1"/>
-          <w:lang w:val="mn-MN"/>
-        </w:rPr>
-      </w:pPr>
-      <w:r>
-        <w:rPr>
-          <w:rFonts w:ascii="Courier New" w:hAnsi="Courier New" w:cs="Courier New"/>
-          <w:color w:val="000000" w:themeColor="text1"/>
-          <w:lang w:val="mn-MN"/>
-        </w:rPr>
-        <w:t xml:space="preserve">            name = n;</w:t>
+        <w:t xml:space="preserve">        Circle(Point p1 , float radius , string name) : Shape2D(name) {</w:t>
+      </w:r>
+    </w:p>
+    <w:p>
+      <w:pPr>
+        <w:tabs>
+          <w:tab w:val="left" w:pos="720"/>
+        </w:tabs>
+        <w:spacing w:line="278" w:lineRule="auto"/>
+        <w:ind w:left="720"/>
+        <w:rPr>
+          <w:rFonts w:ascii="Courier New" w:hAnsi="Courier New" w:cs="Courier New"/>
+          <w:color w:val="000000" w:themeColor="text1"/>
+          <w:lang w:val="mn-MN"/>
+        </w:rPr>
+      </w:pPr>
+      <w:r>
+        <w:rPr>
+          <w:rFonts w:ascii="Courier New" w:hAnsi="Courier New" w:cs="Courier New"/>
+          <w:color w:val="000000" w:themeColor="text1"/>
+          <w:lang w:val="mn-MN"/>
+        </w:rPr>
+        <w:t xml:space="preserve">            this-&gt;p1 = p1 ; </w:t>
+      </w:r>
+    </w:p>
+    <w:p>
+      <w:pPr>
+        <w:tabs>
+          <w:tab w:val="left" w:pos="720"/>
+        </w:tabs>
+        <w:spacing w:line="278" w:lineRule="auto"/>
+        <w:ind w:left="720"/>
+        <w:rPr>
+          <w:rFonts w:ascii="Courier New" w:hAnsi="Courier New" w:cs="Courier New"/>
+          <w:color w:val="000000" w:themeColor="text1"/>
+          <w:lang w:val="mn-MN"/>
+        </w:rPr>
+      </w:pPr>
+      <w:r>
+        <w:rPr>
+          <w:rFonts w:ascii="Courier New" w:hAnsi="Courier New" w:cs="Courier New"/>
+          <w:color w:val="000000" w:themeColor="text1"/>
+          <w:lang w:val="mn-MN"/>
+        </w:rPr>
+        <w:t xml:space="preserve">            this-&gt;radius = radius ; </w:t>
       </w:r>
     </w:p>
     <w:p>
@@ -10645,73 +11760,29 @@
           <w:color w:val="000000" w:themeColor="text1"/>
           <w:lang w:val="mn-MN"/>
         </w:rPr>
-        <w:t xml:space="preserve">        virtual float talbai() = 0 ;</w:t>
-      </w:r>
-    </w:p>
-    <w:p>
-      <w:pPr>
-        <w:tabs>
-          <w:tab w:val="left" w:pos="720"/>
-        </w:tabs>
-        <w:spacing w:line="278" w:lineRule="auto"/>
-        <w:ind w:left="720"/>
-        <w:rPr>
-          <w:rFonts w:ascii="Courier New" w:hAnsi="Courier New" w:cs="Courier New"/>
-          <w:color w:val="000000" w:themeColor="text1"/>
-          <w:lang w:val="mn-MN"/>
-        </w:rPr>
-      </w:pPr>
-      <w:r>
-        <w:rPr>
-          <w:rFonts w:ascii="Courier New" w:hAnsi="Courier New" w:cs="Courier New"/>
-          <w:color w:val="000000" w:themeColor="text1"/>
-          <w:lang w:val="mn-MN"/>
-        </w:rPr>
-        <w:t xml:space="preserve">        virtual float perimetr() = 0 ; </w:t>
-      </w:r>
-    </w:p>
-    <w:p>
-      <w:pPr>
-        <w:tabs>
-          <w:tab w:val="left" w:pos="720"/>
-        </w:tabs>
-        <w:spacing w:line="278" w:lineRule="auto"/>
-        <w:ind w:left="720"/>
-        <w:rPr>
-          <w:rFonts w:ascii="Courier New" w:hAnsi="Courier New" w:cs="Courier New"/>
-          <w:color w:val="000000" w:themeColor="text1"/>
-          <w:lang w:val="mn-MN"/>
-        </w:rPr>
-      </w:pPr>
-      <w:r>
-        <w:rPr>
-          <w:rFonts w:ascii="Courier New" w:hAnsi="Courier New" w:cs="Courier New"/>
-          <w:color w:val="000000" w:themeColor="text1"/>
-          <w:lang w:val="mn-MN"/>
-        </w:rPr>
-        <w:t xml:space="preserve">        string getName(){</w:t>
-      </w:r>
-    </w:p>
-    <w:p>
-      <w:pPr>
-        <w:tabs>
-          <w:tab w:val="left" w:pos="720"/>
-        </w:tabs>
-        <w:spacing w:line="278" w:lineRule="auto"/>
-        <w:ind w:left="720"/>
-        <w:rPr>
-          <w:rFonts w:ascii="Courier New" w:hAnsi="Courier New" w:cs="Courier New"/>
-          <w:color w:val="000000" w:themeColor="text1"/>
-          <w:lang w:val="mn-MN"/>
-        </w:rPr>
-      </w:pPr>
-      <w:r>
-        <w:rPr>
-          <w:rFonts w:ascii="Courier New" w:hAnsi="Courier New" w:cs="Courier New"/>
-          <w:color w:val="000000" w:themeColor="text1"/>
-          <w:lang w:val="mn-MN"/>
-        </w:rPr>
-        <w:t xml:space="preserve">            return name ; </w:t>
+        <w:t xml:space="preserve">        float talbai() override {</w:t>
+      </w:r>
+    </w:p>
+    <w:p>
+      <w:pPr>
+        <w:tabs>
+          <w:tab w:val="left" w:pos="720"/>
+        </w:tabs>
+        <w:spacing w:line="278" w:lineRule="auto"/>
+        <w:ind w:left="720"/>
+        <w:rPr>
+          <w:rFonts w:ascii="Courier New" w:hAnsi="Courier New" w:cs="Courier New"/>
+          <w:color w:val="000000" w:themeColor="text1"/>
+          <w:lang w:val="mn-MN"/>
+        </w:rPr>
+      </w:pPr>
+      <w:r>
+        <w:rPr>
+          <w:rFonts w:ascii="Courier New" w:hAnsi="Courier New" w:cs="Courier New"/>
+          <w:color w:val="000000" w:themeColor="text1"/>
+          <w:lang w:val="mn-MN"/>
+        </w:rPr>
+        <w:t xml:space="preserve">            return 3.14 * radius * radius ; </w:t>
       </w:r>
     </w:p>
     <w:p>
@@ -10755,7 +11826,73 @@
           <w:color w:val="000000" w:themeColor="text1"/>
           <w:lang w:val="mn-MN"/>
         </w:rPr>
-        <w:t xml:space="preserve">        virtual ~Shape2D(){}</w:t>
+        <w:t xml:space="preserve">        float perimetr() override {</w:t>
+      </w:r>
+    </w:p>
+    <w:p>
+      <w:pPr>
+        <w:tabs>
+          <w:tab w:val="left" w:pos="720"/>
+        </w:tabs>
+        <w:spacing w:line="278" w:lineRule="auto"/>
+        <w:ind w:left="720"/>
+        <w:rPr>
+          <w:rFonts w:ascii="Courier New" w:hAnsi="Courier New" w:cs="Courier New"/>
+          <w:color w:val="000000" w:themeColor="text1"/>
+          <w:lang w:val="mn-MN"/>
+        </w:rPr>
+      </w:pPr>
+      <w:r>
+        <w:rPr>
+          <w:rFonts w:ascii="Courier New" w:hAnsi="Courier New" w:cs="Courier New"/>
+          <w:color w:val="000000" w:themeColor="text1"/>
+          <w:lang w:val="mn-MN"/>
+        </w:rPr>
+        <w:t xml:space="preserve">            return 2 * 3.14 * radius ; </w:t>
+      </w:r>
+    </w:p>
+    <w:p>
+      <w:pPr>
+        <w:tabs>
+          <w:tab w:val="left" w:pos="720"/>
+        </w:tabs>
+        <w:spacing w:line="278" w:lineRule="auto"/>
+        <w:ind w:left="720"/>
+        <w:rPr>
+          <w:rFonts w:ascii="Courier New" w:hAnsi="Courier New" w:cs="Courier New"/>
+          <w:color w:val="000000" w:themeColor="text1"/>
+          <w:lang w:val="mn-MN"/>
+        </w:rPr>
+      </w:pPr>
+      <w:r>
+        <w:rPr>
+          <w:rFonts w:ascii="Courier New" w:hAnsi="Courier New" w:cs="Courier New"/>
+          <w:color w:val="000000" w:themeColor="text1"/>
+          <w:lang w:val="mn-MN"/>
+        </w:rPr>
+        <w:t xml:space="preserve">        }</w:t>
+      </w:r>
+    </w:p>
+    <w:p>
+      <w:pPr>
+        <w:tabs>
+          <w:tab w:val="left" w:pos="720"/>
+        </w:tabs>
+        <w:spacing w:line="278" w:lineRule="auto"/>
+        <w:ind w:left="720"/>
+        <w:rPr>
+          <w:rFonts w:ascii="Courier New" w:hAnsi="Courier New" w:cs="Courier New"/>
+          <w:color w:val="000000" w:themeColor="text1"/>
+          <w:lang w:val="mn-MN"/>
+        </w:rPr>
+      </w:pPr>
+      <w:r>
+        <w:rPr>
+          <w:rFonts w:ascii="Courier New" w:hAnsi="Courier New" w:cs="Courier New"/>
+          <w:color w:val="000000" w:themeColor="text1"/>
+          <w:lang w:val="mn-MN"/>
+        </w:rPr>
+        <w:t xml:space="preserve">        ~Circle(){}</w:t>
       </w:r>
     </w:p>
     <w:p>
@@ -10821,73 +11958,73 @@
           <w:color w:val="000000" w:themeColor="text1"/>
           <w:lang w:val="mn-MN"/>
         </w:rPr>
-        <w:t>class Circle : public Shape2D{</w:t>
-      </w:r>
-    </w:p>
-    <w:p>
-      <w:pPr>
-        <w:tabs>
-          <w:tab w:val="left" w:pos="720"/>
-        </w:tabs>
-        <w:spacing w:line="278" w:lineRule="auto"/>
-        <w:ind w:left="720"/>
-        <w:rPr>
-          <w:rFonts w:ascii="Courier New" w:hAnsi="Courier New" w:cs="Courier New"/>
-          <w:color w:val="000000" w:themeColor="text1"/>
-          <w:lang w:val="mn-MN"/>
-        </w:rPr>
-      </w:pPr>
-      <w:r>
-        <w:rPr>
-          <w:rFonts w:ascii="Courier New" w:hAnsi="Courier New" w:cs="Courier New"/>
-          <w:color w:val="000000" w:themeColor="text1"/>
-          <w:lang w:val="mn-MN"/>
-        </w:rPr>
-        <w:t xml:space="preserve">    protected : </w:t>
-      </w:r>
-    </w:p>
-    <w:p>
-      <w:pPr>
-        <w:tabs>
-          <w:tab w:val="left" w:pos="720"/>
-        </w:tabs>
-        <w:spacing w:line="278" w:lineRule="auto"/>
-        <w:ind w:left="720"/>
-        <w:rPr>
-          <w:rFonts w:ascii="Courier New" w:hAnsi="Courier New" w:cs="Courier New"/>
-          <w:color w:val="000000" w:themeColor="text1"/>
-          <w:lang w:val="mn-MN"/>
-        </w:rPr>
-      </w:pPr>
-      <w:r>
-        <w:rPr>
-          <w:rFonts w:ascii="Courier New" w:hAnsi="Courier New" w:cs="Courier New"/>
-          <w:color w:val="000000" w:themeColor="text1"/>
-          <w:lang w:val="mn-MN"/>
-        </w:rPr>
-        <w:t xml:space="preserve">        Point p1 ; </w:t>
-      </w:r>
-    </w:p>
-    <w:p>
-      <w:pPr>
-        <w:tabs>
-          <w:tab w:val="left" w:pos="720"/>
-        </w:tabs>
-        <w:spacing w:line="278" w:lineRule="auto"/>
-        <w:ind w:left="720"/>
-        <w:rPr>
-          <w:rFonts w:ascii="Courier New" w:hAnsi="Courier New" w:cs="Courier New"/>
-          <w:color w:val="000000" w:themeColor="text1"/>
-          <w:lang w:val="mn-MN"/>
-        </w:rPr>
-      </w:pPr>
-      <w:r>
-        <w:rPr>
-          <w:rFonts w:ascii="Courier New" w:hAnsi="Courier New" w:cs="Courier New"/>
-          <w:color w:val="000000" w:themeColor="text1"/>
-          <w:lang w:val="mn-MN"/>
-        </w:rPr>
-        <w:t xml:space="preserve">        float radius ;  </w:t>
+        <w:t>class Square : public Shape2D{</w:t>
+      </w:r>
+    </w:p>
+    <w:p>
+      <w:pPr>
+        <w:tabs>
+          <w:tab w:val="left" w:pos="720"/>
+        </w:tabs>
+        <w:spacing w:line="278" w:lineRule="auto"/>
+        <w:ind w:left="720"/>
+        <w:rPr>
+          <w:rFonts w:ascii="Courier New" w:hAnsi="Courier New" w:cs="Courier New"/>
+          <w:color w:val="000000" w:themeColor="text1"/>
+          <w:lang w:val="mn-MN"/>
+        </w:rPr>
+      </w:pPr>
+      <w:r>
+        <w:rPr>
+          <w:rFonts w:ascii="Courier New" w:hAnsi="Courier New" w:cs="Courier New"/>
+          <w:color w:val="000000" w:themeColor="text1"/>
+          <w:lang w:val="mn-MN"/>
+        </w:rPr>
+        <w:t xml:space="preserve">    protected :</w:t>
+      </w:r>
+    </w:p>
+    <w:p>
+      <w:pPr>
+        <w:tabs>
+          <w:tab w:val="left" w:pos="720"/>
+        </w:tabs>
+        <w:spacing w:line="278" w:lineRule="auto"/>
+        <w:ind w:left="720"/>
+        <w:rPr>
+          <w:rFonts w:ascii="Courier New" w:hAnsi="Courier New" w:cs="Courier New"/>
+          <w:color w:val="000000" w:themeColor="text1"/>
+          <w:lang w:val="mn-MN"/>
+        </w:rPr>
+      </w:pPr>
+      <w:r>
+        <w:rPr>
+          <w:rFonts w:ascii="Courier New" w:hAnsi="Courier New" w:cs="Courier New"/>
+          <w:color w:val="000000" w:themeColor="text1"/>
+          <w:lang w:val="mn-MN"/>
+        </w:rPr>
+        <w:t xml:space="preserve">        Point p1 , p2 , p3 , p4 ; </w:t>
+      </w:r>
+    </w:p>
+    <w:p>
+      <w:pPr>
+        <w:tabs>
+          <w:tab w:val="left" w:pos="720"/>
+        </w:tabs>
+        <w:spacing w:line="278" w:lineRule="auto"/>
+        <w:ind w:left="720"/>
+        <w:rPr>
+          <w:rFonts w:ascii="Courier New" w:hAnsi="Courier New" w:cs="Courier New"/>
+          <w:color w:val="000000" w:themeColor="text1"/>
+          <w:lang w:val="mn-MN"/>
+        </w:rPr>
+      </w:pPr>
+      <w:r>
+        <w:rPr>
+          <w:rFonts w:ascii="Courier New" w:hAnsi="Courier New" w:cs="Courier New"/>
+          <w:color w:val="000000" w:themeColor="text1"/>
+          <w:lang w:val="mn-MN"/>
+        </w:rPr>
+        <w:t xml:space="preserve">        float tal ; </w:t>
       </w:r>
     </w:p>
     <w:p>
@@ -10931,51 +12068,118 @@
           <w:color w:val="000000" w:themeColor="text1"/>
           <w:lang w:val="mn-MN"/>
         </w:rPr>
-        <w:t xml:space="preserve">        Circle(Point p1 , float radius , string name) : Shape2D(name) {</w:t>
-      </w:r>
-    </w:p>
-    <w:p>
-      <w:pPr>
-        <w:tabs>
-          <w:tab w:val="left" w:pos="720"/>
-        </w:tabs>
-        <w:spacing w:line="278" w:lineRule="auto"/>
-        <w:ind w:left="720"/>
-        <w:rPr>
-          <w:rFonts w:ascii="Courier New" w:hAnsi="Courier New" w:cs="Courier New"/>
-          <w:color w:val="000000" w:themeColor="text1"/>
-          <w:lang w:val="mn-MN"/>
-        </w:rPr>
-      </w:pPr>
-      <w:r>
-        <w:rPr>
-          <w:rFonts w:ascii="Courier New" w:hAnsi="Courier New" w:cs="Courier New"/>
-          <w:color w:val="000000" w:themeColor="text1"/>
-          <w:lang w:val="mn-MN"/>
-        </w:rPr>
-        <w:t xml:space="preserve">            this-&gt;p1 = p1 ; </w:t>
-      </w:r>
-    </w:p>
-    <w:p>
-      <w:pPr>
-        <w:tabs>
-          <w:tab w:val="left" w:pos="720"/>
-        </w:tabs>
-        <w:spacing w:line="278" w:lineRule="auto"/>
-        <w:ind w:left="720"/>
-        <w:rPr>
-          <w:rFonts w:ascii="Courier New" w:hAnsi="Courier New" w:cs="Courier New"/>
-          <w:color w:val="000000" w:themeColor="text1"/>
-          <w:lang w:val="mn-MN"/>
-        </w:rPr>
-      </w:pPr>
-      <w:r>
-        <w:rPr>
-          <w:rFonts w:ascii="Courier New" w:hAnsi="Courier New" w:cs="Courier New"/>
-          <w:color w:val="000000" w:themeColor="text1"/>
-          <w:lang w:val="mn-MN"/>
-        </w:rPr>
-        <w:t xml:space="preserve">            this-&gt;radius = radius ; </w:t>
+        <w:lastRenderedPageBreak/>
+        <w:t xml:space="preserve">        Square(Point topLeft, float length, string n) : Shape2D(n) {</w:t>
+      </w:r>
+    </w:p>
+    <w:p>
+      <w:pPr>
+        <w:tabs>
+          <w:tab w:val="left" w:pos="720"/>
+        </w:tabs>
+        <w:spacing w:line="278" w:lineRule="auto"/>
+        <w:ind w:left="720"/>
+        <w:rPr>
+          <w:rFonts w:ascii="Courier New" w:hAnsi="Courier New" w:cs="Courier New"/>
+          <w:color w:val="000000" w:themeColor="text1"/>
+          <w:lang w:val="mn-MN"/>
+        </w:rPr>
+      </w:pPr>
+      <w:r>
+        <w:rPr>
+          <w:rFonts w:ascii="Courier New" w:hAnsi="Courier New" w:cs="Courier New"/>
+          <w:color w:val="000000" w:themeColor="text1"/>
+          <w:lang w:val="mn-MN"/>
+        </w:rPr>
+        <w:t xml:space="preserve">            p1 = topLeft;</w:t>
+      </w:r>
+    </w:p>
+    <w:p>
+      <w:pPr>
+        <w:tabs>
+          <w:tab w:val="left" w:pos="720"/>
+        </w:tabs>
+        <w:spacing w:line="278" w:lineRule="auto"/>
+        <w:ind w:left="720"/>
+        <w:rPr>
+          <w:rFonts w:ascii="Courier New" w:hAnsi="Courier New" w:cs="Courier New"/>
+          <w:color w:val="000000" w:themeColor="text1"/>
+          <w:lang w:val="mn-MN"/>
+        </w:rPr>
+      </w:pPr>
+      <w:r>
+        <w:rPr>
+          <w:rFonts w:ascii="Courier New" w:hAnsi="Courier New" w:cs="Courier New"/>
+          <w:color w:val="000000" w:themeColor="text1"/>
+          <w:lang w:val="mn-MN"/>
+        </w:rPr>
+        <w:t xml:space="preserve">            p2 = {topLeft.x + length, topLeft.y};</w:t>
+      </w:r>
+    </w:p>
+    <w:p>
+      <w:pPr>
+        <w:tabs>
+          <w:tab w:val="left" w:pos="720"/>
+        </w:tabs>
+        <w:spacing w:line="278" w:lineRule="auto"/>
+        <w:ind w:left="720"/>
+        <w:rPr>
+          <w:rFonts w:ascii="Courier New" w:hAnsi="Courier New" w:cs="Courier New"/>
+          <w:color w:val="000000" w:themeColor="text1"/>
+          <w:lang w:val="mn-MN"/>
+        </w:rPr>
+      </w:pPr>
+      <w:r>
+        <w:rPr>
+          <w:rFonts w:ascii="Courier New" w:hAnsi="Courier New" w:cs="Courier New"/>
+          <w:color w:val="000000" w:themeColor="text1"/>
+          <w:lang w:val="mn-MN"/>
+        </w:rPr>
+        <w:t xml:space="preserve">            p3 = {topLeft.x + length, topLeft.y - length};</w:t>
+      </w:r>
+    </w:p>
+    <w:p>
+      <w:pPr>
+        <w:tabs>
+          <w:tab w:val="left" w:pos="720"/>
+        </w:tabs>
+        <w:spacing w:line="278" w:lineRule="auto"/>
+        <w:ind w:left="720"/>
+        <w:rPr>
+          <w:rFonts w:ascii="Courier New" w:hAnsi="Courier New" w:cs="Courier New"/>
+          <w:color w:val="000000" w:themeColor="text1"/>
+          <w:lang w:val="mn-MN"/>
+        </w:rPr>
+      </w:pPr>
+      <w:r>
+        <w:rPr>
+          <w:rFonts w:ascii="Courier New" w:hAnsi="Courier New" w:cs="Courier New"/>
+          <w:color w:val="000000" w:themeColor="text1"/>
+          <w:lang w:val="mn-MN"/>
+        </w:rPr>
+        <w:t xml:space="preserve">            p4 = {topLeft.x, topLeft.y - length};</w:t>
+      </w:r>
+    </w:p>
+    <w:p>
+      <w:pPr>
+        <w:tabs>
+          <w:tab w:val="left" w:pos="720"/>
+        </w:tabs>
+        <w:spacing w:line="278" w:lineRule="auto"/>
+        <w:ind w:left="720"/>
+        <w:rPr>
+          <w:rFonts w:ascii="Courier New" w:hAnsi="Courier New" w:cs="Courier New"/>
+          <w:color w:val="000000" w:themeColor="text1"/>
+          <w:lang w:val="mn-MN"/>
+        </w:rPr>
+      </w:pPr>
+      <w:r>
+        <w:rPr>
+          <w:rFonts w:ascii="Courier New" w:hAnsi="Courier New" w:cs="Courier New"/>
+          <w:color w:val="000000" w:themeColor="text1"/>
+          <w:lang w:val="mn-MN"/>
+        </w:rPr>
+        <w:t xml:space="preserve">            tal = length;</w:t>
       </w:r>
     </w:p>
     <w:p>
@@ -11041,7 +12245,7 @@
           <w:color w:val="000000" w:themeColor="text1"/>
           <w:lang w:val="mn-MN"/>
         </w:rPr>
-        <w:t xml:space="preserve">            return 3.14 * radius * radius ; </w:t>
+        <w:t xml:space="preserve">            return tal * tal ; </w:t>
       </w:r>
     </w:p>
     <w:p>
@@ -11107,8 +12311,712 @@
           <w:color w:val="000000" w:themeColor="text1"/>
           <w:lang w:val="mn-MN"/>
         </w:rPr>
+        <w:t xml:space="preserve">            return 4 * tal ; </w:t>
+      </w:r>
+    </w:p>
+    <w:p>
+      <w:pPr>
+        <w:tabs>
+          <w:tab w:val="left" w:pos="720"/>
+        </w:tabs>
+        <w:spacing w:line="278" w:lineRule="auto"/>
+        <w:ind w:left="720"/>
+        <w:rPr>
+          <w:rFonts w:ascii="Courier New" w:hAnsi="Courier New" w:cs="Courier New"/>
+          <w:color w:val="000000" w:themeColor="text1"/>
+          <w:lang w:val="mn-MN"/>
+        </w:rPr>
+      </w:pPr>
+      <w:r>
+        <w:rPr>
+          <w:rFonts w:ascii="Courier New" w:hAnsi="Courier New" w:cs="Courier New"/>
+          <w:color w:val="000000" w:themeColor="text1"/>
+          <w:lang w:val="mn-MN"/>
+        </w:rPr>
+        <w:t xml:space="preserve">        }</w:t>
+      </w:r>
+    </w:p>
+    <w:p>
+      <w:pPr>
+        <w:tabs>
+          <w:tab w:val="left" w:pos="720"/>
+        </w:tabs>
+        <w:spacing w:line="278" w:lineRule="auto"/>
+        <w:ind w:left="720"/>
+        <w:rPr>
+          <w:rFonts w:ascii="Courier New" w:hAnsi="Courier New" w:cs="Courier New"/>
+          <w:color w:val="000000" w:themeColor="text1"/>
+          <w:lang w:val="mn-MN"/>
+        </w:rPr>
+      </w:pPr>
+      <w:r>
+        <w:rPr>
+          <w:rFonts w:ascii="Courier New" w:hAnsi="Courier New" w:cs="Courier New"/>
+          <w:color w:val="000000" w:themeColor="text1"/>
+          <w:lang w:val="mn-MN"/>
+        </w:rPr>
+        <w:t xml:space="preserve">        ~Square(){}</w:t>
+      </w:r>
+    </w:p>
+    <w:p>
+      <w:pPr>
+        <w:tabs>
+          <w:tab w:val="left" w:pos="720"/>
+        </w:tabs>
+        <w:spacing w:line="278" w:lineRule="auto"/>
+        <w:ind w:left="720"/>
+        <w:rPr>
+          <w:rFonts w:ascii="Courier New" w:hAnsi="Courier New" w:cs="Courier New"/>
+          <w:color w:val="000000" w:themeColor="text1"/>
+          <w:lang w:val="mn-MN"/>
+        </w:rPr>
+      </w:pPr>
+      <w:r>
+        <w:rPr>
+          <w:rFonts w:ascii="Courier New" w:hAnsi="Courier New" w:cs="Courier New"/>
+          <w:color w:val="000000" w:themeColor="text1"/>
+          <w:lang w:val="mn-MN"/>
+        </w:rPr>
+        <w:t>};</w:t>
+      </w:r>
+    </w:p>
+    <w:p>
+      <w:pPr>
+        <w:tabs>
+          <w:tab w:val="left" w:pos="720"/>
+        </w:tabs>
+        <w:spacing w:line="278" w:lineRule="auto"/>
+        <w:ind w:left="720"/>
+        <w:rPr>
+          <w:rFonts w:ascii="Courier New" w:hAnsi="Courier New" w:cs="Courier New"/>
+          <w:color w:val="000000" w:themeColor="text1"/>
+          <w:lang w:val="mn-MN"/>
+        </w:rPr>
+      </w:pPr>
+      <w:r>
+        <w:rPr>
+          <w:rFonts w:ascii="Courier New" w:hAnsi="Courier New" w:cs="Courier New"/>
+          <w:color w:val="000000" w:themeColor="text1"/>
+          <w:lang w:val="mn-MN"/>
+        </w:rPr>
+        <w:t xml:space="preserve"> </w:t>
+      </w:r>
+    </w:p>
+    <w:p>
+      <w:pPr>
+        <w:tabs>
+          <w:tab w:val="left" w:pos="720"/>
+        </w:tabs>
+        <w:spacing w:line="278" w:lineRule="auto"/>
+        <w:ind w:left="720"/>
+        <w:rPr>
+          <w:rFonts w:ascii="Courier New" w:hAnsi="Courier New" w:cs="Courier New"/>
+          <w:color w:val="000000" w:themeColor="text1"/>
+          <w:lang w:val="mn-MN"/>
+        </w:rPr>
+      </w:pPr>
+      <w:r>
+        <w:rPr>
+          <w:rFonts w:ascii="Courier New" w:hAnsi="Courier New" w:cs="Courier New"/>
+          <w:color w:val="000000" w:themeColor="text1"/>
+          <w:lang w:val="mn-MN"/>
+        </w:rPr>
+        <w:t>class Triangle : public Shape2D {</w:t>
+      </w:r>
+    </w:p>
+    <w:p>
+      <w:pPr>
+        <w:tabs>
+          <w:tab w:val="left" w:pos="720"/>
+        </w:tabs>
+        <w:spacing w:line="278" w:lineRule="auto"/>
+        <w:ind w:left="720"/>
+        <w:rPr>
+          <w:rFonts w:ascii="Courier New" w:hAnsi="Courier New" w:cs="Courier New"/>
+          <w:color w:val="000000" w:themeColor="text1"/>
+          <w:lang w:val="mn-MN"/>
+        </w:rPr>
+      </w:pPr>
+      <w:r>
+        <w:rPr>
+          <w:rFonts w:ascii="Courier New" w:hAnsi="Courier New" w:cs="Courier New"/>
+          <w:color w:val="000000" w:themeColor="text1"/>
+          <w:lang w:val="mn-MN"/>
+        </w:rPr>
+        <w:t>protected:</w:t>
+      </w:r>
+    </w:p>
+    <w:p>
+      <w:pPr>
+        <w:tabs>
+          <w:tab w:val="left" w:pos="720"/>
+        </w:tabs>
+        <w:spacing w:line="278" w:lineRule="auto"/>
+        <w:ind w:left="720"/>
+        <w:rPr>
+          <w:rFonts w:ascii="Courier New" w:hAnsi="Courier New" w:cs="Courier New"/>
+          <w:color w:val="000000" w:themeColor="text1"/>
+          <w:lang w:val="mn-MN"/>
+        </w:rPr>
+      </w:pPr>
+      <w:r>
+        <w:rPr>
+          <w:rFonts w:ascii="Courier New" w:hAnsi="Courier New" w:cs="Courier New"/>
+          <w:color w:val="000000" w:themeColor="text1"/>
+          <w:lang w:val="mn-MN"/>
+        </w:rPr>
+        <w:t xml:space="preserve">    Point p1, p2, p3;</w:t>
+      </w:r>
+    </w:p>
+    <w:p>
+      <w:pPr>
+        <w:tabs>
+          <w:tab w:val="left" w:pos="720"/>
+        </w:tabs>
+        <w:spacing w:line="278" w:lineRule="auto"/>
+        <w:ind w:left="720"/>
+        <w:rPr>
+          <w:rFonts w:ascii="Courier New" w:hAnsi="Courier New" w:cs="Courier New"/>
+          <w:color w:val="000000" w:themeColor="text1"/>
+          <w:lang w:val="mn-MN"/>
+        </w:rPr>
+      </w:pPr>
+      <w:r>
+        <w:rPr>
+          <w:rFonts w:ascii="Courier New" w:hAnsi="Courier New" w:cs="Courier New"/>
+          <w:color w:val="000000" w:themeColor="text1"/>
+          <w:lang w:val="mn-MN"/>
+        </w:rPr>
+        <w:t xml:space="preserve">    float tal1, tal2, tal3;</w:t>
+      </w:r>
+    </w:p>
+    <w:p>
+      <w:pPr>
+        <w:tabs>
+          <w:tab w:val="left" w:pos="720"/>
+        </w:tabs>
+        <w:spacing w:line="278" w:lineRule="auto"/>
+        <w:ind w:left="720"/>
+        <w:rPr>
+          <w:rFonts w:ascii="Courier New" w:hAnsi="Courier New" w:cs="Courier New"/>
+          <w:color w:val="000000" w:themeColor="text1"/>
+          <w:lang w:val="mn-MN"/>
+        </w:rPr>
+      </w:pPr>
+      <w:r>
+        <w:rPr>
+          <w:rFonts w:ascii="Courier New" w:hAnsi="Courier New" w:cs="Courier New"/>
+          <w:color w:val="000000" w:themeColor="text1"/>
+          <w:lang w:val="mn-MN"/>
+        </w:rPr>
+        <w:t>public:</w:t>
+      </w:r>
+    </w:p>
+    <w:p>
+      <w:pPr>
+        <w:tabs>
+          <w:tab w:val="left" w:pos="720"/>
+        </w:tabs>
+        <w:spacing w:line="278" w:lineRule="auto"/>
+        <w:ind w:left="720"/>
+        <w:rPr>
+          <w:rFonts w:ascii="Courier New" w:hAnsi="Courier New" w:cs="Courier New"/>
+          <w:color w:val="000000" w:themeColor="text1"/>
+          <w:lang w:val="mn-MN"/>
+        </w:rPr>
+      </w:pPr>
+      <w:r>
+        <w:rPr>
+          <w:rFonts w:ascii="Courier New" w:hAnsi="Courier New" w:cs="Courier New"/>
+          <w:color w:val="000000" w:themeColor="text1"/>
+          <w:lang w:val="mn-MN"/>
+        </w:rPr>
+        <w:t xml:space="preserve">    Triangle(Point top, float a, string n) : Shape2D(n) {</w:t>
+      </w:r>
+    </w:p>
+    <w:p>
+      <w:pPr>
+        <w:tabs>
+          <w:tab w:val="left" w:pos="720"/>
+        </w:tabs>
+        <w:spacing w:line="278" w:lineRule="auto"/>
+        <w:ind w:left="720"/>
+        <w:rPr>
+          <w:rFonts w:ascii="Courier New" w:hAnsi="Courier New" w:cs="Courier New"/>
+          <w:color w:val="000000" w:themeColor="text1"/>
+          <w:lang w:val="mn-MN"/>
+        </w:rPr>
+      </w:pPr>
+      <w:r>
+        <w:rPr>
+          <w:rFonts w:ascii="Courier New" w:hAnsi="Courier New" w:cs="Courier New"/>
+          <w:color w:val="000000" w:themeColor="text1"/>
+          <w:lang w:val="mn-MN"/>
+        </w:rPr>
+        <w:t xml:space="preserve">        p1 = top; </w:t>
+      </w:r>
+    </w:p>
+    <w:p>
+      <w:pPr>
+        <w:tabs>
+          <w:tab w:val="left" w:pos="720"/>
+        </w:tabs>
+        <w:spacing w:line="278" w:lineRule="auto"/>
+        <w:ind w:left="720"/>
+        <w:rPr>
+          <w:rFonts w:ascii="Courier New" w:hAnsi="Courier New" w:cs="Courier New"/>
+          <w:color w:val="000000" w:themeColor="text1"/>
+          <w:lang w:val="mn-MN"/>
+        </w:rPr>
+      </w:pPr>
+      <w:r>
+        <w:rPr>
+          <w:rFonts w:ascii="Courier New" w:hAnsi="Courier New" w:cs="Courier New"/>
+          <w:color w:val="000000" w:themeColor="text1"/>
+          <w:lang w:val="mn-MN"/>
+        </w:rPr>
+        <w:t xml:space="preserve">        float height = sqrt(3)/2 * a;</w:t>
+      </w:r>
+    </w:p>
+    <w:p>
+      <w:pPr>
+        <w:tabs>
+          <w:tab w:val="left" w:pos="720"/>
+        </w:tabs>
+        <w:spacing w:line="278" w:lineRule="auto"/>
+        <w:ind w:left="720"/>
+        <w:rPr>
+          <w:rFonts w:ascii="Courier New" w:hAnsi="Courier New" w:cs="Courier New"/>
+          <w:color w:val="000000" w:themeColor="text1"/>
+          <w:lang w:val="mn-MN"/>
+        </w:rPr>
+      </w:pPr>
+      <w:r>
+        <w:rPr>
+          <w:rFonts w:ascii="Courier New" w:hAnsi="Courier New" w:cs="Courier New"/>
+          <w:color w:val="000000" w:themeColor="text1"/>
+          <w:lang w:val="mn-MN"/>
+        </w:rPr>
+        <w:t xml:space="preserve">        p2 = {top.x - a/2, top.y - height}; </w:t>
+      </w:r>
+    </w:p>
+    <w:p>
+      <w:pPr>
+        <w:tabs>
+          <w:tab w:val="left" w:pos="720"/>
+        </w:tabs>
+        <w:spacing w:line="278" w:lineRule="auto"/>
+        <w:ind w:left="720"/>
+        <w:rPr>
+          <w:rFonts w:ascii="Courier New" w:hAnsi="Courier New" w:cs="Courier New"/>
+          <w:color w:val="000000" w:themeColor="text1"/>
+          <w:lang w:val="mn-MN"/>
+        </w:rPr>
+      </w:pPr>
+      <w:r>
+        <w:rPr>
+          <w:rFonts w:ascii="Courier New" w:hAnsi="Courier New" w:cs="Courier New"/>
+          <w:color w:val="000000" w:themeColor="text1"/>
+          <w:lang w:val="mn-MN"/>
+        </w:rPr>
+        <w:t xml:space="preserve">        p3 = {top.x + a/2, top.y - height}; </w:t>
+      </w:r>
+    </w:p>
+    <w:p>
+      <w:pPr>
+        <w:tabs>
+          <w:tab w:val="left" w:pos="720"/>
+        </w:tabs>
+        <w:spacing w:line="278" w:lineRule="auto"/>
+        <w:ind w:left="720"/>
+        <w:rPr>
+          <w:rFonts w:ascii="Courier New" w:hAnsi="Courier New" w:cs="Courier New"/>
+          <w:color w:val="000000" w:themeColor="text1"/>
+          <w:lang w:val="mn-MN"/>
+        </w:rPr>
+      </w:pPr>
+      <w:r>
+        <w:rPr>
+          <w:rFonts w:ascii="Courier New" w:hAnsi="Courier New" w:cs="Courier New"/>
+          <w:color w:val="000000" w:themeColor="text1"/>
+          <w:lang w:val="mn-MN"/>
+        </w:rPr>
         <w:lastRenderedPageBreak/>
-        <w:t xml:space="preserve">            return 2 * 3.14 * radius ; </w:t>
+        <w:t xml:space="preserve">    </w:t>
+      </w:r>
+    </w:p>
+    <w:p>
+      <w:pPr>
+        <w:tabs>
+          <w:tab w:val="left" w:pos="720"/>
+        </w:tabs>
+        <w:spacing w:line="278" w:lineRule="auto"/>
+        <w:ind w:left="720"/>
+        <w:rPr>
+          <w:rFonts w:ascii="Courier New" w:hAnsi="Courier New" w:cs="Courier New"/>
+          <w:color w:val="000000" w:themeColor="text1"/>
+          <w:lang w:val="mn-MN"/>
+        </w:rPr>
+      </w:pPr>
+      <w:r>
+        <w:rPr>
+          <w:rFonts w:ascii="Courier New" w:hAnsi="Courier New" w:cs="Courier New"/>
+          <w:color w:val="000000" w:themeColor="text1"/>
+          <w:lang w:val="mn-MN"/>
+        </w:rPr>
+        <w:t xml:space="preserve">        tal1 = tal2 = tal3 = a;</w:t>
+      </w:r>
+    </w:p>
+    <w:p>
+      <w:pPr>
+        <w:tabs>
+          <w:tab w:val="left" w:pos="720"/>
+        </w:tabs>
+        <w:spacing w:line="278" w:lineRule="auto"/>
+        <w:ind w:left="720"/>
+        <w:rPr>
+          <w:rFonts w:ascii="Courier New" w:hAnsi="Courier New" w:cs="Courier New"/>
+          <w:color w:val="000000" w:themeColor="text1"/>
+          <w:lang w:val="mn-MN"/>
+        </w:rPr>
+      </w:pPr>
+      <w:r>
+        <w:rPr>
+          <w:rFonts w:ascii="Courier New" w:hAnsi="Courier New" w:cs="Courier New"/>
+          <w:color w:val="000000" w:themeColor="text1"/>
+          <w:lang w:val="mn-MN"/>
+        </w:rPr>
+        <w:t xml:space="preserve">    }</w:t>
+      </w:r>
+    </w:p>
+    <w:p>
+      <w:pPr>
+        <w:tabs>
+          <w:tab w:val="left" w:pos="720"/>
+        </w:tabs>
+        <w:spacing w:line="278" w:lineRule="auto"/>
+        <w:ind w:left="720"/>
+        <w:rPr>
+          <w:rFonts w:ascii="Courier New" w:hAnsi="Courier New" w:cs="Courier New"/>
+          <w:color w:val="000000" w:themeColor="text1"/>
+          <w:lang w:val="mn-MN"/>
+        </w:rPr>
+      </w:pPr>
+      <w:r>
+        <w:rPr>
+          <w:rFonts w:ascii="Courier New" w:hAnsi="Courier New" w:cs="Courier New"/>
+          <w:color w:val="000000" w:themeColor="text1"/>
+          <w:lang w:val="mn-MN"/>
+        </w:rPr>
+        <w:t xml:space="preserve">    float talbai() override {</w:t>
+      </w:r>
+    </w:p>
+    <w:p>
+      <w:pPr>
+        <w:tabs>
+          <w:tab w:val="left" w:pos="720"/>
+        </w:tabs>
+        <w:spacing w:line="278" w:lineRule="auto"/>
+        <w:ind w:left="720"/>
+        <w:rPr>
+          <w:rFonts w:ascii="Courier New" w:hAnsi="Courier New" w:cs="Courier New"/>
+          <w:color w:val="000000" w:themeColor="text1"/>
+          <w:lang w:val="mn-MN"/>
+        </w:rPr>
+      </w:pPr>
+      <w:r>
+        <w:rPr>
+          <w:rFonts w:ascii="Courier New" w:hAnsi="Courier New" w:cs="Courier New"/>
+          <w:color w:val="000000" w:themeColor="text1"/>
+          <w:lang w:val="mn-MN"/>
+        </w:rPr>
+        <w:t xml:space="preserve">        return (sqrt(3)/4) * tal1 * tal1; </w:t>
+      </w:r>
+    </w:p>
+    <w:p>
+      <w:pPr>
+        <w:tabs>
+          <w:tab w:val="left" w:pos="720"/>
+        </w:tabs>
+        <w:spacing w:line="278" w:lineRule="auto"/>
+        <w:ind w:left="720"/>
+        <w:rPr>
+          <w:rFonts w:ascii="Courier New" w:hAnsi="Courier New" w:cs="Courier New"/>
+          <w:color w:val="000000" w:themeColor="text1"/>
+          <w:lang w:val="mn-MN"/>
+        </w:rPr>
+      </w:pPr>
+      <w:r>
+        <w:rPr>
+          <w:rFonts w:ascii="Courier New" w:hAnsi="Courier New" w:cs="Courier New"/>
+          <w:color w:val="000000" w:themeColor="text1"/>
+          <w:lang w:val="mn-MN"/>
+        </w:rPr>
+        <w:t xml:space="preserve">    }</w:t>
+      </w:r>
+    </w:p>
+    <w:p>
+      <w:pPr>
+        <w:tabs>
+          <w:tab w:val="left" w:pos="720"/>
+        </w:tabs>
+        <w:spacing w:line="278" w:lineRule="auto"/>
+        <w:ind w:left="720"/>
+        <w:rPr>
+          <w:rFonts w:ascii="Courier New" w:hAnsi="Courier New" w:cs="Courier New"/>
+          <w:color w:val="000000" w:themeColor="text1"/>
+          <w:lang w:val="mn-MN"/>
+        </w:rPr>
+      </w:pPr>
+      <w:r>
+        <w:rPr>
+          <w:rFonts w:ascii="Courier New" w:hAnsi="Courier New" w:cs="Courier New"/>
+          <w:color w:val="000000" w:themeColor="text1"/>
+          <w:lang w:val="mn-MN"/>
+        </w:rPr>
+        <w:t xml:space="preserve">    float perimetr() override {</w:t>
+      </w:r>
+    </w:p>
+    <w:p>
+      <w:pPr>
+        <w:tabs>
+          <w:tab w:val="left" w:pos="720"/>
+        </w:tabs>
+        <w:spacing w:line="278" w:lineRule="auto"/>
+        <w:ind w:left="720"/>
+        <w:rPr>
+          <w:rFonts w:ascii="Courier New" w:hAnsi="Courier New" w:cs="Courier New"/>
+          <w:color w:val="000000" w:themeColor="text1"/>
+          <w:lang w:val="mn-MN"/>
+        </w:rPr>
+      </w:pPr>
+      <w:r>
+        <w:rPr>
+          <w:rFonts w:ascii="Courier New" w:hAnsi="Courier New" w:cs="Courier New"/>
+          <w:color w:val="000000" w:themeColor="text1"/>
+          <w:lang w:val="mn-MN"/>
+        </w:rPr>
+        <w:t xml:space="preserve">        return tal1 + tal2 + tal3; </w:t>
+      </w:r>
+    </w:p>
+    <w:p>
+      <w:pPr>
+        <w:tabs>
+          <w:tab w:val="left" w:pos="720"/>
+        </w:tabs>
+        <w:spacing w:line="278" w:lineRule="auto"/>
+        <w:ind w:left="720"/>
+        <w:rPr>
+          <w:rFonts w:ascii="Courier New" w:hAnsi="Courier New" w:cs="Courier New"/>
+          <w:color w:val="000000" w:themeColor="text1"/>
+          <w:lang w:val="mn-MN"/>
+        </w:rPr>
+      </w:pPr>
+      <w:r>
+        <w:rPr>
+          <w:rFonts w:ascii="Courier New" w:hAnsi="Courier New" w:cs="Courier New"/>
+          <w:color w:val="000000" w:themeColor="text1"/>
+          <w:lang w:val="mn-MN"/>
+        </w:rPr>
+        <w:t xml:space="preserve">    }</w:t>
+      </w:r>
+    </w:p>
+    <w:p>
+      <w:pPr>
+        <w:tabs>
+          <w:tab w:val="left" w:pos="720"/>
+        </w:tabs>
+        <w:spacing w:line="278" w:lineRule="auto"/>
+        <w:ind w:left="720"/>
+        <w:rPr>
+          <w:rFonts w:ascii="Courier New" w:hAnsi="Courier New" w:cs="Courier New"/>
+          <w:color w:val="000000" w:themeColor="text1"/>
+          <w:lang w:val="mn-MN"/>
+        </w:rPr>
+      </w:pPr>
+      <w:r>
+        <w:rPr>
+          <w:rFonts w:ascii="Courier New" w:hAnsi="Courier New" w:cs="Courier New"/>
+          <w:color w:val="000000" w:themeColor="text1"/>
+          <w:lang w:val="mn-MN"/>
+        </w:rPr>
+        <w:t xml:space="preserve">    ~Triangle(){}</w:t>
+      </w:r>
+    </w:p>
+    <w:p>
+      <w:pPr>
+        <w:tabs>
+          <w:tab w:val="left" w:pos="720"/>
+        </w:tabs>
+        <w:spacing w:line="278" w:lineRule="auto"/>
+        <w:ind w:left="720"/>
+        <w:rPr>
+          <w:rFonts w:ascii="Courier New" w:hAnsi="Courier New" w:cs="Courier New"/>
+          <w:color w:val="000000" w:themeColor="text1"/>
+          <w:lang w:val="mn-MN"/>
+        </w:rPr>
+      </w:pPr>
+      <w:r>
+        <w:rPr>
+          <w:rFonts w:ascii="Courier New" w:hAnsi="Courier New" w:cs="Courier New"/>
+          <w:color w:val="000000" w:themeColor="text1"/>
+          <w:lang w:val="mn-MN"/>
+        </w:rPr>
+        <w:t>};</w:t>
+      </w:r>
+    </w:p>
+    <w:p>
+      <w:pPr>
+        <w:tabs>
+          <w:tab w:val="left" w:pos="720"/>
+        </w:tabs>
+        <w:spacing w:line="278" w:lineRule="auto"/>
+        <w:ind w:left="720"/>
+        <w:rPr>
+          <w:rFonts w:ascii="Courier New" w:hAnsi="Courier New" w:cs="Courier New"/>
+          <w:color w:val="000000" w:themeColor="text1"/>
+          <w:lang w:val="mn-MN"/>
+        </w:rPr>
+      </w:pPr>
+      <w:r>
+        <w:rPr>
+          <w:rFonts w:ascii="Courier New" w:hAnsi="Courier New" w:cs="Courier New"/>
+          <w:color w:val="000000" w:themeColor="text1"/>
+          <w:lang w:val="mn-MN"/>
+        </w:rPr>
+        <w:t xml:space="preserve"> </w:t>
+      </w:r>
+    </w:p>
+    <w:p>
+      <w:pPr>
+        <w:tabs>
+          <w:tab w:val="left" w:pos="720"/>
+        </w:tabs>
+        <w:spacing w:line="278" w:lineRule="auto"/>
+        <w:ind w:left="720"/>
+        <w:rPr>
+          <w:rFonts w:ascii="Courier New" w:hAnsi="Courier New" w:cs="Courier New"/>
+          <w:color w:val="000000" w:themeColor="text1"/>
+          <w:lang w:val="mn-MN"/>
+        </w:rPr>
+      </w:pPr>
+      <w:r>
+        <w:rPr>
+          <w:rFonts w:ascii="Courier New" w:hAnsi="Courier New" w:cs="Courier New"/>
+          <w:color w:val="000000" w:themeColor="text1"/>
+          <w:lang w:val="mn-MN"/>
+        </w:rPr>
+        <w:t>void bubbleSort(Shape2D** shapes, int n) {</w:t>
+      </w:r>
+    </w:p>
+    <w:p>
+      <w:pPr>
+        <w:tabs>
+          <w:tab w:val="left" w:pos="720"/>
+        </w:tabs>
+        <w:spacing w:line="278" w:lineRule="auto"/>
+        <w:ind w:left="720"/>
+        <w:rPr>
+          <w:rFonts w:ascii="Courier New" w:hAnsi="Courier New" w:cs="Courier New"/>
+          <w:color w:val="000000" w:themeColor="text1"/>
+          <w:lang w:val="mn-MN"/>
+        </w:rPr>
+      </w:pPr>
+      <w:r>
+        <w:rPr>
+          <w:rFonts w:ascii="Courier New" w:hAnsi="Courier New" w:cs="Courier New"/>
+          <w:color w:val="000000" w:themeColor="text1"/>
+          <w:lang w:val="mn-MN"/>
+        </w:rPr>
+        <w:t xml:space="preserve">    for(int i = 0; i &lt; n - 1; i++) {</w:t>
+      </w:r>
+    </w:p>
+    <w:p>
+      <w:pPr>
+        <w:tabs>
+          <w:tab w:val="left" w:pos="720"/>
+        </w:tabs>
+        <w:spacing w:line="278" w:lineRule="auto"/>
+        <w:ind w:left="720"/>
+        <w:rPr>
+          <w:rFonts w:ascii="Courier New" w:hAnsi="Courier New" w:cs="Courier New"/>
+          <w:color w:val="000000" w:themeColor="text1"/>
+          <w:lang w:val="mn-MN"/>
+        </w:rPr>
+      </w:pPr>
+      <w:r>
+        <w:rPr>
+          <w:rFonts w:ascii="Courier New" w:hAnsi="Courier New" w:cs="Courier New"/>
+          <w:color w:val="000000" w:themeColor="text1"/>
+          <w:lang w:val="mn-MN"/>
+        </w:rPr>
+        <w:t xml:space="preserve">        for(int j = 0; j &lt; n - i - 1; j++) {</w:t>
+      </w:r>
+    </w:p>
+    <w:p>
+      <w:pPr>
+        <w:tabs>
+          <w:tab w:val="left" w:pos="720"/>
+        </w:tabs>
+        <w:spacing w:line="278" w:lineRule="auto"/>
+        <w:ind w:left="720"/>
+        <w:rPr>
+          <w:rFonts w:ascii="Courier New" w:hAnsi="Courier New" w:cs="Courier New"/>
+          <w:color w:val="000000" w:themeColor="text1"/>
+          <w:lang w:val="mn-MN"/>
+        </w:rPr>
+      </w:pPr>
+      <w:r>
+        <w:rPr>
+          <w:rFonts w:ascii="Courier New" w:hAnsi="Courier New" w:cs="Courier New"/>
+          <w:color w:val="000000" w:themeColor="text1"/>
+          <w:lang w:val="mn-MN"/>
+        </w:rPr>
+        <w:t xml:space="preserve">            if(shapes[j]-&gt;talbai() &gt; shapes[j + 1]-&gt;talbai()) {</w:t>
+      </w:r>
+    </w:p>
+    <w:p>
+      <w:pPr>
+        <w:tabs>
+          <w:tab w:val="left" w:pos="720"/>
+        </w:tabs>
+        <w:spacing w:line="278" w:lineRule="auto"/>
+        <w:ind w:left="720"/>
+        <w:rPr>
+          <w:rFonts w:ascii="Courier New" w:hAnsi="Courier New" w:cs="Courier New"/>
+          <w:color w:val="000000" w:themeColor="text1"/>
+          <w:lang w:val="mn-MN"/>
+        </w:rPr>
+      </w:pPr>
+      <w:r>
+        <w:rPr>
+          <w:rFonts w:ascii="Courier New" w:hAnsi="Courier New" w:cs="Courier New"/>
+          <w:color w:val="000000" w:themeColor="text1"/>
+          <w:lang w:val="mn-MN"/>
+        </w:rPr>
+        <w:t xml:space="preserve">                swap(shapes[j], shapes[j + 1]);</w:t>
+      </w:r>
+    </w:p>
+    <w:p>
+      <w:pPr>
+        <w:tabs>
+          <w:tab w:val="left" w:pos="720"/>
+        </w:tabs>
+        <w:spacing w:line="278" w:lineRule="auto"/>
+        <w:ind w:left="720"/>
+        <w:rPr>
+          <w:rFonts w:ascii="Courier New" w:hAnsi="Courier New" w:cs="Courier New"/>
+          <w:color w:val="000000" w:themeColor="text1"/>
+          <w:lang w:val="mn-MN"/>
+        </w:rPr>
+      </w:pPr>
+      <w:r>
+        <w:rPr>
+          <w:rFonts w:ascii="Courier New" w:hAnsi="Courier New" w:cs="Courier New"/>
+          <w:color w:val="000000" w:themeColor="text1"/>
+          <w:lang w:val="mn-MN"/>
+        </w:rPr>
+        <w:t xml:space="preserve">            }</w:t>
       </w:r>
     </w:p>
     <w:p>
@@ -11152,44 +13060,74 @@
           <w:color w:val="000000" w:themeColor="text1"/>
           <w:lang w:val="mn-MN"/>
         </w:rPr>
-        <w:t xml:space="preserve">        ~Circle(){}</w:t>
-      </w:r>
-    </w:p>
-    <w:p>
-      <w:pPr>
-        <w:tabs>
-          <w:tab w:val="left" w:pos="720"/>
-        </w:tabs>
-        <w:spacing w:line="278" w:lineRule="auto"/>
-        <w:ind w:left="720"/>
-        <w:rPr>
-          <w:rFonts w:ascii="Courier New" w:hAnsi="Courier New" w:cs="Courier New"/>
-          <w:color w:val="000000" w:themeColor="text1"/>
-          <w:lang w:val="mn-MN"/>
-        </w:rPr>
-      </w:pPr>
-      <w:r>
-        <w:rPr>
-          <w:rFonts w:ascii="Courier New" w:hAnsi="Courier New" w:cs="Courier New"/>
-          <w:color w:val="000000" w:themeColor="text1"/>
-          <w:lang w:val="mn-MN"/>
-        </w:rPr>
-        <w:t xml:space="preserve">} ; </w:t>
-      </w:r>
-    </w:p>
-    <w:p>
-      <w:pPr>
-        <w:tabs>
-          <w:tab w:val="left" w:pos="720"/>
-        </w:tabs>
-        <w:spacing w:line="278" w:lineRule="auto"/>
-        <w:ind w:left="720"/>
-        <w:rPr>
-          <w:rFonts w:ascii="Courier New" w:hAnsi="Courier New" w:cs="Courier New"/>
-          <w:color w:val="000000" w:themeColor="text1"/>
-          <w:lang w:val="mn-MN"/>
-        </w:rPr>
-      </w:pPr>
+        <w:t xml:space="preserve">    }</w:t>
+      </w:r>
+    </w:p>
+    <w:p>
+      <w:pPr>
+        <w:tabs>
+          <w:tab w:val="left" w:pos="720"/>
+        </w:tabs>
+        <w:spacing w:line="278" w:lineRule="auto"/>
+        <w:ind w:left="720"/>
+        <w:rPr>
+          <w:rFonts w:ascii="Courier New" w:hAnsi="Courier New" w:cs="Courier New"/>
+          <w:color w:val="000000" w:themeColor="text1"/>
+          <w:lang w:val="mn-MN"/>
+        </w:rPr>
+      </w:pPr>
+      <w:r>
+        <w:rPr>
+          <w:rFonts w:ascii="Courier New" w:hAnsi="Courier New" w:cs="Courier New"/>
+          <w:color w:val="000000" w:themeColor="text1"/>
+          <w:lang w:val="mn-MN"/>
+        </w:rPr>
+        <w:t xml:space="preserve">} </w:t>
+      </w:r>
+    </w:p>
+    <w:p>
+      <w:pPr>
+        <w:tabs>
+          <w:tab w:val="left" w:pos="720"/>
+        </w:tabs>
+        <w:spacing w:line="278" w:lineRule="auto"/>
+        <w:ind w:left="720"/>
+        <w:rPr>
+          <w:rFonts w:ascii="Courier New" w:hAnsi="Courier New" w:cs="Courier New"/>
+          <w:color w:val="000000" w:themeColor="text1"/>
+          <w:lang w:val="mn-MN"/>
+        </w:rPr>
+      </w:pPr>
+      <w:r>
+        <w:rPr>
+          <w:rFonts w:ascii="Courier New" w:hAnsi="Courier New" w:cs="Courier New"/>
+          <w:color w:val="000000" w:themeColor="text1"/>
+          <w:lang w:val="mn-MN"/>
+        </w:rPr>
+        <w:t>int main() {</w:t>
+      </w:r>
+    </w:p>
+    <w:p>
+      <w:pPr>
+        <w:tabs>
+          <w:tab w:val="left" w:pos="720"/>
+        </w:tabs>
+        <w:spacing w:line="278" w:lineRule="auto"/>
+        <w:ind w:left="720"/>
+        <w:rPr>
+          <w:rFonts w:ascii="Courier New" w:hAnsi="Courier New" w:cs="Courier New"/>
+          <w:color w:val="000000" w:themeColor="text1"/>
+          <w:lang w:val="mn-MN"/>
+        </w:rPr>
+      </w:pPr>
+      <w:r>
+        <w:rPr>
+          <w:rFonts w:ascii="Courier New" w:hAnsi="Courier New" w:cs="Courier New"/>
+          <w:color w:val="000000" w:themeColor="text1"/>
+          <w:lang w:val="mn-MN"/>
+        </w:rPr>
+        <w:t>int n</w:t>
+      </w:r>
       <w:r>
         <w:rPr>
           <w:rFonts w:ascii="Courier New" w:hAnsi="Courier New" w:cs="Courier New"/>
@@ -11198,247 +13136,318 @@
         </w:rPr>
         <w:t xml:space="preserve"> </w:t>
       </w:r>
-    </w:p>
-    <w:p>
-      <w:pPr>
-        <w:tabs>
-          <w:tab w:val="left" w:pos="720"/>
-        </w:tabs>
-        <w:spacing w:line="278" w:lineRule="auto"/>
-        <w:ind w:left="720"/>
-        <w:rPr>
-          <w:rFonts w:ascii="Courier New" w:hAnsi="Courier New" w:cs="Courier New"/>
-          <w:color w:val="000000" w:themeColor="text1"/>
-          <w:lang w:val="mn-MN"/>
-        </w:rPr>
-      </w:pPr>
-      <w:r>
-        <w:rPr>
-          <w:rFonts w:ascii="Courier New" w:hAnsi="Courier New" w:cs="Courier New"/>
-          <w:color w:val="000000" w:themeColor="text1"/>
-          <w:lang w:val="mn-MN"/>
-        </w:rPr>
-        <w:t>class Square : public Shape2D{</w:t>
-      </w:r>
-    </w:p>
-    <w:p>
-      <w:pPr>
-        <w:tabs>
-          <w:tab w:val="left" w:pos="720"/>
-        </w:tabs>
-        <w:spacing w:line="278" w:lineRule="auto"/>
-        <w:ind w:left="720"/>
-        <w:rPr>
-          <w:rFonts w:ascii="Courier New" w:hAnsi="Courier New" w:cs="Courier New"/>
-          <w:color w:val="000000" w:themeColor="text1"/>
-          <w:lang w:val="mn-MN"/>
-        </w:rPr>
-      </w:pPr>
-      <w:r>
-        <w:rPr>
-          <w:rFonts w:ascii="Courier New" w:hAnsi="Courier New" w:cs="Courier New"/>
-          <w:color w:val="000000" w:themeColor="text1"/>
-          <w:lang w:val="mn-MN"/>
-        </w:rPr>
-        <w:t xml:space="preserve">    protected :</w:t>
-      </w:r>
-    </w:p>
-    <w:p>
-      <w:pPr>
-        <w:tabs>
-          <w:tab w:val="left" w:pos="720"/>
-        </w:tabs>
-        <w:spacing w:line="278" w:lineRule="auto"/>
-        <w:ind w:left="720"/>
-        <w:rPr>
-          <w:rFonts w:ascii="Courier New" w:hAnsi="Courier New" w:cs="Courier New"/>
-          <w:color w:val="000000" w:themeColor="text1"/>
-          <w:lang w:val="mn-MN"/>
-        </w:rPr>
-      </w:pPr>
-      <w:r>
-        <w:rPr>
-          <w:rFonts w:ascii="Courier New" w:hAnsi="Courier New" w:cs="Courier New"/>
-          <w:color w:val="000000" w:themeColor="text1"/>
-          <w:lang w:val="mn-MN"/>
-        </w:rPr>
-        <w:t xml:space="preserve">        Point p1 , p2 , p3 , p4 ; </w:t>
-      </w:r>
-    </w:p>
-    <w:p>
-      <w:pPr>
-        <w:tabs>
-          <w:tab w:val="left" w:pos="720"/>
-        </w:tabs>
-        <w:spacing w:line="278" w:lineRule="auto"/>
-        <w:ind w:left="720"/>
-        <w:rPr>
-          <w:rFonts w:ascii="Courier New" w:hAnsi="Courier New" w:cs="Courier New"/>
-          <w:color w:val="000000" w:themeColor="text1"/>
-          <w:lang w:val="mn-MN"/>
-        </w:rPr>
-      </w:pPr>
-      <w:r>
-        <w:rPr>
-          <w:rFonts w:ascii="Courier New" w:hAnsi="Courier New" w:cs="Courier New"/>
-          <w:color w:val="000000" w:themeColor="text1"/>
-          <w:lang w:val="mn-MN"/>
-        </w:rPr>
-        <w:t xml:space="preserve">        float tal ; </w:t>
-      </w:r>
-    </w:p>
-    <w:p>
-      <w:pPr>
-        <w:tabs>
-          <w:tab w:val="left" w:pos="720"/>
-        </w:tabs>
-        <w:spacing w:line="278" w:lineRule="auto"/>
-        <w:ind w:left="720"/>
-        <w:rPr>
-          <w:rFonts w:ascii="Courier New" w:hAnsi="Courier New" w:cs="Courier New"/>
-          <w:color w:val="000000" w:themeColor="text1"/>
-          <w:lang w:val="mn-MN"/>
-        </w:rPr>
-      </w:pPr>
-      <w:r>
-        <w:rPr>
-          <w:rFonts w:ascii="Courier New" w:hAnsi="Courier New" w:cs="Courier New"/>
-          <w:color w:val="000000" w:themeColor="text1"/>
-          <w:lang w:val="mn-MN"/>
-        </w:rPr>
-        <w:t xml:space="preserve">    public :</w:t>
-      </w:r>
-    </w:p>
-    <w:p>
-      <w:pPr>
-        <w:tabs>
-          <w:tab w:val="left" w:pos="720"/>
-        </w:tabs>
-        <w:spacing w:line="278" w:lineRule="auto"/>
-        <w:ind w:left="720"/>
-        <w:rPr>
-          <w:rFonts w:ascii="Courier New" w:hAnsi="Courier New" w:cs="Courier New"/>
-          <w:color w:val="000000" w:themeColor="text1"/>
-          <w:lang w:val="mn-MN"/>
-        </w:rPr>
-      </w:pPr>
-      <w:r>
-        <w:rPr>
-          <w:rFonts w:ascii="Courier New" w:hAnsi="Courier New" w:cs="Courier New"/>
-          <w:color w:val="000000" w:themeColor="text1"/>
-          <w:lang w:val="mn-MN"/>
-        </w:rPr>
-        <w:t xml:space="preserve">        Square(Point topLeft, float length, string n) : Shape2D(n) {</w:t>
-      </w:r>
-    </w:p>
-    <w:p>
-      <w:pPr>
-        <w:tabs>
-          <w:tab w:val="left" w:pos="720"/>
-        </w:tabs>
-        <w:spacing w:line="278" w:lineRule="auto"/>
-        <w:ind w:left="720"/>
-        <w:rPr>
-          <w:rFonts w:ascii="Courier New" w:hAnsi="Courier New" w:cs="Courier New"/>
-          <w:color w:val="000000" w:themeColor="text1"/>
-          <w:lang w:val="mn-MN"/>
-        </w:rPr>
-      </w:pPr>
-      <w:r>
-        <w:rPr>
-          <w:rFonts w:ascii="Courier New" w:hAnsi="Courier New" w:cs="Courier New"/>
-          <w:color w:val="000000" w:themeColor="text1"/>
-          <w:lang w:val="mn-MN"/>
-        </w:rPr>
-        <w:t xml:space="preserve">            p1 = topLeft;</w:t>
-      </w:r>
-    </w:p>
-    <w:p>
-      <w:pPr>
-        <w:tabs>
-          <w:tab w:val="left" w:pos="720"/>
-        </w:tabs>
-        <w:spacing w:line="278" w:lineRule="auto"/>
-        <w:ind w:left="720"/>
-        <w:rPr>
-          <w:rFonts w:ascii="Courier New" w:hAnsi="Courier New" w:cs="Courier New"/>
-          <w:color w:val="000000" w:themeColor="text1"/>
-          <w:lang w:val="mn-MN"/>
-        </w:rPr>
-      </w:pPr>
-      <w:r>
-        <w:rPr>
-          <w:rFonts w:ascii="Courier New" w:hAnsi="Courier New" w:cs="Courier New"/>
-          <w:color w:val="000000" w:themeColor="text1"/>
-          <w:lang w:val="mn-MN"/>
-        </w:rPr>
-        <w:t xml:space="preserve">            p2 = {topLeft.x + length, topLeft.y};</w:t>
-      </w:r>
-    </w:p>
-    <w:p>
-      <w:pPr>
-        <w:tabs>
-          <w:tab w:val="left" w:pos="720"/>
-        </w:tabs>
-        <w:spacing w:line="278" w:lineRule="auto"/>
-        <w:ind w:left="720"/>
-        <w:rPr>
-          <w:rFonts w:ascii="Courier New" w:hAnsi="Courier New" w:cs="Courier New"/>
-          <w:color w:val="000000" w:themeColor="text1"/>
-          <w:lang w:val="mn-MN"/>
-        </w:rPr>
-      </w:pPr>
-      <w:r>
-        <w:rPr>
-          <w:rFonts w:ascii="Courier New" w:hAnsi="Courier New" w:cs="Courier New"/>
-          <w:color w:val="000000" w:themeColor="text1"/>
-          <w:lang w:val="mn-MN"/>
-        </w:rPr>
-        <w:t xml:space="preserve">            p3 = {topLeft.x + length, topLeft.y - length};</w:t>
-      </w:r>
-    </w:p>
-    <w:p>
-      <w:pPr>
-        <w:tabs>
-          <w:tab w:val="left" w:pos="720"/>
-        </w:tabs>
-        <w:spacing w:line="278" w:lineRule="auto"/>
-        <w:ind w:left="720"/>
-        <w:rPr>
-          <w:rFonts w:ascii="Courier New" w:hAnsi="Courier New" w:cs="Courier New"/>
-          <w:color w:val="000000" w:themeColor="text1"/>
-          <w:lang w:val="mn-MN"/>
-        </w:rPr>
-      </w:pPr>
-      <w:r>
-        <w:rPr>
-          <w:rFonts w:ascii="Courier New" w:hAnsi="Courier New" w:cs="Courier New"/>
-          <w:color w:val="000000" w:themeColor="text1"/>
-          <w:lang w:val="mn-MN"/>
-        </w:rPr>
-        <w:t xml:space="preserve">            p4 = {topLeft.x, topLeft.y - length};</w:t>
-      </w:r>
-    </w:p>
-    <w:p>
-      <w:pPr>
-        <w:tabs>
-          <w:tab w:val="left" w:pos="720"/>
-        </w:tabs>
-        <w:spacing w:line="278" w:lineRule="auto"/>
-        <w:ind w:left="720"/>
-        <w:rPr>
-          <w:rFonts w:ascii="Courier New" w:hAnsi="Courier New" w:cs="Courier New"/>
-          <w:color w:val="000000" w:themeColor="text1"/>
-          <w:lang w:val="mn-MN"/>
-        </w:rPr>
-      </w:pPr>
-      <w:r>
-        <w:rPr>
-          <w:rFonts w:ascii="Courier New" w:hAnsi="Courier New" w:cs="Courier New"/>
-          <w:color w:val="000000" w:themeColor="text1"/>
-          <w:lang w:val="mn-MN"/>
-        </w:rPr>
-        <w:t xml:space="preserve">            tal = length;</w:t>
+      <w:r>
+        <w:rPr>
+          <w:rFonts w:ascii="Courier New" w:hAnsi="Courier New" w:cs="Courier New"/>
+          <w:color w:val="000000" w:themeColor="text1"/>
+        </w:rPr>
+        <w:t>= 6</w:t>
+      </w:r>
+      <w:r>
+        <w:rPr>
+          <w:rFonts w:ascii="Courier New" w:hAnsi="Courier New" w:cs="Courier New"/>
+          <w:color w:val="000000" w:themeColor="text1"/>
+          <w:lang w:val="mn-MN"/>
+        </w:rPr>
+        <w:t xml:space="preserve"> ; </w:t>
+      </w:r>
+    </w:p>
+    <w:p>
+      <w:pPr>
+        <w:tabs>
+          <w:tab w:val="left" w:pos="720"/>
+        </w:tabs>
+        <w:spacing w:line="278" w:lineRule="auto"/>
+        <w:rPr>
+          <w:rFonts w:ascii="Courier New" w:hAnsi="Courier New" w:cs="Courier New"/>
+          <w:color w:val="000000" w:themeColor="text1"/>
+          <w:lang w:val="mn-MN"/>
+        </w:rPr>
+      </w:pPr>
+    </w:p>
+    <w:p>
+      <w:pPr>
+        <w:tabs>
+          <w:tab w:val="left" w:pos="720"/>
+        </w:tabs>
+        <w:spacing w:line="278" w:lineRule="auto"/>
+        <w:ind w:left="720"/>
+        <w:rPr>
+          <w:rFonts w:ascii="Courier New" w:hAnsi="Courier New" w:cs="Courier New"/>
+          <w:color w:val="000000" w:themeColor="text1"/>
+          <w:lang w:val="mn-MN"/>
+        </w:rPr>
+      </w:pPr>
+      <w:r>
+        <w:rPr>
+          <w:rFonts w:ascii="Courier New" w:hAnsi="Courier New" w:cs="Courier New"/>
+          <w:color w:val="000000" w:themeColor="text1"/>
+          <w:lang w:val="mn-MN"/>
+        </w:rPr>
+        <w:t>Shape2D** shapes = new Shape2D*[n];</w:t>
+      </w:r>
+    </w:p>
+    <w:p>
+      <w:pPr>
+        <w:tabs>
+          <w:tab w:val="left" w:pos="720"/>
+        </w:tabs>
+        <w:spacing w:line="278" w:lineRule="auto"/>
+        <w:ind w:left="720"/>
+        <w:rPr>
+          <w:rFonts w:ascii="Courier New" w:hAnsi="Courier New" w:cs="Courier New"/>
+          <w:color w:val="000000" w:themeColor="text1"/>
+          <w:lang w:val="mn-MN"/>
+        </w:rPr>
+      </w:pPr>
+    </w:p>
+    <w:p>
+      <w:pPr>
+        <w:tabs>
+          <w:tab w:val="left" w:pos="720"/>
+        </w:tabs>
+        <w:spacing w:line="278" w:lineRule="auto"/>
+        <w:ind w:left="720"/>
+        <w:rPr>
+          <w:rFonts w:ascii="Courier New" w:hAnsi="Courier New" w:cs="Courier New"/>
+          <w:color w:val="000000" w:themeColor="text1"/>
+          <w:lang w:val="mn-MN"/>
+        </w:rPr>
+      </w:pPr>
+      <w:r>
+        <w:rPr>
+          <w:rFonts w:ascii="Courier New" w:hAnsi="Courier New" w:cs="Courier New"/>
+          <w:color w:val="000000" w:themeColor="text1"/>
+          <w:lang w:val="mn-MN"/>
+        </w:rPr>
+        <w:lastRenderedPageBreak/>
+        <w:t>shapes[0] = new Circle({0,0}, 5, "Circle1");</w:t>
+      </w:r>
+    </w:p>
+    <w:p>
+      <w:pPr>
+        <w:tabs>
+          <w:tab w:val="left" w:pos="720"/>
+        </w:tabs>
+        <w:spacing w:line="278" w:lineRule="auto"/>
+        <w:ind w:left="720"/>
+        <w:rPr>
+          <w:rFonts w:ascii="Courier New" w:hAnsi="Courier New" w:cs="Courier New"/>
+          <w:color w:val="000000" w:themeColor="text1"/>
+          <w:lang w:val="mn-MN"/>
+        </w:rPr>
+      </w:pPr>
+      <w:r>
+        <w:rPr>
+          <w:rFonts w:ascii="Courier New" w:hAnsi="Courier New" w:cs="Courier New"/>
+          <w:color w:val="000000" w:themeColor="text1"/>
+          <w:lang w:val="mn-MN"/>
+        </w:rPr>
+        <w:t>shapes[1] = new Square({0,10}, 4, "Square1");</w:t>
+      </w:r>
+    </w:p>
+    <w:p>
+      <w:pPr>
+        <w:tabs>
+          <w:tab w:val="left" w:pos="720"/>
+        </w:tabs>
+        <w:spacing w:line="278" w:lineRule="auto"/>
+        <w:ind w:left="720"/>
+        <w:rPr>
+          <w:rFonts w:ascii="Courier New" w:hAnsi="Courier New" w:cs="Courier New"/>
+          <w:color w:val="000000" w:themeColor="text1"/>
+          <w:lang w:val="mn-MN"/>
+        </w:rPr>
+      </w:pPr>
+      <w:r>
+        <w:rPr>
+          <w:rFonts w:ascii="Courier New" w:hAnsi="Courier New" w:cs="Courier New"/>
+          <w:color w:val="000000" w:themeColor="text1"/>
+          <w:lang w:val="mn-MN"/>
+        </w:rPr>
+        <w:t>shapes[2] = new Triangle({0,10}, 6, "Triangle1");</w:t>
+      </w:r>
+    </w:p>
+    <w:p>
+      <w:pPr>
+        <w:tabs>
+          <w:tab w:val="left" w:pos="720"/>
+        </w:tabs>
+        <w:spacing w:line="278" w:lineRule="auto"/>
+        <w:ind w:left="720"/>
+        <w:rPr>
+          <w:rFonts w:ascii="Courier New" w:hAnsi="Courier New" w:cs="Courier New"/>
+          <w:color w:val="000000" w:themeColor="text1"/>
+          <w:lang w:val="mn-MN"/>
+        </w:rPr>
+      </w:pPr>
+      <w:r>
+        <w:rPr>
+          <w:rFonts w:ascii="Courier New" w:hAnsi="Courier New" w:cs="Courier New"/>
+          <w:color w:val="000000" w:themeColor="text1"/>
+          <w:lang w:val="mn-MN"/>
+        </w:rPr>
+        <w:t>shapes[3] = new Circle({1,1}, 3, "Circle2");</w:t>
+      </w:r>
+    </w:p>
+    <w:p>
+      <w:pPr>
+        <w:tabs>
+          <w:tab w:val="left" w:pos="720"/>
+        </w:tabs>
+        <w:spacing w:line="278" w:lineRule="auto"/>
+        <w:ind w:left="720"/>
+        <w:rPr>
+          <w:rFonts w:ascii="Courier New" w:hAnsi="Courier New" w:cs="Courier New"/>
+          <w:color w:val="000000" w:themeColor="text1"/>
+          <w:lang w:val="mn-MN"/>
+        </w:rPr>
+      </w:pPr>
+      <w:r>
+        <w:rPr>
+          <w:rFonts w:ascii="Courier New" w:hAnsi="Courier New" w:cs="Courier New"/>
+          <w:color w:val="000000" w:themeColor="text1"/>
+          <w:lang w:val="mn-MN"/>
+        </w:rPr>
+        <w:t>shapes[4] = new Square({2,8}, 2, "Square2");</w:t>
+      </w:r>
+    </w:p>
+    <w:p>
+      <w:pPr>
+        <w:tabs>
+          <w:tab w:val="left" w:pos="720"/>
+        </w:tabs>
+        <w:spacing w:line="278" w:lineRule="auto"/>
+        <w:ind w:left="720"/>
+        <w:rPr>
+          <w:rFonts w:ascii="Courier New" w:hAnsi="Courier New" w:cs="Courier New"/>
+          <w:color w:val="000000" w:themeColor="text1"/>
+          <w:lang w:val="mn-MN"/>
+        </w:rPr>
+      </w:pPr>
+      <w:r>
+        <w:rPr>
+          <w:rFonts w:ascii="Courier New" w:hAnsi="Courier New" w:cs="Courier New"/>
+          <w:color w:val="000000" w:themeColor="text1"/>
+          <w:lang w:val="mn-MN"/>
+        </w:rPr>
+        <w:t>shapes[5] = new Triangle({2,5}, 4, "Triangle2");</w:t>
+      </w:r>
+    </w:p>
+    <w:p>
+      <w:pPr>
+        <w:tabs>
+          <w:tab w:val="left" w:pos="720"/>
+        </w:tabs>
+        <w:spacing w:line="278" w:lineRule="auto"/>
+        <w:ind w:left="720"/>
+        <w:rPr>
+          <w:rFonts w:ascii="Courier New" w:hAnsi="Courier New" w:cs="Courier New"/>
+          <w:color w:val="000000" w:themeColor="text1"/>
+          <w:lang w:val="mn-MN"/>
+        </w:rPr>
+      </w:pPr>
+    </w:p>
+    <w:p>
+      <w:pPr>
+        <w:tabs>
+          <w:tab w:val="left" w:pos="720"/>
+        </w:tabs>
+        <w:spacing w:line="278" w:lineRule="auto"/>
+        <w:ind w:left="720"/>
+        <w:rPr>
+          <w:rFonts w:ascii="Courier New" w:hAnsi="Courier New" w:cs="Courier New"/>
+          <w:color w:val="000000" w:themeColor="text1"/>
+          <w:lang w:val="mn-MN"/>
+        </w:rPr>
+      </w:pPr>
+    </w:p>
+    <w:p>
+      <w:pPr>
+        <w:tabs>
+          <w:tab w:val="left" w:pos="720"/>
+        </w:tabs>
+        <w:spacing w:line="278" w:lineRule="auto"/>
+        <w:ind w:left="720"/>
+        <w:rPr>
+          <w:rFonts w:ascii="Courier New" w:hAnsi="Courier New" w:cs="Courier New"/>
+          <w:color w:val="000000" w:themeColor="text1"/>
+          <w:lang w:val="mn-MN"/>
+        </w:rPr>
+      </w:pPr>
+      <w:r>
+        <w:rPr>
+          <w:rFonts w:ascii="Courier New" w:hAnsi="Courier New" w:cs="Courier New"/>
+          <w:color w:val="000000" w:themeColor="text1"/>
+          <w:lang w:val="mn-MN"/>
+        </w:rPr>
+        <w:t>for(int i = 0; i &lt; n - 1; i++){</w:t>
+      </w:r>
+    </w:p>
+    <w:p>
+      <w:pPr>
+        <w:tabs>
+          <w:tab w:val="left" w:pos="720"/>
+        </w:tabs>
+        <w:spacing w:line="278" w:lineRule="auto"/>
+        <w:ind w:left="720"/>
+        <w:rPr>
+          <w:rFonts w:ascii="Courier New" w:hAnsi="Courier New" w:cs="Courier New"/>
+          <w:color w:val="000000" w:themeColor="text1"/>
+          <w:lang w:val="mn-MN"/>
+        </w:rPr>
+      </w:pPr>
+      <w:r>
+        <w:rPr>
+          <w:rFonts w:ascii="Courier New" w:hAnsi="Courier New" w:cs="Courier New"/>
+          <w:color w:val="000000" w:themeColor="text1"/>
+          <w:lang w:val="mn-MN"/>
+        </w:rPr>
+        <w:t xml:space="preserve">    for(int j = 0; j &lt; n - i - 1; j++){</w:t>
+      </w:r>
+    </w:p>
+    <w:p>
+      <w:pPr>
+        <w:tabs>
+          <w:tab w:val="left" w:pos="720"/>
+        </w:tabs>
+        <w:spacing w:line="278" w:lineRule="auto"/>
+        <w:ind w:left="720"/>
+        <w:rPr>
+          <w:rFonts w:ascii="Courier New" w:hAnsi="Courier New" w:cs="Courier New"/>
+          <w:color w:val="000000" w:themeColor="text1"/>
+          <w:lang w:val="mn-MN"/>
+        </w:rPr>
+      </w:pPr>
+      <w:r>
+        <w:rPr>
+          <w:rFonts w:ascii="Courier New" w:hAnsi="Courier New" w:cs="Courier New"/>
+          <w:color w:val="000000" w:themeColor="text1"/>
+          <w:lang w:val="mn-MN"/>
+        </w:rPr>
+        <w:t xml:space="preserve">        if(shapes[j]-&gt;talbai() &gt; shapes[j + 1]-&gt;talbai()){</w:t>
+      </w:r>
+    </w:p>
+    <w:p>
+      <w:pPr>
+        <w:tabs>
+          <w:tab w:val="left" w:pos="720"/>
+        </w:tabs>
+        <w:spacing w:line="278" w:lineRule="auto"/>
+        <w:ind w:left="720"/>
+        <w:rPr>
+          <w:rFonts w:ascii="Courier New" w:hAnsi="Courier New" w:cs="Courier New"/>
+          <w:color w:val="000000" w:themeColor="text1"/>
+          <w:lang w:val="mn-MN"/>
+        </w:rPr>
+      </w:pPr>
+      <w:r>
+        <w:rPr>
+          <w:rFonts w:ascii="Courier New" w:hAnsi="Courier New" w:cs="Courier New"/>
+          <w:color w:val="000000" w:themeColor="text1"/>
+          <w:lang w:val="mn-MN"/>
+        </w:rPr>
+        <w:t xml:space="preserve">            swap(shapes[j], shapes[j + 1]);</w:t>
       </w:r>
     </w:p>
     <w:p>
@@ -11482,184 +13491,240 @@
           <w:color w:val="000000" w:themeColor="text1"/>
           <w:lang w:val="mn-MN"/>
         </w:rPr>
-        <w:t xml:space="preserve">        float talbai() override {</w:t>
-      </w:r>
-    </w:p>
-    <w:p>
-      <w:pPr>
-        <w:tabs>
-          <w:tab w:val="left" w:pos="720"/>
-        </w:tabs>
-        <w:spacing w:line="278" w:lineRule="auto"/>
-        <w:ind w:left="720"/>
-        <w:rPr>
-          <w:rFonts w:ascii="Courier New" w:hAnsi="Courier New" w:cs="Courier New"/>
-          <w:color w:val="000000" w:themeColor="text1"/>
-          <w:lang w:val="mn-MN"/>
-        </w:rPr>
-      </w:pPr>
-      <w:r>
-        <w:rPr>
-          <w:rFonts w:ascii="Courier New" w:hAnsi="Courier New" w:cs="Courier New"/>
-          <w:color w:val="000000" w:themeColor="text1"/>
-          <w:lang w:val="mn-MN"/>
-        </w:rPr>
-        <w:t xml:space="preserve">            return tal * tal ; </w:t>
-      </w:r>
-    </w:p>
-    <w:p>
-      <w:pPr>
-        <w:tabs>
-          <w:tab w:val="left" w:pos="720"/>
-        </w:tabs>
-        <w:spacing w:line="278" w:lineRule="auto"/>
-        <w:ind w:left="720"/>
-        <w:rPr>
-          <w:rFonts w:ascii="Courier New" w:hAnsi="Courier New" w:cs="Courier New"/>
-          <w:color w:val="000000" w:themeColor="text1"/>
-          <w:lang w:val="mn-MN"/>
-        </w:rPr>
-      </w:pPr>
-      <w:r>
-        <w:rPr>
-          <w:rFonts w:ascii="Courier New" w:hAnsi="Courier New" w:cs="Courier New"/>
-          <w:color w:val="000000" w:themeColor="text1"/>
-          <w:lang w:val="mn-MN"/>
-        </w:rPr>
-        <w:t xml:space="preserve">        }</w:t>
-      </w:r>
-    </w:p>
-    <w:p>
-      <w:pPr>
-        <w:tabs>
-          <w:tab w:val="left" w:pos="720"/>
-        </w:tabs>
-        <w:spacing w:line="278" w:lineRule="auto"/>
-        <w:ind w:left="720"/>
-        <w:rPr>
-          <w:rFonts w:ascii="Courier New" w:hAnsi="Courier New" w:cs="Courier New"/>
-          <w:color w:val="000000" w:themeColor="text1"/>
-          <w:lang w:val="mn-MN"/>
-        </w:rPr>
-      </w:pPr>
-      <w:r>
-        <w:rPr>
-          <w:rFonts w:ascii="Courier New" w:hAnsi="Courier New" w:cs="Courier New"/>
-          <w:color w:val="000000" w:themeColor="text1"/>
-          <w:lang w:val="mn-MN"/>
-        </w:rPr>
-        <w:t xml:space="preserve">        float perimetr() override {</w:t>
-      </w:r>
-    </w:p>
-    <w:p>
-      <w:pPr>
-        <w:tabs>
-          <w:tab w:val="left" w:pos="720"/>
-        </w:tabs>
-        <w:spacing w:line="278" w:lineRule="auto"/>
-        <w:ind w:left="720"/>
-        <w:rPr>
-          <w:rFonts w:ascii="Courier New" w:hAnsi="Courier New" w:cs="Courier New"/>
-          <w:color w:val="000000" w:themeColor="text1"/>
-          <w:lang w:val="mn-MN"/>
-        </w:rPr>
-      </w:pPr>
-      <w:r>
-        <w:rPr>
-          <w:rFonts w:ascii="Courier New" w:hAnsi="Courier New" w:cs="Courier New"/>
-          <w:color w:val="000000" w:themeColor="text1"/>
-          <w:lang w:val="mn-MN"/>
-        </w:rPr>
-        <w:t xml:space="preserve">            return 4 * tal ; </w:t>
-      </w:r>
-    </w:p>
-    <w:p>
-      <w:pPr>
-        <w:tabs>
-          <w:tab w:val="left" w:pos="720"/>
-        </w:tabs>
-        <w:spacing w:line="278" w:lineRule="auto"/>
-        <w:ind w:left="720"/>
-        <w:rPr>
-          <w:rFonts w:ascii="Courier New" w:hAnsi="Courier New" w:cs="Courier New"/>
-          <w:color w:val="000000" w:themeColor="text1"/>
-          <w:lang w:val="mn-MN"/>
-        </w:rPr>
-      </w:pPr>
-      <w:r>
-        <w:rPr>
-          <w:rFonts w:ascii="Courier New" w:hAnsi="Courier New" w:cs="Courier New"/>
-          <w:color w:val="000000" w:themeColor="text1"/>
-          <w:lang w:val="mn-MN"/>
-        </w:rPr>
-        <w:t xml:space="preserve">        }</w:t>
-      </w:r>
-    </w:p>
-    <w:p>
-      <w:pPr>
-        <w:tabs>
-          <w:tab w:val="left" w:pos="720"/>
-        </w:tabs>
-        <w:spacing w:line="278" w:lineRule="auto"/>
-        <w:ind w:left="720"/>
-        <w:rPr>
-          <w:rFonts w:ascii="Courier New" w:hAnsi="Courier New" w:cs="Courier New"/>
-          <w:color w:val="000000" w:themeColor="text1"/>
-          <w:lang w:val="mn-MN"/>
-        </w:rPr>
-      </w:pPr>
-      <w:r>
-        <w:rPr>
-          <w:rFonts w:ascii="Courier New" w:hAnsi="Courier New" w:cs="Courier New"/>
-          <w:color w:val="000000" w:themeColor="text1"/>
-          <w:lang w:val="mn-MN"/>
-        </w:rPr>
-        <w:t xml:space="preserve">        ~Square(){}</w:t>
-      </w:r>
-    </w:p>
-    <w:p>
-      <w:pPr>
-        <w:tabs>
-          <w:tab w:val="left" w:pos="720"/>
-        </w:tabs>
-        <w:spacing w:line="278" w:lineRule="auto"/>
-        <w:ind w:left="720"/>
-        <w:rPr>
-          <w:rFonts w:ascii="Courier New" w:hAnsi="Courier New" w:cs="Courier New"/>
-          <w:color w:val="000000" w:themeColor="text1"/>
-          <w:lang w:val="mn-MN"/>
-        </w:rPr>
-      </w:pPr>
-      <w:r>
-        <w:rPr>
-          <w:rFonts w:ascii="Courier New" w:hAnsi="Courier New" w:cs="Courier New"/>
-          <w:color w:val="000000" w:themeColor="text1"/>
-          <w:lang w:val="mn-MN"/>
-        </w:rPr>
-        <w:t>};</w:t>
-      </w:r>
-    </w:p>
-    <w:p>
-      <w:pPr>
-        <w:tabs>
-          <w:tab w:val="left" w:pos="720"/>
-        </w:tabs>
-        <w:spacing w:line="278" w:lineRule="auto"/>
-        <w:ind w:left="720"/>
-        <w:rPr>
-          <w:rFonts w:ascii="Courier New" w:hAnsi="Courier New" w:cs="Courier New"/>
-          <w:color w:val="000000" w:themeColor="text1"/>
-          <w:lang w:val="mn-MN"/>
-        </w:rPr>
-      </w:pPr>
-      <w:r>
-        <w:rPr>
-          <w:rFonts w:ascii="Courier New" w:hAnsi="Courier New" w:cs="Courier New"/>
-          <w:color w:val="000000" w:themeColor="text1"/>
-          <w:lang w:val="mn-MN"/>
-        </w:rPr>
-        <w:t xml:space="preserve"> </w:t>
-      </w:r>
+        <w:t xml:space="preserve">    }</w:t>
+      </w:r>
+    </w:p>
+    <w:p>
+      <w:pPr>
+        <w:tabs>
+          <w:tab w:val="left" w:pos="720"/>
+        </w:tabs>
+        <w:spacing w:line="278" w:lineRule="auto"/>
+        <w:ind w:left="720"/>
+        <w:rPr>
+          <w:rFonts w:ascii="Courier New" w:hAnsi="Courier New" w:cs="Courier New"/>
+          <w:color w:val="000000" w:themeColor="text1"/>
+          <w:lang w:val="mn-MN"/>
+        </w:rPr>
+      </w:pPr>
+      <w:r>
+        <w:rPr>
+          <w:rFonts w:ascii="Courier New" w:hAnsi="Courier New" w:cs="Courier New"/>
+          <w:color w:val="000000" w:themeColor="text1"/>
+          <w:lang w:val="mn-MN"/>
+        </w:rPr>
+        <w:t>}</w:t>
+      </w:r>
+    </w:p>
+    <w:p>
+      <w:pPr>
+        <w:tabs>
+          <w:tab w:val="left" w:pos="720"/>
+        </w:tabs>
+        <w:spacing w:line="278" w:lineRule="auto"/>
+        <w:ind w:left="720"/>
+        <w:rPr>
+          <w:rFonts w:ascii="Courier New" w:hAnsi="Courier New" w:cs="Courier New"/>
+          <w:color w:val="000000" w:themeColor="text1"/>
+          <w:lang w:val="mn-MN"/>
+        </w:rPr>
+      </w:pPr>
+    </w:p>
+    <w:p>
+      <w:pPr>
+        <w:tabs>
+          <w:tab w:val="left" w:pos="720"/>
+        </w:tabs>
+        <w:spacing w:line="278" w:lineRule="auto"/>
+        <w:ind w:left="720"/>
+        <w:rPr>
+          <w:rFonts w:ascii="Courier New" w:hAnsi="Courier New" w:cs="Courier New"/>
+          <w:color w:val="000000" w:themeColor="text1"/>
+          <w:lang w:val="mn-MN"/>
+        </w:rPr>
+      </w:pPr>
+    </w:p>
+    <w:p>
+      <w:pPr>
+        <w:tabs>
+          <w:tab w:val="left" w:pos="720"/>
+        </w:tabs>
+        <w:spacing w:line="278" w:lineRule="auto"/>
+        <w:ind w:left="720"/>
+        <w:rPr>
+          <w:rFonts w:ascii="Courier New" w:hAnsi="Courier New" w:cs="Courier New"/>
+          <w:color w:val="000000" w:themeColor="text1"/>
+          <w:lang w:val="mn-MN"/>
+        </w:rPr>
+      </w:pPr>
+      <w:r>
+        <w:rPr>
+          <w:rFonts w:ascii="Courier New" w:hAnsi="Courier New" w:cs="Courier New"/>
+          <w:color w:val="000000" w:themeColor="text1"/>
+          <w:lang w:val="mn-MN"/>
+        </w:rPr>
+        <w:t>cout &lt;&lt; "=== Sorted by area ===\n";</w:t>
+      </w:r>
+    </w:p>
+    <w:p>
+      <w:pPr>
+        <w:tabs>
+          <w:tab w:val="left" w:pos="720"/>
+        </w:tabs>
+        <w:spacing w:line="278" w:lineRule="auto"/>
+        <w:ind w:left="720"/>
+        <w:rPr>
+          <w:rFonts w:ascii="Courier New" w:hAnsi="Courier New" w:cs="Courier New"/>
+          <w:color w:val="000000" w:themeColor="text1"/>
+          <w:lang w:val="mn-MN"/>
+        </w:rPr>
+      </w:pPr>
+    </w:p>
+    <w:p>
+      <w:pPr>
+        <w:tabs>
+          <w:tab w:val="left" w:pos="720"/>
+        </w:tabs>
+        <w:spacing w:line="278" w:lineRule="auto"/>
+        <w:ind w:left="720"/>
+        <w:rPr>
+          <w:rFonts w:ascii="Courier New" w:hAnsi="Courier New" w:cs="Courier New"/>
+          <w:color w:val="000000" w:themeColor="text1"/>
+          <w:lang w:val="mn-MN"/>
+        </w:rPr>
+      </w:pPr>
+      <w:r>
+        <w:rPr>
+          <w:rFonts w:ascii="Courier New" w:hAnsi="Courier New" w:cs="Courier New"/>
+          <w:color w:val="000000" w:themeColor="text1"/>
+          <w:lang w:val="mn-MN"/>
+        </w:rPr>
+        <w:t>for(int i = 0; i &lt; n; i++){</w:t>
+      </w:r>
+    </w:p>
+    <w:p>
+      <w:pPr>
+        <w:tabs>
+          <w:tab w:val="left" w:pos="720"/>
+        </w:tabs>
+        <w:spacing w:line="278" w:lineRule="auto"/>
+        <w:ind w:left="720"/>
+        <w:rPr>
+          <w:rFonts w:ascii="Courier New" w:hAnsi="Courier New" w:cs="Courier New"/>
+          <w:color w:val="000000" w:themeColor="text1"/>
+          <w:lang w:val="mn-MN"/>
+        </w:rPr>
+      </w:pPr>
+      <w:r>
+        <w:rPr>
+          <w:rFonts w:ascii="Courier New" w:hAnsi="Courier New" w:cs="Courier New"/>
+          <w:color w:val="000000" w:themeColor="text1"/>
+          <w:lang w:val="mn-MN"/>
+        </w:rPr>
+        <w:t xml:space="preserve">    cout &lt;&lt; shapes[i]-&gt;getName() &lt;&lt; endl;</w:t>
+      </w:r>
+    </w:p>
+    <w:p>
+      <w:pPr>
+        <w:tabs>
+          <w:tab w:val="left" w:pos="720"/>
+        </w:tabs>
+        <w:spacing w:line="278" w:lineRule="auto"/>
+        <w:ind w:left="720"/>
+        <w:rPr>
+          <w:rFonts w:ascii="Courier New" w:hAnsi="Courier New" w:cs="Courier New"/>
+          <w:color w:val="000000" w:themeColor="text1"/>
+          <w:lang w:val="mn-MN"/>
+        </w:rPr>
+      </w:pPr>
+      <w:r>
+        <w:rPr>
+          <w:rFonts w:ascii="Courier New" w:hAnsi="Courier New" w:cs="Courier New"/>
+          <w:color w:val="000000" w:themeColor="text1"/>
+          <w:lang w:val="mn-MN"/>
+        </w:rPr>
+        <w:t xml:space="preserve">    cout &lt;&lt; "Talbai: " &lt;&lt; shapes[i]-&gt;talbai() &lt;&lt; endl;</w:t>
+      </w:r>
+    </w:p>
+    <w:p>
+      <w:pPr>
+        <w:tabs>
+          <w:tab w:val="left" w:pos="720"/>
+        </w:tabs>
+        <w:spacing w:line="278" w:lineRule="auto"/>
+        <w:ind w:left="720"/>
+        <w:rPr>
+          <w:rFonts w:ascii="Courier New" w:hAnsi="Courier New" w:cs="Courier New"/>
+          <w:color w:val="000000" w:themeColor="text1"/>
+          <w:lang w:val="mn-MN"/>
+        </w:rPr>
+      </w:pPr>
+      <w:r>
+        <w:rPr>
+          <w:rFonts w:ascii="Courier New" w:hAnsi="Courier New" w:cs="Courier New"/>
+          <w:color w:val="000000" w:themeColor="text1"/>
+          <w:lang w:val="mn-MN"/>
+        </w:rPr>
+        <w:t xml:space="preserve">    cout &lt;&lt; "Perimetr: " &lt;&lt; shapes[i]-&gt;perimetr() &lt;&lt; endl;</w:t>
+      </w:r>
+    </w:p>
+    <w:p>
+      <w:pPr>
+        <w:tabs>
+          <w:tab w:val="left" w:pos="720"/>
+        </w:tabs>
+        <w:spacing w:line="278" w:lineRule="auto"/>
+        <w:ind w:left="720"/>
+        <w:rPr>
+          <w:rFonts w:ascii="Courier New" w:hAnsi="Courier New" w:cs="Courier New"/>
+          <w:color w:val="000000" w:themeColor="text1"/>
+          <w:lang w:val="mn-MN"/>
+        </w:rPr>
+      </w:pPr>
+      <w:r>
+        <w:rPr>
+          <w:rFonts w:ascii="Courier New" w:hAnsi="Courier New" w:cs="Courier New"/>
+          <w:color w:val="000000" w:themeColor="text1"/>
+          <w:lang w:val="mn-MN"/>
+        </w:rPr>
+        <w:t xml:space="preserve">    cout &lt;&lt; "------------------" &lt;&lt; endl;</w:t>
+      </w:r>
+    </w:p>
+    <w:p>
+      <w:pPr>
+        <w:tabs>
+          <w:tab w:val="left" w:pos="720"/>
+        </w:tabs>
+        <w:spacing w:line="278" w:lineRule="auto"/>
+        <w:ind w:left="720"/>
+        <w:rPr>
+          <w:rFonts w:ascii="Courier New" w:hAnsi="Courier New" w:cs="Courier New"/>
+          <w:color w:val="000000" w:themeColor="text1"/>
+          <w:lang w:val="mn-MN"/>
+        </w:rPr>
+      </w:pPr>
+      <w:r>
+        <w:rPr>
+          <w:rFonts w:ascii="Courier New" w:hAnsi="Courier New" w:cs="Courier New"/>
+          <w:color w:val="000000" w:themeColor="text1"/>
+          <w:lang w:val="mn-MN"/>
+        </w:rPr>
+        <w:t>}</w:t>
+      </w:r>
+    </w:p>
+    <w:p>
+      <w:pPr>
+        <w:tabs>
+          <w:tab w:val="left" w:pos="720"/>
+        </w:tabs>
+        <w:spacing w:line="278" w:lineRule="auto"/>
+        <w:ind w:left="720"/>
+        <w:rPr>
+          <w:rFonts w:ascii="Courier New" w:hAnsi="Courier New" w:cs="Courier New"/>
+          <w:color w:val="000000" w:themeColor="text1"/>
+          <w:lang w:val="mn-MN"/>
+        </w:rPr>
+      </w:pPr>
     </w:p>
     <w:p>
       <w:pPr>
@@ -11681,1329 +13746,6 @@
           <w:lang w:val="mn-MN"/>
         </w:rPr>
         <w:lastRenderedPageBreak/>
-        <w:t>class Triangle : public Shape2D {</w:t>
-      </w:r>
-    </w:p>
-    <w:p>
-      <w:pPr>
-        <w:tabs>
-          <w:tab w:val="left" w:pos="720"/>
-        </w:tabs>
-        <w:spacing w:line="278" w:lineRule="auto"/>
-        <w:ind w:left="720"/>
-        <w:rPr>
-          <w:rFonts w:ascii="Courier New" w:hAnsi="Courier New" w:cs="Courier New"/>
-          <w:color w:val="000000" w:themeColor="text1"/>
-          <w:lang w:val="mn-MN"/>
-        </w:rPr>
-      </w:pPr>
-      <w:r>
-        <w:rPr>
-          <w:rFonts w:ascii="Courier New" w:hAnsi="Courier New" w:cs="Courier New"/>
-          <w:color w:val="000000" w:themeColor="text1"/>
-          <w:lang w:val="mn-MN"/>
-        </w:rPr>
-        <w:t>protected:</w:t>
-      </w:r>
-    </w:p>
-    <w:p>
-      <w:pPr>
-        <w:tabs>
-          <w:tab w:val="left" w:pos="720"/>
-        </w:tabs>
-        <w:spacing w:line="278" w:lineRule="auto"/>
-        <w:ind w:left="720"/>
-        <w:rPr>
-          <w:rFonts w:ascii="Courier New" w:hAnsi="Courier New" w:cs="Courier New"/>
-          <w:color w:val="000000" w:themeColor="text1"/>
-          <w:lang w:val="mn-MN"/>
-        </w:rPr>
-      </w:pPr>
-      <w:r>
-        <w:rPr>
-          <w:rFonts w:ascii="Courier New" w:hAnsi="Courier New" w:cs="Courier New"/>
-          <w:color w:val="000000" w:themeColor="text1"/>
-          <w:lang w:val="mn-MN"/>
-        </w:rPr>
-        <w:t xml:space="preserve">    Point p1, p2, p3;</w:t>
-      </w:r>
-    </w:p>
-    <w:p>
-      <w:pPr>
-        <w:tabs>
-          <w:tab w:val="left" w:pos="720"/>
-        </w:tabs>
-        <w:spacing w:line="278" w:lineRule="auto"/>
-        <w:ind w:left="720"/>
-        <w:rPr>
-          <w:rFonts w:ascii="Courier New" w:hAnsi="Courier New" w:cs="Courier New"/>
-          <w:color w:val="000000" w:themeColor="text1"/>
-          <w:lang w:val="mn-MN"/>
-        </w:rPr>
-      </w:pPr>
-      <w:r>
-        <w:rPr>
-          <w:rFonts w:ascii="Courier New" w:hAnsi="Courier New" w:cs="Courier New"/>
-          <w:color w:val="000000" w:themeColor="text1"/>
-          <w:lang w:val="mn-MN"/>
-        </w:rPr>
-        <w:t xml:space="preserve">    float tal1, tal2, tal3;</w:t>
-      </w:r>
-    </w:p>
-    <w:p>
-      <w:pPr>
-        <w:tabs>
-          <w:tab w:val="left" w:pos="720"/>
-        </w:tabs>
-        <w:spacing w:line="278" w:lineRule="auto"/>
-        <w:ind w:left="720"/>
-        <w:rPr>
-          <w:rFonts w:ascii="Courier New" w:hAnsi="Courier New" w:cs="Courier New"/>
-          <w:color w:val="000000" w:themeColor="text1"/>
-          <w:lang w:val="mn-MN"/>
-        </w:rPr>
-      </w:pPr>
-      <w:r>
-        <w:rPr>
-          <w:rFonts w:ascii="Courier New" w:hAnsi="Courier New" w:cs="Courier New"/>
-          <w:color w:val="000000" w:themeColor="text1"/>
-          <w:lang w:val="mn-MN"/>
-        </w:rPr>
-        <w:t>public:</w:t>
-      </w:r>
-    </w:p>
-    <w:p>
-      <w:pPr>
-        <w:tabs>
-          <w:tab w:val="left" w:pos="720"/>
-        </w:tabs>
-        <w:spacing w:line="278" w:lineRule="auto"/>
-        <w:ind w:left="720"/>
-        <w:rPr>
-          <w:rFonts w:ascii="Courier New" w:hAnsi="Courier New" w:cs="Courier New"/>
-          <w:color w:val="000000" w:themeColor="text1"/>
-          <w:lang w:val="mn-MN"/>
-        </w:rPr>
-      </w:pPr>
-      <w:r>
-        <w:rPr>
-          <w:rFonts w:ascii="Courier New" w:hAnsi="Courier New" w:cs="Courier New"/>
-          <w:color w:val="000000" w:themeColor="text1"/>
-          <w:lang w:val="mn-MN"/>
-        </w:rPr>
-        <w:t xml:space="preserve">    Triangle(Point top, float a, string n) : Shape2D(n) {</w:t>
-      </w:r>
-    </w:p>
-    <w:p>
-      <w:pPr>
-        <w:tabs>
-          <w:tab w:val="left" w:pos="720"/>
-        </w:tabs>
-        <w:spacing w:line="278" w:lineRule="auto"/>
-        <w:ind w:left="720"/>
-        <w:rPr>
-          <w:rFonts w:ascii="Courier New" w:hAnsi="Courier New" w:cs="Courier New"/>
-          <w:color w:val="000000" w:themeColor="text1"/>
-          <w:lang w:val="mn-MN"/>
-        </w:rPr>
-      </w:pPr>
-      <w:r>
-        <w:rPr>
-          <w:rFonts w:ascii="Courier New" w:hAnsi="Courier New" w:cs="Courier New"/>
-          <w:color w:val="000000" w:themeColor="text1"/>
-          <w:lang w:val="mn-MN"/>
-        </w:rPr>
-        <w:t xml:space="preserve">        p1 = top; </w:t>
-      </w:r>
-    </w:p>
-    <w:p>
-      <w:pPr>
-        <w:tabs>
-          <w:tab w:val="left" w:pos="720"/>
-        </w:tabs>
-        <w:spacing w:line="278" w:lineRule="auto"/>
-        <w:ind w:left="720"/>
-        <w:rPr>
-          <w:rFonts w:ascii="Courier New" w:hAnsi="Courier New" w:cs="Courier New"/>
-          <w:color w:val="000000" w:themeColor="text1"/>
-          <w:lang w:val="mn-MN"/>
-        </w:rPr>
-      </w:pPr>
-      <w:r>
-        <w:rPr>
-          <w:rFonts w:ascii="Courier New" w:hAnsi="Courier New" w:cs="Courier New"/>
-          <w:color w:val="000000" w:themeColor="text1"/>
-          <w:lang w:val="mn-MN"/>
-        </w:rPr>
-        <w:t xml:space="preserve">        float height = sqrt(3)/2 * a;</w:t>
-      </w:r>
-    </w:p>
-    <w:p>
-      <w:pPr>
-        <w:tabs>
-          <w:tab w:val="left" w:pos="720"/>
-        </w:tabs>
-        <w:spacing w:line="278" w:lineRule="auto"/>
-        <w:ind w:left="720"/>
-        <w:rPr>
-          <w:rFonts w:ascii="Courier New" w:hAnsi="Courier New" w:cs="Courier New"/>
-          <w:color w:val="000000" w:themeColor="text1"/>
-          <w:lang w:val="mn-MN"/>
-        </w:rPr>
-      </w:pPr>
-      <w:r>
-        <w:rPr>
-          <w:rFonts w:ascii="Courier New" w:hAnsi="Courier New" w:cs="Courier New"/>
-          <w:color w:val="000000" w:themeColor="text1"/>
-          <w:lang w:val="mn-MN"/>
-        </w:rPr>
-        <w:t xml:space="preserve">        p2 = {top.x - a/2, top.y - height}; </w:t>
-      </w:r>
-    </w:p>
-    <w:p>
-      <w:pPr>
-        <w:tabs>
-          <w:tab w:val="left" w:pos="720"/>
-        </w:tabs>
-        <w:spacing w:line="278" w:lineRule="auto"/>
-        <w:ind w:left="720"/>
-        <w:rPr>
-          <w:rFonts w:ascii="Courier New" w:hAnsi="Courier New" w:cs="Courier New"/>
-          <w:color w:val="000000" w:themeColor="text1"/>
-          <w:lang w:val="mn-MN"/>
-        </w:rPr>
-      </w:pPr>
-      <w:r>
-        <w:rPr>
-          <w:rFonts w:ascii="Courier New" w:hAnsi="Courier New" w:cs="Courier New"/>
-          <w:color w:val="000000" w:themeColor="text1"/>
-          <w:lang w:val="mn-MN"/>
-        </w:rPr>
-        <w:t xml:space="preserve">        p3 = {top.x + a/2, top.y - height}; </w:t>
-      </w:r>
-    </w:p>
-    <w:p>
-      <w:pPr>
-        <w:tabs>
-          <w:tab w:val="left" w:pos="720"/>
-        </w:tabs>
-        <w:spacing w:line="278" w:lineRule="auto"/>
-        <w:ind w:left="720"/>
-        <w:rPr>
-          <w:rFonts w:ascii="Courier New" w:hAnsi="Courier New" w:cs="Courier New"/>
-          <w:color w:val="000000" w:themeColor="text1"/>
-          <w:lang w:val="mn-MN"/>
-        </w:rPr>
-      </w:pPr>
-      <w:r>
-        <w:rPr>
-          <w:rFonts w:ascii="Courier New" w:hAnsi="Courier New" w:cs="Courier New"/>
-          <w:color w:val="000000" w:themeColor="text1"/>
-          <w:lang w:val="mn-MN"/>
-        </w:rPr>
-        <w:t xml:space="preserve">    </w:t>
-      </w:r>
-    </w:p>
-    <w:p>
-      <w:pPr>
-        <w:tabs>
-          <w:tab w:val="left" w:pos="720"/>
-        </w:tabs>
-        <w:spacing w:line="278" w:lineRule="auto"/>
-        <w:ind w:left="720"/>
-        <w:rPr>
-          <w:rFonts w:ascii="Courier New" w:hAnsi="Courier New" w:cs="Courier New"/>
-          <w:color w:val="000000" w:themeColor="text1"/>
-          <w:lang w:val="mn-MN"/>
-        </w:rPr>
-      </w:pPr>
-      <w:r>
-        <w:rPr>
-          <w:rFonts w:ascii="Courier New" w:hAnsi="Courier New" w:cs="Courier New"/>
-          <w:color w:val="000000" w:themeColor="text1"/>
-          <w:lang w:val="mn-MN"/>
-        </w:rPr>
-        <w:t xml:space="preserve">        tal1 = tal2 = tal3 = a;</w:t>
-      </w:r>
-    </w:p>
-    <w:p>
-      <w:pPr>
-        <w:tabs>
-          <w:tab w:val="left" w:pos="720"/>
-        </w:tabs>
-        <w:spacing w:line="278" w:lineRule="auto"/>
-        <w:ind w:left="720"/>
-        <w:rPr>
-          <w:rFonts w:ascii="Courier New" w:hAnsi="Courier New" w:cs="Courier New"/>
-          <w:color w:val="000000" w:themeColor="text1"/>
-          <w:lang w:val="mn-MN"/>
-        </w:rPr>
-      </w:pPr>
-      <w:r>
-        <w:rPr>
-          <w:rFonts w:ascii="Courier New" w:hAnsi="Courier New" w:cs="Courier New"/>
-          <w:color w:val="000000" w:themeColor="text1"/>
-          <w:lang w:val="mn-MN"/>
-        </w:rPr>
-        <w:t xml:space="preserve">    }</w:t>
-      </w:r>
-    </w:p>
-    <w:p>
-      <w:pPr>
-        <w:tabs>
-          <w:tab w:val="left" w:pos="720"/>
-        </w:tabs>
-        <w:spacing w:line="278" w:lineRule="auto"/>
-        <w:ind w:left="720"/>
-        <w:rPr>
-          <w:rFonts w:ascii="Courier New" w:hAnsi="Courier New" w:cs="Courier New"/>
-          <w:color w:val="000000" w:themeColor="text1"/>
-          <w:lang w:val="mn-MN"/>
-        </w:rPr>
-      </w:pPr>
-      <w:r>
-        <w:rPr>
-          <w:rFonts w:ascii="Courier New" w:hAnsi="Courier New" w:cs="Courier New"/>
-          <w:color w:val="000000" w:themeColor="text1"/>
-          <w:lang w:val="mn-MN"/>
-        </w:rPr>
-        <w:t xml:space="preserve">    float talbai() override {</w:t>
-      </w:r>
-    </w:p>
-    <w:p>
-      <w:pPr>
-        <w:tabs>
-          <w:tab w:val="left" w:pos="720"/>
-        </w:tabs>
-        <w:spacing w:line="278" w:lineRule="auto"/>
-        <w:ind w:left="720"/>
-        <w:rPr>
-          <w:rFonts w:ascii="Courier New" w:hAnsi="Courier New" w:cs="Courier New"/>
-          <w:color w:val="000000" w:themeColor="text1"/>
-          <w:lang w:val="mn-MN"/>
-        </w:rPr>
-      </w:pPr>
-      <w:r>
-        <w:rPr>
-          <w:rFonts w:ascii="Courier New" w:hAnsi="Courier New" w:cs="Courier New"/>
-          <w:color w:val="000000" w:themeColor="text1"/>
-          <w:lang w:val="mn-MN"/>
-        </w:rPr>
-        <w:t xml:space="preserve">        return (sqrt(3)/4) * tal1 * tal1; </w:t>
-      </w:r>
-    </w:p>
-    <w:p>
-      <w:pPr>
-        <w:tabs>
-          <w:tab w:val="left" w:pos="720"/>
-        </w:tabs>
-        <w:spacing w:line="278" w:lineRule="auto"/>
-        <w:ind w:left="720"/>
-        <w:rPr>
-          <w:rFonts w:ascii="Courier New" w:hAnsi="Courier New" w:cs="Courier New"/>
-          <w:color w:val="000000" w:themeColor="text1"/>
-          <w:lang w:val="mn-MN"/>
-        </w:rPr>
-      </w:pPr>
-      <w:r>
-        <w:rPr>
-          <w:rFonts w:ascii="Courier New" w:hAnsi="Courier New" w:cs="Courier New"/>
-          <w:color w:val="000000" w:themeColor="text1"/>
-          <w:lang w:val="mn-MN"/>
-        </w:rPr>
-        <w:t xml:space="preserve">    }</w:t>
-      </w:r>
-    </w:p>
-    <w:p>
-      <w:pPr>
-        <w:tabs>
-          <w:tab w:val="left" w:pos="720"/>
-        </w:tabs>
-        <w:spacing w:line="278" w:lineRule="auto"/>
-        <w:ind w:left="720"/>
-        <w:rPr>
-          <w:rFonts w:ascii="Courier New" w:hAnsi="Courier New" w:cs="Courier New"/>
-          <w:color w:val="000000" w:themeColor="text1"/>
-          <w:lang w:val="mn-MN"/>
-        </w:rPr>
-      </w:pPr>
-      <w:r>
-        <w:rPr>
-          <w:rFonts w:ascii="Courier New" w:hAnsi="Courier New" w:cs="Courier New"/>
-          <w:color w:val="000000" w:themeColor="text1"/>
-          <w:lang w:val="mn-MN"/>
-        </w:rPr>
-        <w:t xml:space="preserve">    float perimetr() override {</w:t>
-      </w:r>
-    </w:p>
-    <w:p>
-      <w:pPr>
-        <w:tabs>
-          <w:tab w:val="left" w:pos="720"/>
-        </w:tabs>
-        <w:spacing w:line="278" w:lineRule="auto"/>
-        <w:ind w:left="720"/>
-        <w:rPr>
-          <w:rFonts w:ascii="Courier New" w:hAnsi="Courier New" w:cs="Courier New"/>
-          <w:color w:val="000000" w:themeColor="text1"/>
-          <w:lang w:val="mn-MN"/>
-        </w:rPr>
-      </w:pPr>
-      <w:r>
-        <w:rPr>
-          <w:rFonts w:ascii="Courier New" w:hAnsi="Courier New" w:cs="Courier New"/>
-          <w:color w:val="000000" w:themeColor="text1"/>
-          <w:lang w:val="mn-MN"/>
-        </w:rPr>
-        <w:t xml:space="preserve">        return tal1 + tal2 + tal3; </w:t>
-      </w:r>
-    </w:p>
-    <w:p>
-      <w:pPr>
-        <w:tabs>
-          <w:tab w:val="left" w:pos="720"/>
-        </w:tabs>
-        <w:spacing w:line="278" w:lineRule="auto"/>
-        <w:ind w:left="720"/>
-        <w:rPr>
-          <w:rFonts w:ascii="Courier New" w:hAnsi="Courier New" w:cs="Courier New"/>
-          <w:color w:val="000000" w:themeColor="text1"/>
-          <w:lang w:val="mn-MN"/>
-        </w:rPr>
-      </w:pPr>
-      <w:r>
-        <w:rPr>
-          <w:rFonts w:ascii="Courier New" w:hAnsi="Courier New" w:cs="Courier New"/>
-          <w:color w:val="000000" w:themeColor="text1"/>
-          <w:lang w:val="mn-MN"/>
-        </w:rPr>
-        <w:t xml:space="preserve">    }</w:t>
-      </w:r>
-    </w:p>
-    <w:p>
-      <w:pPr>
-        <w:tabs>
-          <w:tab w:val="left" w:pos="720"/>
-        </w:tabs>
-        <w:spacing w:line="278" w:lineRule="auto"/>
-        <w:ind w:left="720"/>
-        <w:rPr>
-          <w:rFonts w:ascii="Courier New" w:hAnsi="Courier New" w:cs="Courier New"/>
-          <w:color w:val="000000" w:themeColor="text1"/>
-          <w:lang w:val="mn-MN"/>
-        </w:rPr>
-      </w:pPr>
-      <w:r>
-        <w:rPr>
-          <w:rFonts w:ascii="Courier New" w:hAnsi="Courier New" w:cs="Courier New"/>
-          <w:color w:val="000000" w:themeColor="text1"/>
-          <w:lang w:val="mn-MN"/>
-        </w:rPr>
-        <w:t xml:space="preserve">    ~Triangle(){}</w:t>
-      </w:r>
-    </w:p>
-    <w:p>
-      <w:pPr>
-        <w:tabs>
-          <w:tab w:val="left" w:pos="720"/>
-        </w:tabs>
-        <w:spacing w:line="278" w:lineRule="auto"/>
-        <w:ind w:left="720"/>
-        <w:rPr>
-          <w:rFonts w:ascii="Courier New" w:hAnsi="Courier New" w:cs="Courier New"/>
-          <w:color w:val="000000" w:themeColor="text1"/>
-          <w:lang w:val="mn-MN"/>
-        </w:rPr>
-      </w:pPr>
-      <w:r>
-        <w:rPr>
-          <w:rFonts w:ascii="Courier New" w:hAnsi="Courier New" w:cs="Courier New"/>
-          <w:color w:val="000000" w:themeColor="text1"/>
-          <w:lang w:val="mn-MN"/>
-        </w:rPr>
-        <w:t>};</w:t>
-      </w:r>
-    </w:p>
-    <w:p>
-      <w:pPr>
-        <w:tabs>
-          <w:tab w:val="left" w:pos="720"/>
-        </w:tabs>
-        <w:spacing w:line="278" w:lineRule="auto"/>
-        <w:ind w:left="720"/>
-        <w:rPr>
-          <w:rFonts w:ascii="Courier New" w:hAnsi="Courier New" w:cs="Courier New"/>
-          <w:color w:val="000000" w:themeColor="text1"/>
-          <w:lang w:val="mn-MN"/>
-        </w:rPr>
-      </w:pPr>
-      <w:r>
-        <w:rPr>
-          <w:rFonts w:ascii="Courier New" w:hAnsi="Courier New" w:cs="Courier New"/>
-          <w:color w:val="000000" w:themeColor="text1"/>
-          <w:lang w:val="mn-MN"/>
-        </w:rPr>
-        <w:t xml:space="preserve"> </w:t>
-      </w:r>
-    </w:p>
-    <w:p>
-      <w:pPr>
-        <w:tabs>
-          <w:tab w:val="left" w:pos="720"/>
-        </w:tabs>
-        <w:spacing w:line="278" w:lineRule="auto"/>
-        <w:ind w:left="720"/>
-        <w:rPr>
-          <w:rFonts w:ascii="Courier New" w:hAnsi="Courier New" w:cs="Courier New"/>
-          <w:color w:val="000000" w:themeColor="text1"/>
-          <w:lang w:val="mn-MN"/>
-        </w:rPr>
-      </w:pPr>
-      <w:r>
-        <w:rPr>
-          <w:rFonts w:ascii="Courier New" w:hAnsi="Courier New" w:cs="Courier New"/>
-          <w:color w:val="000000" w:themeColor="text1"/>
-          <w:lang w:val="mn-MN"/>
-        </w:rPr>
-        <w:t>void bubbleSort(Shape2D** shapes, int n) {</w:t>
-      </w:r>
-    </w:p>
-    <w:p>
-      <w:pPr>
-        <w:tabs>
-          <w:tab w:val="left" w:pos="720"/>
-        </w:tabs>
-        <w:spacing w:line="278" w:lineRule="auto"/>
-        <w:ind w:left="720"/>
-        <w:rPr>
-          <w:rFonts w:ascii="Courier New" w:hAnsi="Courier New" w:cs="Courier New"/>
-          <w:color w:val="000000" w:themeColor="text1"/>
-          <w:lang w:val="mn-MN"/>
-        </w:rPr>
-      </w:pPr>
-      <w:r>
-        <w:rPr>
-          <w:rFonts w:ascii="Courier New" w:hAnsi="Courier New" w:cs="Courier New"/>
-          <w:color w:val="000000" w:themeColor="text1"/>
-          <w:lang w:val="mn-MN"/>
-        </w:rPr>
-        <w:t xml:space="preserve">    for(int i = 0; i &lt; n - 1; i++) {</w:t>
-      </w:r>
-    </w:p>
-    <w:p>
-      <w:pPr>
-        <w:tabs>
-          <w:tab w:val="left" w:pos="720"/>
-        </w:tabs>
-        <w:spacing w:line="278" w:lineRule="auto"/>
-        <w:ind w:left="720"/>
-        <w:rPr>
-          <w:rFonts w:ascii="Courier New" w:hAnsi="Courier New" w:cs="Courier New"/>
-          <w:color w:val="000000" w:themeColor="text1"/>
-          <w:lang w:val="mn-MN"/>
-        </w:rPr>
-      </w:pPr>
-      <w:r>
-        <w:rPr>
-          <w:rFonts w:ascii="Courier New" w:hAnsi="Courier New" w:cs="Courier New"/>
-          <w:color w:val="000000" w:themeColor="text1"/>
-          <w:lang w:val="mn-MN"/>
-        </w:rPr>
-        <w:t xml:space="preserve">        for(int j = 0; j &lt; n - i - 1; j++) {</w:t>
-      </w:r>
-    </w:p>
-    <w:p>
-      <w:pPr>
-        <w:tabs>
-          <w:tab w:val="left" w:pos="720"/>
-        </w:tabs>
-        <w:spacing w:line="278" w:lineRule="auto"/>
-        <w:ind w:left="720"/>
-        <w:rPr>
-          <w:rFonts w:ascii="Courier New" w:hAnsi="Courier New" w:cs="Courier New"/>
-          <w:color w:val="000000" w:themeColor="text1"/>
-          <w:lang w:val="mn-MN"/>
-        </w:rPr>
-      </w:pPr>
-      <w:r>
-        <w:rPr>
-          <w:rFonts w:ascii="Courier New" w:hAnsi="Courier New" w:cs="Courier New"/>
-          <w:color w:val="000000" w:themeColor="text1"/>
-          <w:lang w:val="mn-MN"/>
-        </w:rPr>
-        <w:t xml:space="preserve">            if(shapes[j]-&gt;talbai() &gt; shapes[j + 1]-&gt;talbai()) {</w:t>
-      </w:r>
-    </w:p>
-    <w:p>
-      <w:pPr>
-        <w:tabs>
-          <w:tab w:val="left" w:pos="720"/>
-        </w:tabs>
-        <w:spacing w:line="278" w:lineRule="auto"/>
-        <w:ind w:left="720"/>
-        <w:rPr>
-          <w:rFonts w:ascii="Courier New" w:hAnsi="Courier New" w:cs="Courier New"/>
-          <w:color w:val="000000" w:themeColor="text1"/>
-          <w:lang w:val="mn-MN"/>
-        </w:rPr>
-      </w:pPr>
-      <w:r>
-        <w:rPr>
-          <w:rFonts w:ascii="Courier New" w:hAnsi="Courier New" w:cs="Courier New"/>
-          <w:color w:val="000000" w:themeColor="text1"/>
-          <w:lang w:val="mn-MN"/>
-        </w:rPr>
-        <w:lastRenderedPageBreak/>
-        <w:t xml:space="preserve">                swap(shapes[j], shapes[j + 1]);</w:t>
-      </w:r>
-    </w:p>
-    <w:p>
-      <w:pPr>
-        <w:tabs>
-          <w:tab w:val="left" w:pos="720"/>
-        </w:tabs>
-        <w:spacing w:line="278" w:lineRule="auto"/>
-        <w:ind w:left="720"/>
-        <w:rPr>
-          <w:rFonts w:ascii="Courier New" w:hAnsi="Courier New" w:cs="Courier New"/>
-          <w:color w:val="000000" w:themeColor="text1"/>
-          <w:lang w:val="mn-MN"/>
-        </w:rPr>
-      </w:pPr>
-      <w:r>
-        <w:rPr>
-          <w:rFonts w:ascii="Courier New" w:hAnsi="Courier New" w:cs="Courier New"/>
-          <w:color w:val="000000" w:themeColor="text1"/>
-          <w:lang w:val="mn-MN"/>
-        </w:rPr>
-        <w:t xml:space="preserve">            }</w:t>
-      </w:r>
-    </w:p>
-    <w:p>
-      <w:pPr>
-        <w:tabs>
-          <w:tab w:val="left" w:pos="720"/>
-        </w:tabs>
-        <w:spacing w:line="278" w:lineRule="auto"/>
-        <w:ind w:left="720"/>
-        <w:rPr>
-          <w:rFonts w:ascii="Courier New" w:hAnsi="Courier New" w:cs="Courier New"/>
-          <w:color w:val="000000" w:themeColor="text1"/>
-          <w:lang w:val="mn-MN"/>
-        </w:rPr>
-      </w:pPr>
-      <w:r>
-        <w:rPr>
-          <w:rFonts w:ascii="Courier New" w:hAnsi="Courier New" w:cs="Courier New"/>
-          <w:color w:val="000000" w:themeColor="text1"/>
-          <w:lang w:val="mn-MN"/>
-        </w:rPr>
-        <w:t xml:space="preserve">        }</w:t>
-      </w:r>
-    </w:p>
-    <w:p>
-      <w:pPr>
-        <w:tabs>
-          <w:tab w:val="left" w:pos="720"/>
-        </w:tabs>
-        <w:spacing w:line="278" w:lineRule="auto"/>
-        <w:ind w:left="720"/>
-        <w:rPr>
-          <w:rFonts w:ascii="Courier New" w:hAnsi="Courier New" w:cs="Courier New"/>
-          <w:color w:val="000000" w:themeColor="text1"/>
-          <w:lang w:val="mn-MN"/>
-        </w:rPr>
-      </w:pPr>
-      <w:r>
-        <w:rPr>
-          <w:rFonts w:ascii="Courier New" w:hAnsi="Courier New" w:cs="Courier New"/>
-          <w:color w:val="000000" w:themeColor="text1"/>
-          <w:lang w:val="mn-MN"/>
-        </w:rPr>
-        <w:t xml:space="preserve">    }</w:t>
-      </w:r>
-    </w:p>
-    <w:p>
-      <w:pPr>
-        <w:tabs>
-          <w:tab w:val="left" w:pos="720"/>
-        </w:tabs>
-        <w:spacing w:line="278" w:lineRule="auto"/>
-        <w:ind w:left="720"/>
-        <w:rPr>
-          <w:rFonts w:ascii="Courier New" w:hAnsi="Courier New" w:cs="Courier New"/>
-          <w:color w:val="000000" w:themeColor="text1"/>
-          <w:lang w:val="mn-MN"/>
-        </w:rPr>
-      </w:pPr>
-      <w:r>
-        <w:rPr>
-          <w:rFonts w:ascii="Courier New" w:hAnsi="Courier New" w:cs="Courier New"/>
-          <w:color w:val="000000" w:themeColor="text1"/>
-          <w:lang w:val="mn-MN"/>
-        </w:rPr>
-        <w:t xml:space="preserve">} </w:t>
-      </w:r>
-    </w:p>
-    <w:p>
-      <w:pPr>
-        <w:tabs>
-          <w:tab w:val="left" w:pos="720"/>
-        </w:tabs>
-        <w:spacing w:line="278" w:lineRule="auto"/>
-        <w:ind w:left="720"/>
-        <w:rPr>
-          <w:rFonts w:ascii="Courier New" w:hAnsi="Courier New" w:cs="Courier New"/>
-          <w:color w:val="000000" w:themeColor="text1"/>
-          <w:lang w:val="mn-MN"/>
-        </w:rPr>
-      </w:pPr>
-      <w:r>
-        <w:rPr>
-          <w:rFonts w:ascii="Courier New" w:hAnsi="Courier New" w:cs="Courier New"/>
-          <w:color w:val="000000" w:themeColor="text1"/>
-          <w:lang w:val="mn-MN"/>
-        </w:rPr>
-        <w:t>int main() {</w:t>
-      </w:r>
-    </w:p>
-    <w:p>
-      <w:pPr>
-        <w:tabs>
-          <w:tab w:val="left" w:pos="720"/>
-        </w:tabs>
-        <w:spacing w:line="278" w:lineRule="auto"/>
-        <w:ind w:left="720"/>
-        <w:rPr>
-          <w:rFonts w:ascii="Courier New" w:hAnsi="Courier New" w:cs="Courier New"/>
-          <w:color w:val="000000" w:themeColor="text1"/>
-          <w:lang w:val="mn-MN"/>
-        </w:rPr>
-      </w:pPr>
-      <w:r>
-        <w:rPr>
-          <w:rFonts w:ascii="Courier New" w:hAnsi="Courier New" w:cs="Courier New"/>
-          <w:color w:val="000000" w:themeColor="text1"/>
-          <w:lang w:val="mn-MN"/>
-        </w:rPr>
-        <w:t>int n</w:t>
-      </w:r>
-      <w:r>
-        <w:rPr>
-          <w:rFonts w:ascii="Courier New" w:hAnsi="Courier New" w:cs="Courier New"/>
-          <w:color w:val="000000" w:themeColor="text1"/>
-          <w:lang w:val="mn-MN"/>
-        </w:rPr>
-        <w:t xml:space="preserve"> </w:t>
-      </w:r>
-      <w:r>
-        <w:rPr>
-          <w:rFonts w:ascii="Courier New" w:hAnsi="Courier New" w:cs="Courier New"/>
-          <w:color w:val="000000" w:themeColor="text1"/>
-        </w:rPr>
-        <w:t>= 6</w:t>
-      </w:r>
-      <w:r>
-        <w:rPr>
-          <w:rFonts w:ascii="Courier New" w:hAnsi="Courier New" w:cs="Courier New"/>
-          <w:color w:val="000000" w:themeColor="text1"/>
-          <w:lang w:val="mn-MN"/>
-        </w:rPr>
-        <w:t xml:space="preserve"> ; </w:t>
-      </w:r>
-    </w:p>
-    <w:p>
-      <w:pPr>
-        <w:tabs>
-          <w:tab w:val="left" w:pos="720"/>
-        </w:tabs>
-        <w:spacing w:line="278" w:lineRule="auto"/>
-        <w:rPr>
-          <w:rFonts w:ascii="Courier New" w:hAnsi="Courier New" w:cs="Courier New"/>
-          <w:color w:val="000000" w:themeColor="text1"/>
-          <w:lang w:val="mn-MN"/>
-        </w:rPr>
-      </w:pPr>
-    </w:p>
-    <w:p>
-      <w:pPr>
-        <w:tabs>
-          <w:tab w:val="left" w:pos="720"/>
-        </w:tabs>
-        <w:spacing w:line="278" w:lineRule="auto"/>
-        <w:ind w:left="720"/>
-        <w:rPr>
-          <w:rFonts w:ascii="Courier New" w:hAnsi="Courier New" w:cs="Courier New"/>
-          <w:color w:val="000000" w:themeColor="text1"/>
-          <w:lang w:val="mn-MN"/>
-        </w:rPr>
-      </w:pPr>
-      <w:r>
-        <w:rPr>
-          <w:rFonts w:ascii="Courier New" w:hAnsi="Courier New" w:cs="Courier New"/>
-          <w:color w:val="000000" w:themeColor="text1"/>
-          <w:lang w:val="mn-MN"/>
-        </w:rPr>
-        <w:t>Shape2D** shapes = new Shape2D*[n];</w:t>
-      </w:r>
-    </w:p>
-    <w:p>
-      <w:pPr>
-        <w:tabs>
-          <w:tab w:val="left" w:pos="720"/>
-        </w:tabs>
-        <w:spacing w:line="278" w:lineRule="auto"/>
-        <w:ind w:left="720"/>
-        <w:rPr>
-          <w:rFonts w:ascii="Courier New" w:hAnsi="Courier New" w:cs="Courier New"/>
-          <w:color w:val="000000" w:themeColor="text1"/>
-          <w:lang w:val="mn-MN"/>
-        </w:rPr>
-      </w:pPr>
-    </w:p>
-    <w:p>
-      <w:pPr>
-        <w:tabs>
-          <w:tab w:val="left" w:pos="720"/>
-        </w:tabs>
-        <w:spacing w:line="278" w:lineRule="auto"/>
-        <w:ind w:left="720"/>
-        <w:rPr>
-          <w:rFonts w:ascii="Courier New" w:hAnsi="Courier New" w:cs="Courier New"/>
-          <w:color w:val="000000" w:themeColor="text1"/>
-          <w:lang w:val="mn-MN"/>
-        </w:rPr>
-      </w:pPr>
-      <w:r>
-        <w:rPr>
-          <w:rFonts w:ascii="Courier New" w:hAnsi="Courier New" w:cs="Courier New"/>
-          <w:color w:val="000000" w:themeColor="text1"/>
-          <w:lang w:val="mn-MN"/>
-        </w:rPr>
-        <w:t>shapes[0] = new Circle({0,0}, 5, "Circle1");</w:t>
-      </w:r>
-    </w:p>
-    <w:p>
-      <w:pPr>
-        <w:tabs>
-          <w:tab w:val="left" w:pos="720"/>
-        </w:tabs>
-        <w:spacing w:line="278" w:lineRule="auto"/>
-        <w:ind w:left="720"/>
-        <w:rPr>
-          <w:rFonts w:ascii="Courier New" w:hAnsi="Courier New" w:cs="Courier New"/>
-          <w:color w:val="000000" w:themeColor="text1"/>
-          <w:lang w:val="mn-MN"/>
-        </w:rPr>
-      </w:pPr>
-      <w:r>
-        <w:rPr>
-          <w:rFonts w:ascii="Courier New" w:hAnsi="Courier New" w:cs="Courier New"/>
-          <w:color w:val="000000" w:themeColor="text1"/>
-          <w:lang w:val="mn-MN"/>
-        </w:rPr>
-        <w:t>shapes[1] = new Square({0,10}, 4, "Square1");</w:t>
-      </w:r>
-    </w:p>
-    <w:p>
-      <w:pPr>
-        <w:tabs>
-          <w:tab w:val="left" w:pos="720"/>
-        </w:tabs>
-        <w:spacing w:line="278" w:lineRule="auto"/>
-        <w:ind w:left="720"/>
-        <w:rPr>
-          <w:rFonts w:ascii="Courier New" w:hAnsi="Courier New" w:cs="Courier New"/>
-          <w:color w:val="000000" w:themeColor="text1"/>
-          <w:lang w:val="mn-MN"/>
-        </w:rPr>
-      </w:pPr>
-      <w:r>
-        <w:rPr>
-          <w:rFonts w:ascii="Courier New" w:hAnsi="Courier New" w:cs="Courier New"/>
-          <w:color w:val="000000" w:themeColor="text1"/>
-          <w:lang w:val="mn-MN"/>
-        </w:rPr>
-        <w:t>shapes[2] = new Triangle({0,10}, 6, "Triangle1");</w:t>
-      </w:r>
-    </w:p>
-    <w:p>
-      <w:pPr>
-        <w:tabs>
-          <w:tab w:val="left" w:pos="720"/>
-        </w:tabs>
-        <w:spacing w:line="278" w:lineRule="auto"/>
-        <w:ind w:left="720"/>
-        <w:rPr>
-          <w:rFonts w:ascii="Courier New" w:hAnsi="Courier New" w:cs="Courier New"/>
-          <w:color w:val="000000" w:themeColor="text1"/>
-          <w:lang w:val="mn-MN"/>
-        </w:rPr>
-      </w:pPr>
-      <w:r>
-        <w:rPr>
-          <w:rFonts w:ascii="Courier New" w:hAnsi="Courier New" w:cs="Courier New"/>
-          <w:color w:val="000000" w:themeColor="text1"/>
-          <w:lang w:val="mn-MN"/>
-        </w:rPr>
-        <w:t>shapes[3] = new Circle({1,1}, 3, "Circle2");</w:t>
-      </w:r>
-    </w:p>
-    <w:p>
-      <w:pPr>
-        <w:tabs>
-          <w:tab w:val="left" w:pos="720"/>
-        </w:tabs>
-        <w:spacing w:line="278" w:lineRule="auto"/>
-        <w:ind w:left="720"/>
-        <w:rPr>
-          <w:rFonts w:ascii="Courier New" w:hAnsi="Courier New" w:cs="Courier New"/>
-          <w:color w:val="000000" w:themeColor="text1"/>
-          <w:lang w:val="mn-MN"/>
-        </w:rPr>
-      </w:pPr>
-      <w:r>
-        <w:rPr>
-          <w:rFonts w:ascii="Courier New" w:hAnsi="Courier New" w:cs="Courier New"/>
-          <w:color w:val="000000" w:themeColor="text1"/>
-          <w:lang w:val="mn-MN"/>
-        </w:rPr>
-        <w:t>shapes[4] = new Square({2,8}, 2, "Square2");</w:t>
-      </w:r>
-    </w:p>
-    <w:p>
-      <w:pPr>
-        <w:tabs>
-          <w:tab w:val="left" w:pos="720"/>
-        </w:tabs>
-        <w:spacing w:line="278" w:lineRule="auto"/>
-        <w:ind w:left="720"/>
-        <w:rPr>
-          <w:rFonts w:ascii="Courier New" w:hAnsi="Courier New" w:cs="Courier New"/>
-          <w:color w:val="000000" w:themeColor="text1"/>
-          <w:lang w:val="mn-MN"/>
-        </w:rPr>
-      </w:pPr>
-      <w:r>
-        <w:rPr>
-          <w:rFonts w:ascii="Courier New" w:hAnsi="Courier New" w:cs="Courier New"/>
-          <w:color w:val="000000" w:themeColor="text1"/>
-          <w:lang w:val="mn-MN"/>
-        </w:rPr>
-        <w:t>shapes[5] = new Triangle({2,5}, 4, "Triangle2");</w:t>
-      </w:r>
-    </w:p>
-    <w:p>
-      <w:pPr>
-        <w:tabs>
-          <w:tab w:val="left" w:pos="720"/>
-        </w:tabs>
-        <w:spacing w:line="278" w:lineRule="auto"/>
-        <w:ind w:left="720"/>
-        <w:rPr>
-          <w:rFonts w:ascii="Courier New" w:hAnsi="Courier New" w:cs="Courier New"/>
-          <w:color w:val="000000" w:themeColor="text1"/>
-          <w:lang w:val="mn-MN"/>
-        </w:rPr>
-      </w:pPr>
-    </w:p>
-    <w:p>
-      <w:pPr>
-        <w:tabs>
-          <w:tab w:val="left" w:pos="720"/>
-        </w:tabs>
-        <w:spacing w:line="278" w:lineRule="auto"/>
-        <w:ind w:left="720"/>
-        <w:rPr>
-          <w:rFonts w:ascii="Courier New" w:hAnsi="Courier New" w:cs="Courier New"/>
-          <w:color w:val="000000" w:themeColor="text1"/>
-          <w:lang w:val="mn-MN"/>
-        </w:rPr>
-      </w:pPr>
-    </w:p>
-    <w:p>
-      <w:pPr>
-        <w:tabs>
-          <w:tab w:val="left" w:pos="720"/>
-        </w:tabs>
-        <w:spacing w:line="278" w:lineRule="auto"/>
-        <w:ind w:left="720"/>
-        <w:rPr>
-          <w:rFonts w:ascii="Courier New" w:hAnsi="Courier New" w:cs="Courier New"/>
-          <w:color w:val="000000" w:themeColor="text1"/>
-          <w:lang w:val="mn-MN"/>
-        </w:rPr>
-      </w:pPr>
-      <w:r>
-        <w:rPr>
-          <w:rFonts w:ascii="Courier New" w:hAnsi="Courier New" w:cs="Courier New"/>
-          <w:color w:val="000000" w:themeColor="text1"/>
-          <w:lang w:val="mn-MN"/>
-        </w:rPr>
-        <w:t>for(int i = 0; i &lt; n - 1; i++){</w:t>
-      </w:r>
-    </w:p>
-    <w:p>
-      <w:pPr>
-        <w:tabs>
-          <w:tab w:val="left" w:pos="720"/>
-        </w:tabs>
-        <w:spacing w:line="278" w:lineRule="auto"/>
-        <w:ind w:left="720"/>
-        <w:rPr>
-          <w:rFonts w:ascii="Courier New" w:hAnsi="Courier New" w:cs="Courier New"/>
-          <w:color w:val="000000" w:themeColor="text1"/>
-          <w:lang w:val="mn-MN"/>
-        </w:rPr>
-      </w:pPr>
-      <w:r>
-        <w:rPr>
-          <w:rFonts w:ascii="Courier New" w:hAnsi="Courier New" w:cs="Courier New"/>
-          <w:color w:val="000000" w:themeColor="text1"/>
-          <w:lang w:val="mn-MN"/>
-        </w:rPr>
-        <w:t xml:space="preserve">    for(int j = 0; j &lt; n - i - 1; j++){</w:t>
-      </w:r>
-    </w:p>
-    <w:p>
-      <w:pPr>
-        <w:tabs>
-          <w:tab w:val="left" w:pos="720"/>
-        </w:tabs>
-        <w:spacing w:line="278" w:lineRule="auto"/>
-        <w:ind w:left="720"/>
-        <w:rPr>
-          <w:rFonts w:ascii="Courier New" w:hAnsi="Courier New" w:cs="Courier New"/>
-          <w:color w:val="000000" w:themeColor="text1"/>
-          <w:lang w:val="mn-MN"/>
-        </w:rPr>
-      </w:pPr>
-      <w:r>
-        <w:rPr>
-          <w:rFonts w:ascii="Courier New" w:hAnsi="Courier New" w:cs="Courier New"/>
-          <w:color w:val="000000" w:themeColor="text1"/>
-          <w:lang w:val="mn-MN"/>
-        </w:rPr>
-        <w:t xml:space="preserve">        if(shapes[j]-&gt;talbai() &gt; shapes[j + 1]-&gt;talbai()){</w:t>
-      </w:r>
-    </w:p>
-    <w:p>
-      <w:pPr>
-        <w:tabs>
-          <w:tab w:val="left" w:pos="720"/>
-        </w:tabs>
-        <w:spacing w:line="278" w:lineRule="auto"/>
-        <w:ind w:left="720"/>
-        <w:rPr>
-          <w:rFonts w:ascii="Courier New" w:hAnsi="Courier New" w:cs="Courier New"/>
-          <w:color w:val="000000" w:themeColor="text1"/>
-          <w:lang w:val="mn-MN"/>
-        </w:rPr>
-      </w:pPr>
-      <w:r>
-        <w:rPr>
-          <w:rFonts w:ascii="Courier New" w:hAnsi="Courier New" w:cs="Courier New"/>
-          <w:color w:val="000000" w:themeColor="text1"/>
-          <w:lang w:val="mn-MN"/>
-        </w:rPr>
-        <w:t xml:space="preserve">            swap(shapes[j], shapes[j + 1]);</w:t>
-      </w:r>
-    </w:p>
-    <w:p>
-      <w:pPr>
-        <w:tabs>
-          <w:tab w:val="left" w:pos="720"/>
-        </w:tabs>
-        <w:spacing w:line="278" w:lineRule="auto"/>
-        <w:ind w:left="720"/>
-        <w:rPr>
-          <w:rFonts w:ascii="Courier New" w:hAnsi="Courier New" w:cs="Courier New"/>
-          <w:color w:val="000000" w:themeColor="text1"/>
-          <w:lang w:val="mn-MN"/>
-        </w:rPr>
-      </w:pPr>
-      <w:r>
-        <w:rPr>
-          <w:rFonts w:ascii="Courier New" w:hAnsi="Courier New" w:cs="Courier New"/>
-          <w:color w:val="000000" w:themeColor="text1"/>
-          <w:lang w:val="mn-MN"/>
-        </w:rPr>
-        <w:t xml:space="preserve">        }</w:t>
-      </w:r>
-    </w:p>
-    <w:p>
-      <w:pPr>
-        <w:tabs>
-          <w:tab w:val="left" w:pos="720"/>
-        </w:tabs>
-        <w:spacing w:line="278" w:lineRule="auto"/>
-        <w:ind w:left="720"/>
-        <w:rPr>
-          <w:rFonts w:ascii="Courier New" w:hAnsi="Courier New" w:cs="Courier New"/>
-          <w:color w:val="000000" w:themeColor="text1"/>
-          <w:lang w:val="mn-MN"/>
-        </w:rPr>
-      </w:pPr>
-      <w:r>
-        <w:rPr>
-          <w:rFonts w:ascii="Courier New" w:hAnsi="Courier New" w:cs="Courier New"/>
-          <w:color w:val="000000" w:themeColor="text1"/>
-          <w:lang w:val="mn-MN"/>
-        </w:rPr>
-        <w:t xml:space="preserve">    }</w:t>
-      </w:r>
-    </w:p>
-    <w:p>
-      <w:pPr>
-        <w:tabs>
-          <w:tab w:val="left" w:pos="720"/>
-        </w:tabs>
-        <w:spacing w:line="278" w:lineRule="auto"/>
-        <w:ind w:left="720"/>
-        <w:rPr>
-          <w:rFonts w:ascii="Courier New" w:hAnsi="Courier New" w:cs="Courier New"/>
-          <w:color w:val="000000" w:themeColor="text1"/>
-          <w:lang w:val="mn-MN"/>
-        </w:rPr>
-      </w:pPr>
-      <w:r>
-        <w:rPr>
-          <w:rFonts w:ascii="Courier New" w:hAnsi="Courier New" w:cs="Courier New"/>
-          <w:color w:val="000000" w:themeColor="text1"/>
-          <w:lang w:val="mn-MN"/>
-        </w:rPr>
-        <w:t>}</w:t>
-      </w:r>
-    </w:p>
-    <w:p>
-      <w:pPr>
-        <w:tabs>
-          <w:tab w:val="left" w:pos="720"/>
-        </w:tabs>
-        <w:spacing w:line="278" w:lineRule="auto"/>
-        <w:ind w:left="720"/>
-        <w:rPr>
-          <w:rFonts w:ascii="Courier New" w:hAnsi="Courier New" w:cs="Courier New"/>
-          <w:color w:val="000000" w:themeColor="text1"/>
-          <w:lang w:val="mn-MN"/>
-        </w:rPr>
-      </w:pPr>
-    </w:p>
-    <w:p>
-      <w:pPr>
-        <w:tabs>
-          <w:tab w:val="left" w:pos="720"/>
-        </w:tabs>
-        <w:spacing w:line="278" w:lineRule="auto"/>
-        <w:ind w:left="720"/>
-        <w:rPr>
-          <w:rFonts w:ascii="Courier New" w:hAnsi="Courier New" w:cs="Courier New"/>
-          <w:color w:val="000000" w:themeColor="text1"/>
-          <w:lang w:val="mn-MN"/>
-        </w:rPr>
-      </w:pPr>
-    </w:p>
-    <w:p>
-      <w:pPr>
-        <w:tabs>
-          <w:tab w:val="left" w:pos="720"/>
-        </w:tabs>
-        <w:spacing w:line="278" w:lineRule="auto"/>
-        <w:ind w:left="720"/>
-        <w:rPr>
-          <w:rFonts w:ascii="Courier New" w:hAnsi="Courier New" w:cs="Courier New"/>
-          <w:color w:val="000000" w:themeColor="text1"/>
-          <w:lang w:val="mn-MN"/>
-        </w:rPr>
-      </w:pPr>
-      <w:r>
-        <w:rPr>
-          <w:rFonts w:ascii="Courier New" w:hAnsi="Courier New" w:cs="Courier New"/>
-          <w:color w:val="000000" w:themeColor="text1"/>
-          <w:lang w:val="mn-MN"/>
-        </w:rPr>
-        <w:t>cout &lt;&lt; "=== Sorted by area ===\n";</w:t>
-      </w:r>
-    </w:p>
-    <w:p>
-      <w:pPr>
-        <w:tabs>
-          <w:tab w:val="left" w:pos="720"/>
-        </w:tabs>
-        <w:spacing w:line="278" w:lineRule="auto"/>
-        <w:ind w:left="720"/>
-        <w:rPr>
-          <w:rFonts w:ascii="Courier New" w:hAnsi="Courier New" w:cs="Courier New"/>
-          <w:color w:val="000000" w:themeColor="text1"/>
-          <w:lang w:val="mn-MN"/>
-        </w:rPr>
-      </w:pPr>
-    </w:p>
-    <w:p>
-      <w:pPr>
-        <w:tabs>
-          <w:tab w:val="left" w:pos="720"/>
-        </w:tabs>
-        <w:spacing w:line="278" w:lineRule="auto"/>
-        <w:ind w:left="720"/>
-        <w:rPr>
-          <w:rFonts w:ascii="Courier New" w:hAnsi="Courier New" w:cs="Courier New"/>
-          <w:color w:val="000000" w:themeColor="text1"/>
-          <w:lang w:val="mn-MN"/>
-        </w:rPr>
-      </w:pPr>
-      <w:r>
-        <w:rPr>
-          <w:rFonts w:ascii="Courier New" w:hAnsi="Courier New" w:cs="Courier New"/>
-          <w:color w:val="000000" w:themeColor="text1"/>
-          <w:lang w:val="mn-MN"/>
-        </w:rPr>
-        <w:t>for(int i = 0; i &lt; n; i++){</w:t>
-      </w:r>
-    </w:p>
-    <w:p>
-      <w:pPr>
-        <w:tabs>
-          <w:tab w:val="left" w:pos="720"/>
-        </w:tabs>
-        <w:spacing w:line="278" w:lineRule="auto"/>
-        <w:ind w:left="720"/>
-        <w:rPr>
-          <w:rFonts w:ascii="Courier New" w:hAnsi="Courier New" w:cs="Courier New"/>
-          <w:color w:val="000000" w:themeColor="text1"/>
-          <w:lang w:val="mn-MN"/>
-        </w:rPr>
-      </w:pPr>
-      <w:r>
-        <w:rPr>
-          <w:rFonts w:ascii="Courier New" w:hAnsi="Courier New" w:cs="Courier New"/>
-          <w:color w:val="000000" w:themeColor="text1"/>
-          <w:lang w:val="mn-MN"/>
-        </w:rPr>
-        <w:t xml:space="preserve">    cout &lt;&lt; shapes[i]-&gt;getName() &lt;&lt; endl;</w:t>
-      </w:r>
-    </w:p>
-    <w:p>
-      <w:pPr>
-        <w:tabs>
-          <w:tab w:val="left" w:pos="720"/>
-        </w:tabs>
-        <w:spacing w:line="278" w:lineRule="auto"/>
-        <w:ind w:left="720"/>
-        <w:rPr>
-          <w:rFonts w:ascii="Courier New" w:hAnsi="Courier New" w:cs="Courier New"/>
-          <w:color w:val="000000" w:themeColor="text1"/>
-          <w:lang w:val="mn-MN"/>
-        </w:rPr>
-      </w:pPr>
-      <w:r>
-        <w:rPr>
-          <w:rFonts w:ascii="Courier New" w:hAnsi="Courier New" w:cs="Courier New"/>
-          <w:color w:val="000000" w:themeColor="text1"/>
-          <w:lang w:val="mn-MN"/>
-        </w:rPr>
-        <w:t xml:space="preserve">    cout &lt;&lt; "Talbai: " &lt;&lt; shapes[i]-&gt;talbai() &lt;&lt; endl;</w:t>
-      </w:r>
-    </w:p>
-    <w:p>
-      <w:pPr>
-        <w:tabs>
-          <w:tab w:val="left" w:pos="720"/>
-        </w:tabs>
-        <w:spacing w:line="278" w:lineRule="auto"/>
-        <w:ind w:left="720"/>
-        <w:rPr>
-          <w:rFonts w:ascii="Courier New" w:hAnsi="Courier New" w:cs="Courier New"/>
-          <w:color w:val="000000" w:themeColor="text1"/>
-          <w:lang w:val="mn-MN"/>
-        </w:rPr>
-      </w:pPr>
-      <w:r>
-        <w:rPr>
-          <w:rFonts w:ascii="Courier New" w:hAnsi="Courier New" w:cs="Courier New"/>
-          <w:color w:val="000000" w:themeColor="text1"/>
-          <w:lang w:val="mn-MN"/>
-        </w:rPr>
-        <w:t xml:space="preserve">    cout &lt;&lt; "Perimetr: " &lt;&lt; shapes[i]-&gt;perimetr() &lt;&lt; endl;</w:t>
-      </w:r>
-    </w:p>
-    <w:p>
-      <w:pPr>
-        <w:tabs>
-          <w:tab w:val="left" w:pos="720"/>
-        </w:tabs>
-        <w:spacing w:line="278" w:lineRule="auto"/>
-        <w:ind w:left="720"/>
-        <w:rPr>
-          <w:rFonts w:ascii="Courier New" w:hAnsi="Courier New" w:cs="Courier New"/>
-          <w:color w:val="000000" w:themeColor="text1"/>
-          <w:lang w:val="mn-MN"/>
-        </w:rPr>
-      </w:pPr>
-      <w:r>
-        <w:rPr>
-          <w:rFonts w:ascii="Courier New" w:hAnsi="Courier New" w:cs="Courier New"/>
-          <w:color w:val="000000" w:themeColor="text1"/>
-          <w:lang w:val="mn-MN"/>
-        </w:rPr>
-        <w:t xml:space="preserve">    cout &lt;&lt; "------------------" &lt;&lt; endl;</w:t>
-      </w:r>
-    </w:p>
-    <w:p>
-      <w:pPr>
-        <w:tabs>
-          <w:tab w:val="left" w:pos="720"/>
-        </w:tabs>
-        <w:spacing w:line="278" w:lineRule="auto"/>
-        <w:ind w:left="720"/>
-        <w:rPr>
-          <w:rFonts w:ascii="Courier New" w:hAnsi="Courier New" w:cs="Courier New"/>
-          <w:color w:val="000000" w:themeColor="text1"/>
-          <w:lang w:val="mn-MN"/>
-        </w:rPr>
-      </w:pPr>
-      <w:r>
-        <w:rPr>
-          <w:rFonts w:ascii="Courier New" w:hAnsi="Courier New" w:cs="Courier New"/>
-          <w:color w:val="000000" w:themeColor="text1"/>
-          <w:lang w:val="mn-MN"/>
-        </w:rPr>
-        <w:t>}</w:t>
-      </w:r>
-    </w:p>
-    <w:p>
-      <w:pPr>
-        <w:tabs>
-          <w:tab w:val="left" w:pos="720"/>
-        </w:tabs>
-        <w:spacing w:line="278" w:lineRule="auto"/>
-        <w:ind w:left="720"/>
-        <w:rPr>
-          <w:rFonts w:ascii="Courier New" w:hAnsi="Courier New" w:cs="Courier New"/>
-          <w:color w:val="000000" w:themeColor="text1"/>
-          <w:lang w:val="mn-MN"/>
-        </w:rPr>
-      </w:pPr>
-    </w:p>
-    <w:p>
-      <w:pPr>
-        <w:tabs>
-          <w:tab w:val="left" w:pos="720"/>
-        </w:tabs>
-        <w:spacing w:line="278" w:lineRule="auto"/>
-        <w:ind w:left="720"/>
-        <w:rPr>
-          <w:rFonts w:ascii="Courier New" w:hAnsi="Courier New" w:cs="Courier New"/>
-          <w:color w:val="000000" w:themeColor="text1"/>
-          <w:lang w:val="mn-MN"/>
-        </w:rPr>
-      </w:pPr>
-      <w:r>
-        <w:rPr>
-          <w:rFonts w:ascii="Courier New" w:hAnsi="Courier New" w:cs="Courier New"/>
-          <w:color w:val="000000" w:themeColor="text1"/>
-          <w:lang w:val="mn-MN"/>
-        </w:rPr>
         <w:t>for(int i = 0; i &lt; n; i++){</w:t>
       </w:r>
     </w:p>
